--- a/FASE 1/Evidencias Grupales/1.5_GuiaEstudiante_Fase 1_Definicion Proyecto APT (Espanol).docx
+++ b/FASE 1/Evidencias Grupales/1.5_GuiaEstudiante_Fase 1_Definicion Proyecto APT (Espanol).docx
@@ -234,12 +234,12 @@
                 <wp:extent cx="6580505" cy="1486535"/>
                 <wp:effectExtent b="0" l="0" r="0" t="0"/>
                 <wp:wrapNone/>
-                <wp:docPr id="48" name="image2.png"/>
+                <wp:docPr id="48" name="image4.png"/>
                 <a:graphic>
                   <a:graphicData uri="http://schemas.openxmlformats.org/drawingml/2006/picture">
                     <pic:pic>
                       <pic:nvPicPr>
-                        <pic:cNvPr id="0" name="image2.png"/>
+                        <pic:cNvPr id="0" name="image4.png"/>
                         <pic:cNvPicPr preferRelativeResize="0"/>
                       </pic:nvPicPr>
                       <pic:blipFill>
@@ -574,14 +574,16 @@
           <w:p>
             <w:pPr>
               <w:rPr>
-                <w:rFonts w:ascii="Calibri" w:cs="Calibri" w:eastAsia="Calibri" w:hAnsi="Calibri"/>
-                <w:color w:val="1f3864"/>
-              </w:rPr>
-            </w:pPr>
-            <w:r>
-              <w:rPr>
-                <w:rFonts w:ascii="Calibri" w:cs="Calibri" w:eastAsia="Calibri" w:hAnsi="Calibri"/>
-                <w:color w:val="1f3864"/>
+                <w:color w:val="1f3864"/>
+                <w:sz w:val="24"/>
+                <w:szCs w:val="24"/>
+              </w:rPr>
+            </w:pPr>
+            <w:r>
+              <w:rPr>
+                <w:color w:val="1f3864"/>
+                <w:sz w:val="24"/>
+                <w:szCs w:val="24"/>
                 <w:rtl w:val="0"/>
               </w:rPr>
               <w:t xml:space="preserve">Nombre estudiante</w:t>
@@ -594,15 +596,92 @@
           </w:tcPr>
           <w:p>
             <w:pPr>
-              <w:rPr>
-                <w:b w:val="1"/>
-                <w:bCs w:val="1"/>
-              </w:rPr>
-            </w:pPr>
-            <w:r>
-              <w:rPr>
-                <w:rtl w:val="0"/>
-              </w:rPr>
+              <w:spacing w:after="0" w:line="360" w:lineRule="auto"/>
+              <w:jc w:val="both"/>
+              <w:rPr>
+                <w:sz w:val="24"/>
+                <w:szCs w:val="24"/>
+              </w:rPr>
+            </w:pPr>
+            <w:r>
+              <w:rPr>
+                <w:sz w:val="24"/>
+                <w:szCs w:val="24"/>
+                <w:rtl w:val="0"/>
+              </w:rPr>
+              <w:t xml:space="preserve">Néstor Gárate</w:t>
+            </w:r>
+          </w:p>
+          <w:p>
+            <w:pPr>
+              <w:spacing w:after="0" w:line="360" w:lineRule="auto"/>
+              <w:jc w:val="both"/>
+              <w:rPr>
+                <w:sz w:val="24"/>
+                <w:szCs w:val="24"/>
+              </w:rPr>
+            </w:pPr>
+            <w:r>
+              <w:rPr>
+                <w:sz w:val="24"/>
+                <w:szCs w:val="24"/>
+                <w:rtl w:val="0"/>
+              </w:rPr>
+              <w:t xml:space="preserve">Bryan Escobar</w:t>
+            </w:r>
+          </w:p>
+          <w:p>
+            <w:pPr>
+              <w:spacing w:after="0" w:line="360" w:lineRule="auto"/>
+              <w:jc w:val="both"/>
+              <w:rPr>
+                <w:sz w:val="24"/>
+                <w:szCs w:val="24"/>
+              </w:rPr>
+            </w:pPr>
+            <w:r>
+              <w:rPr>
+                <w:sz w:val="24"/>
+                <w:szCs w:val="24"/>
+                <w:rtl w:val="0"/>
+              </w:rPr>
+              <w:t xml:space="preserve">Braulio Alarcón</w:t>
+            </w:r>
+          </w:p>
+          <w:p>
+            <w:pPr>
+              <w:spacing w:after="0" w:line="360" w:lineRule="auto"/>
+              <w:jc w:val="both"/>
+              <w:rPr>
+                <w:sz w:val="24"/>
+                <w:szCs w:val="24"/>
+              </w:rPr>
+            </w:pPr>
+            <w:r>
+              <w:rPr>
+                <w:sz w:val="24"/>
+                <w:szCs w:val="24"/>
+                <w:rtl w:val="0"/>
+              </w:rPr>
+              <w:t xml:space="preserve">Nicole reyes</w:t>
+            </w:r>
+          </w:p>
+          <w:p>
+            <w:pPr>
+              <w:spacing w:after="0" w:line="360" w:lineRule="auto"/>
+              <w:jc w:val="both"/>
+              <w:rPr>
+                <w:sz w:val="24"/>
+                <w:szCs w:val="24"/>
+              </w:rPr>
+            </w:pPr>
+            <w:r>
+              <w:rPr>
+                <w:sz w:val="24"/>
+                <w:szCs w:val="24"/>
+                <w:rtl w:val="0"/>
+              </w:rPr>
+              <w:t xml:space="preserve">Matias Salinas</w:t>
             </w:r>
           </w:p>
         </w:tc>
@@ -620,14 +699,16 @@
           <w:p>
             <w:pPr>
               <w:rPr>
-                <w:rFonts w:ascii="Calibri" w:cs="Calibri" w:eastAsia="Calibri" w:hAnsi="Calibri"/>
-                <w:color w:val="1f3864"/>
-              </w:rPr>
-            </w:pPr>
-            <w:r>
-              <w:rPr>
-                <w:rFonts w:ascii="Calibri" w:cs="Calibri" w:eastAsia="Calibri" w:hAnsi="Calibri"/>
-                <w:color w:val="1f3864"/>
+                <w:color w:val="1f3864"/>
+                <w:sz w:val="24"/>
+                <w:szCs w:val="24"/>
+              </w:rPr>
+            </w:pPr>
+            <w:r>
+              <w:rPr>
+                <w:color w:val="1f3864"/>
+                <w:sz w:val="24"/>
+                <w:szCs w:val="24"/>
                 <w:rtl w:val="0"/>
               </w:rPr>
               <w:t xml:space="preserve">Rut</w:t>
@@ -641,8 +722,72 @@
           <w:p>
             <w:pPr>
               <w:rPr>
-                <w:b w:val="1"/>
-                <w:bCs w:val="1"/>
+                <w:sz w:val="24"/>
+                <w:szCs w:val="24"/>
+              </w:rPr>
+            </w:pPr>
+            <w:r>
+              <w:rPr>
+                <w:sz w:val="24"/>
+                <w:szCs w:val="24"/>
+                <w:rtl w:val="0"/>
+              </w:rPr>
+              <w:t xml:space="preserve">17.244.255-2 - Nestor</w:t>
+            </w:r>
+          </w:p>
+          <w:p>
+            <w:pPr>
+              <w:rPr>
+                <w:sz w:val="24"/>
+                <w:szCs w:val="24"/>
+              </w:rPr>
+            </w:pPr>
+            <w:r>
+              <w:rPr>
+                <w:sz w:val="24"/>
+                <w:szCs w:val="24"/>
+                <w:rtl w:val="0"/>
+              </w:rPr>
+              <w:t xml:space="preserve">20.224.323-1 - Bryan</w:t>
+            </w:r>
+          </w:p>
+          <w:p>
+            <w:pPr>
+              <w:rPr>
+                <w:sz w:val="24"/>
+                <w:szCs w:val="24"/>
+              </w:rPr>
+            </w:pPr>
+            <w:r>
+              <w:rPr>
+                <w:sz w:val="24"/>
+                <w:szCs w:val="24"/>
+                <w:rtl w:val="0"/>
+              </w:rPr>
+              <w:t xml:space="preserve">20.561.015-4 - Matias</w:t>
+            </w:r>
+          </w:p>
+          <w:p>
+            <w:pPr>
+              <w:rPr>
+                <w:sz w:val="24"/>
+                <w:szCs w:val="24"/>
+              </w:rPr>
+            </w:pPr>
+            <w:r>
+              <w:rPr>
+                <w:sz w:val="24"/>
+                <w:szCs w:val="24"/>
+                <w:rtl w:val="0"/>
+              </w:rPr>
+              <w:t xml:space="preserve">20.238.941-4 - Nicole</w:t>
+            </w:r>
+          </w:p>
+          <w:p>
+            <w:pPr>
+              <w:rPr>
+                <w:sz w:val="24"/>
+                <w:szCs w:val="24"/>
               </w:rPr>
             </w:pPr>
             <w:r>
@@ -666,14 +811,16 @@
           <w:p>
             <w:pPr>
               <w:rPr>
-                <w:rFonts w:ascii="Calibri" w:cs="Calibri" w:eastAsia="Calibri" w:hAnsi="Calibri"/>
-                <w:color w:val="1f3864"/>
-              </w:rPr>
-            </w:pPr>
-            <w:r>
-              <w:rPr>
-                <w:rFonts w:ascii="Calibri" w:cs="Calibri" w:eastAsia="Calibri" w:hAnsi="Calibri"/>
-                <w:color w:val="1f3864"/>
+                <w:color w:val="1f3864"/>
+                <w:sz w:val="24"/>
+                <w:szCs w:val="24"/>
+              </w:rPr>
+            </w:pPr>
+            <w:r>
+              <w:rPr>
+                <w:color w:val="1f3864"/>
+                <w:sz w:val="24"/>
+                <w:szCs w:val="24"/>
                 <w:rtl w:val="0"/>
               </w:rPr>
               <w:t xml:space="preserve">Carrera</w:t>
@@ -687,14 +834,17 @@
           <w:p>
             <w:pPr>
               <w:rPr>
-                <w:b w:val="1"/>
-                <w:bCs w:val="1"/>
-              </w:rPr>
-            </w:pPr>
-            <w:r>
-              <w:rPr>
-                <w:rtl w:val="0"/>
-              </w:rPr>
+                <w:sz w:val="24"/>
+                <w:szCs w:val="24"/>
+              </w:rPr>
+            </w:pPr>
+            <w:r>
+              <w:rPr>
+                <w:sz w:val="24"/>
+                <w:szCs w:val="24"/>
+                <w:rtl w:val="0"/>
+              </w:rPr>
+              <w:t xml:space="preserve">Ingeniería en Informática</w:t>
             </w:r>
           </w:p>
         </w:tc>
@@ -712,14 +862,16 @@
           <w:p>
             <w:pPr>
               <w:rPr>
-                <w:rFonts w:ascii="Calibri" w:cs="Calibri" w:eastAsia="Calibri" w:hAnsi="Calibri"/>
-                <w:color w:val="1f3864"/>
-              </w:rPr>
-            </w:pPr>
-            <w:r>
-              <w:rPr>
-                <w:rFonts w:ascii="Calibri" w:cs="Calibri" w:eastAsia="Calibri" w:hAnsi="Calibri"/>
-                <w:color w:val="1f3864"/>
+                <w:color w:val="1f3864"/>
+                <w:sz w:val="24"/>
+                <w:szCs w:val="24"/>
+              </w:rPr>
+            </w:pPr>
+            <w:r>
+              <w:rPr>
+                <w:color w:val="1f3864"/>
+                <w:sz w:val="24"/>
+                <w:szCs w:val="24"/>
                 <w:rtl w:val="0"/>
               </w:rPr>
               <w:t xml:space="preserve">Sede</w:t>
@@ -733,14 +885,17 @@
           <w:p>
             <w:pPr>
               <w:rPr>
-                <w:b w:val="1"/>
-                <w:bCs w:val="1"/>
-              </w:rPr>
-            </w:pPr>
-            <w:r>
-              <w:rPr>
-                <w:rtl w:val="0"/>
-              </w:rPr>
+                <w:sz w:val="24"/>
+                <w:szCs w:val="24"/>
+              </w:rPr>
+            </w:pPr>
+            <w:r>
+              <w:rPr>
+                <w:sz w:val="24"/>
+                <w:szCs w:val="24"/>
+                <w:rtl w:val="0"/>
+              </w:rPr>
+              <w:t xml:space="preserve">Puente Alto</w:t>
             </w:r>
           </w:p>
         </w:tc>
@@ -1722,291 +1877,10 @@
           </w:tcPr>
           <w:p>
             <w:pPr>
-              <w:jc w:val="both"/>
-              <w:rPr>
-                <w:rFonts w:ascii="Calibri" w:cs="Calibri" w:eastAsia="Calibri" w:hAnsi="Calibri"/>
-                <w:i w:val="1"/>
-                <w:iCs w:val="1"/>
-                <w:color w:val="548dd4"/>
-                <w:sz w:val="20"/>
-                <w:szCs w:val="20"/>
-              </w:rPr>
-            </w:pPr>
-            <w:r>
-              <w:rPr>
-                <w:rFonts w:ascii="Calibri" w:cs="Calibri" w:eastAsia="Calibri" w:hAnsi="Calibri"/>
-                <w:i w:val="1"/>
-                <w:iCs w:val="1"/>
-                <w:color w:val="548dd4"/>
-                <w:sz w:val="20"/>
-                <w:szCs w:val="20"/>
-                <w:rtl w:val="0"/>
-              </w:rPr>
-              <w:t xml:space="preserve">Justifica brevemente por qué es posible desarrollar tu proyecto APT. Considera el tiempo y materiales que necesitas para desarrollarlo, así como los posibles factores externos que podrían dificultar y facilitar su desarrollo.  </w:t>
-            </w:r>
-          </w:p>
-          <w:p>
-            <w:pPr>
-              <w:rPr>
-                <w:rFonts w:ascii="Calibri" w:cs="Calibri" w:eastAsia="Calibri" w:hAnsi="Calibri"/>
-                <w:i w:val="1"/>
-                <w:iCs w:val="1"/>
-                <w:color w:val="548dd4"/>
-                <w:sz w:val="20"/>
-                <w:szCs w:val="20"/>
-              </w:rPr>
-            </w:pPr>
-            <w:r>
-              <w:rPr>
-                <w:rFonts w:ascii="Calibri" w:cs="Calibri" w:eastAsia="Calibri" w:hAnsi="Calibri"/>
-                <w:i w:val="1"/>
-                <w:iCs w:val="1"/>
-                <w:color w:val="548dd4"/>
-                <w:sz w:val="20"/>
-                <w:szCs w:val="20"/>
-                <w:rtl w:val="0"/>
-              </w:rPr>
-              <w:t xml:space="preserve">¿Por qué crees es posible desarrollar tu Proyecto APT? Para responder esta pregunta debes tener en consideración:</w:t>
-            </w:r>
-          </w:p>
-          <w:p>
-            <w:pPr>
               <w:keepNext w:val="0"/>
               <w:keepLines w:val="0"/>
               <w:pageBreakBefore w:val="0"/>
               <w:widowControl w:val="1"/>
-              <w:numPr>
-                <w:ilvl w:val="0"/>
-                <w:numId w:val="3"/>
-              </w:numPr>
-              <w:pBdr>
-                <w:top w:space="0" w:sz="0" w:val="nil"/>
-                <w:left w:space="0" w:sz="0" w:val="nil"/>
-                <w:bottom w:space="0" w:sz="0" w:val="nil"/>
-                <w:right w:space="0" w:sz="0" w:val="nil"/>
-                <w:between w:space="0" w:sz="0" w:val="nil"/>
-              </w:pBdr>
-              <w:shd w:fill="auto" w:val="clear"/>
-              <w:spacing w:after="0" w:before="0" w:line="259" w:lineRule="auto"/>
-              <w:ind w:left="720" w:right="0" w:hanging="360"/>
-              <w:jc w:val="left"/>
-              <w:rPr>
-                <w:rFonts w:ascii="Calibri" w:cs="Calibri" w:eastAsia="Calibri" w:hAnsi="Calibri"/>
-                <w:b w:val="0"/>
-                <w:bCs w:val="0"/>
-                <w:i w:val="1"/>
-                <w:iCs w:val="1"/>
-                <w:smallCaps w:val="0"/>
-                <w:strike w:val="0"/>
-                <w:color w:val="548dd4"/>
-                <w:sz w:val="20"/>
-                <w:szCs w:val="20"/>
-                <w:u w:val="none"/>
-                <w:shd w:fill="auto" w:val="clear"/>
-                <w:vertAlign w:val="baseline"/>
-              </w:rPr>
-            </w:pPr>
-            <w:r>
-              <w:rPr>
-                <w:rFonts w:ascii="Calibri" w:cs="Calibri" w:eastAsia="Calibri" w:hAnsi="Calibri"/>
-                <w:b w:val="0"/>
-                <w:bCs w:val="0"/>
-                <w:i w:val="1"/>
-                <w:iCs w:val="1"/>
-                <w:smallCaps w:val="0"/>
-                <w:strike w:val="0"/>
-                <w:color w:val="548dd4"/>
-                <w:sz w:val="20"/>
-                <w:szCs w:val="20"/>
-                <w:u w:val="none"/>
-                <w:shd w:fill="auto" w:val="clear"/>
-                <w:vertAlign w:val="baseline"/>
-                <w:rtl w:val="0"/>
-              </w:rPr>
-              <w:t xml:space="preserve">Duración del semestre</w:t>
-            </w:r>
-          </w:p>
-          <w:p>
-            <w:pPr>
-              <w:keepNext w:val="0"/>
-              <w:keepLines w:val="0"/>
-              <w:pageBreakBefore w:val="0"/>
-              <w:widowControl w:val="1"/>
-              <w:numPr>
-                <w:ilvl w:val="0"/>
-                <w:numId w:val="3"/>
-              </w:numPr>
-              <w:pBdr>
-                <w:top w:space="0" w:sz="0" w:val="nil"/>
-                <w:left w:space="0" w:sz="0" w:val="nil"/>
-                <w:bottom w:space="0" w:sz="0" w:val="nil"/>
-                <w:right w:space="0" w:sz="0" w:val="nil"/>
-                <w:between w:space="0" w:sz="0" w:val="nil"/>
-              </w:pBdr>
-              <w:shd w:fill="auto" w:val="clear"/>
-              <w:spacing w:after="0" w:before="0" w:line="259" w:lineRule="auto"/>
-              <w:ind w:left="720" w:right="0" w:hanging="360"/>
-              <w:jc w:val="left"/>
-              <w:rPr>
-                <w:rFonts w:ascii="Calibri" w:cs="Calibri" w:eastAsia="Calibri" w:hAnsi="Calibri"/>
-                <w:b w:val="0"/>
-                <w:bCs w:val="0"/>
-                <w:i w:val="1"/>
-                <w:iCs w:val="1"/>
-                <w:smallCaps w:val="0"/>
-                <w:strike w:val="0"/>
-                <w:color w:val="548dd4"/>
-                <w:sz w:val="20"/>
-                <w:szCs w:val="20"/>
-                <w:u w:val="none"/>
-                <w:shd w:fill="auto" w:val="clear"/>
-                <w:vertAlign w:val="baseline"/>
-              </w:rPr>
-            </w:pPr>
-            <w:r>
-              <w:rPr>
-                <w:rFonts w:ascii="Calibri" w:cs="Calibri" w:eastAsia="Calibri" w:hAnsi="Calibri"/>
-                <w:b w:val="0"/>
-                <w:bCs w:val="0"/>
-                <w:i w:val="1"/>
-                <w:iCs w:val="1"/>
-                <w:smallCaps w:val="0"/>
-                <w:strike w:val="0"/>
-                <w:color w:val="548dd4"/>
-                <w:sz w:val="20"/>
-                <w:szCs w:val="20"/>
-                <w:u w:val="none"/>
-                <w:shd w:fill="auto" w:val="clear"/>
-                <w:vertAlign w:val="baseline"/>
-                <w:rtl w:val="0"/>
-              </w:rPr>
-              <w:t xml:space="preserve">Horas asignadas a la asignatura </w:t>
-            </w:r>
-          </w:p>
-          <w:p>
-            <w:pPr>
-              <w:keepNext w:val="0"/>
-              <w:keepLines w:val="0"/>
-              <w:pageBreakBefore w:val="0"/>
-              <w:widowControl w:val="1"/>
-              <w:numPr>
-                <w:ilvl w:val="0"/>
-                <w:numId w:val="3"/>
-              </w:numPr>
-              <w:pBdr>
-                <w:top w:space="0" w:sz="0" w:val="nil"/>
-                <w:left w:space="0" w:sz="0" w:val="nil"/>
-                <w:bottom w:space="0" w:sz="0" w:val="nil"/>
-                <w:right w:space="0" w:sz="0" w:val="nil"/>
-                <w:between w:space="0" w:sz="0" w:val="nil"/>
-              </w:pBdr>
-              <w:shd w:fill="auto" w:val="clear"/>
-              <w:spacing w:after="0" w:before="0" w:line="259" w:lineRule="auto"/>
-              <w:ind w:left="720" w:right="0" w:hanging="360"/>
-              <w:jc w:val="left"/>
-              <w:rPr>
-                <w:rFonts w:ascii="Calibri" w:cs="Calibri" w:eastAsia="Calibri" w:hAnsi="Calibri"/>
-                <w:b w:val="0"/>
-                <w:bCs w:val="0"/>
-                <w:i w:val="1"/>
-                <w:iCs w:val="1"/>
-                <w:smallCaps w:val="0"/>
-                <w:strike w:val="0"/>
-                <w:color w:val="548dd4"/>
-                <w:sz w:val="20"/>
-                <w:szCs w:val="20"/>
-                <w:u w:val="none"/>
-                <w:shd w:fill="auto" w:val="clear"/>
-                <w:vertAlign w:val="baseline"/>
-              </w:rPr>
-            </w:pPr>
-            <w:r>
-              <w:rPr>
-                <w:rFonts w:ascii="Calibri" w:cs="Calibri" w:eastAsia="Calibri" w:hAnsi="Calibri"/>
-                <w:b w:val="0"/>
-                <w:bCs w:val="0"/>
-                <w:i w:val="1"/>
-                <w:iCs w:val="1"/>
-                <w:smallCaps w:val="0"/>
-                <w:strike w:val="0"/>
-                <w:color w:val="548dd4"/>
-                <w:sz w:val="20"/>
-                <w:szCs w:val="20"/>
-                <w:u w:val="none"/>
-                <w:shd w:fill="auto" w:val="clear"/>
-                <w:vertAlign w:val="baseline"/>
-                <w:rtl w:val="0"/>
-              </w:rPr>
-              <w:t xml:space="preserve">Materiales requeridos</w:t>
-            </w:r>
-          </w:p>
-          <w:p>
-            <w:pPr>
-              <w:keepNext w:val="0"/>
-              <w:keepLines w:val="0"/>
-              <w:pageBreakBefore w:val="0"/>
-              <w:widowControl w:val="1"/>
-              <w:numPr>
-                <w:ilvl w:val="0"/>
-                <w:numId w:val="3"/>
-              </w:numPr>
-              <w:pBdr>
-                <w:top w:space="0" w:sz="0" w:val="nil"/>
-                <w:left w:space="0" w:sz="0" w:val="nil"/>
-                <w:bottom w:space="0" w:sz="0" w:val="nil"/>
-                <w:right w:space="0" w:sz="0" w:val="nil"/>
-                <w:between w:space="0" w:sz="0" w:val="nil"/>
-              </w:pBdr>
-              <w:shd w:fill="auto" w:val="clear"/>
-              <w:spacing w:after="0" w:before="0" w:line="259" w:lineRule="auto"/>
-              <w:ind w:left="720" w:right="0" w:hanging="360"/>
-              <w:jc w:val="left"/>
-              <w:rPr>
-                <w:rFonts w:ascii="Calibri" w:cs="Calibri" w:eastAsia="Calibri" w:hAnsi="Calibri"/>
-                <w:b w:val="0"/>
-                <w:bCs w:val="0"/>
-                <w:i w:val="1"/>
-                <w:iCs w:val="1"/>
-                <w:smallCaps w:val="0"/>
-                <w:strike w:val="0"/>
-                <w:color w:val="548dd4"/>
-                <w:sz w:val="20"/>
-                <w:szCs w:val="20"/>
-                <w:u w:val="none"/>
-                <w:shd w:fill="auto" w:val="clear"/>
-                <w:vertAlign w:val="baseline"/>
-              </w:rPr>
-            </w:pPr>
-            <w:r>
-              <w:rPr>
-                <w:rFonts w:ascii="Calibri" w:cs="Calibri" w:eastAsia="Calibri" w:hAnsi="Calibri"/>
-                <w:b w:val="0"/>
-                <w:bCs w:val="0"/>
-                <w:i w:val="1"/>
-                <w:iCs w:val="1"/>
-                <w:smallCaps w:val="0"/>
-                <w:strike w:val="0"/>
-                <w:color w:val="548dd4"/>
-                <w:sz w:val="20"/>
-                <w:szCs w:val="20"/>
-                <w:u w:val="none"/>
-                <w:shd w:fill="auto" w:val="clear"/>
-                <w:vertAlign w:val="baseline"/>
-                <w:rtl w:val="0"/>
-              </w:rPr>
-              <w:t xml:space="preserve">Factores externos que facilitan su desarrollo </w:t>
-            </w:r>
-          </w:p>
-          <w:p>
-            <w:pPr>
-              <w:keepNext w:val="0"/>
-              <w:keepLines w:val="0"/>
-              <w:pageBreakBefore w:val="0"/>
-              <w:widowControl w:val="1"/>
-              <w:numPr>
-                <w:ilvl w:val="0"/>
-                <w:numId w:val="3"/>
-              </w:numPr>
               <w:pBdr>
                 <w:top w:space="0" w:sz="0" w:val="nil"/>
                 <w:left w:space="0" w:sz="0" w:val="nil"/>
@@ -2016,7 +1890,7 @@
               </w:pBdr>
               <w:shd w:fill="auto" w:val="clear"/>
               <w:spacing w:after="160" w:before="0" w:line="259" w:lineRule="auto"/>
-              <w:ind w:left="720" w:right="0" w:hanging="360"/>
+              <w:ind w:left="0" w:right="0" w:firstLine="0"/>
               <w:jc w:val="left"/>
               <w:rPr>
                 <w:rFonts w:ascii="Calibri" w:cs="Calibri" w:eastAsia="Calibri" w:hAnsi="Calibri"/>
@@ -2026,7 +1900,6 @@
                 <w:iCs w:val="1"/>
                 <w:smallCaps w:val="0"/>
                 <w:strike w:val="0"/>
-                <w:color w:val="548dd4"/>
                 <w:sz w:val="20"/>
                 <w:szCs w:val="20"/>
                 <w:u w:val="none"/>
@@ -2036,22 +1909,18 @@
             </w:pPr>
             <w:r>
               <w:rPr>
-                <w:rFonts w:ascii="Calibri" w:cs="Calibri" w:eastAsia="Calibri" w:hAnsi="Calibri"/>
-                <w:b w:val="0"/>
-                <w:bCs w:val="0"/>
-                <w:i w:val="1"/>
-                <w:iCs w:val="1"/>
-                <w:smallCaps w:val="0"/>
-                <w:strike w:val="0"/>
-                <w:color w:val="548dd4"/>
+                <w:i w:val="1"/>
+                <w:iCs w:val="1"/>
                 <w:sz w:val="20"/>
                 <w:szCs w:val="20"/>
-                <w:u w:val="none"/>
-                <w:shd w:fill="auto" w:val="clear"/>
-                <w:vertAlign w:val="baseline"/>
-                <w:rtl w:val="0"/>
-              </w:rPr>
-              <w:t xml:space="preserve">Factores externos que dificultan su desarrollo y maneras en que podrías solucionarlos</w:t>
+                <w:rtl w:val="0"/>
+              </w:rPr>
+              <w:t xml:space="preserve">El proyecto VAREKTA es factible de desarrollar durante el semestre, ya que el equipo cuenta con las horas asignadas a la asignatura y una planificación que distribuye las actividades por etapas y sprints. Para su desarrollo se dispone de computadores, herramientas de programación, base de datos y documentación del proyecto. Como factores que facilitan su ejecución se encuentran los conocimientos y habilidades de los integrantes del equipo, la distribución de responsabilidades y el acceso a las herramientas necesarias. Entre las posibles dificultades se consideran retrasos en las actividades, problemas técnicos o dificultades en la integración de los componentes desarrollados por el equipo. Para enfrentarlas, se realizará seguimiento periódico de los avances, pruebas durante el desarrollo y ajustes en la planificación cuando sea necesario. </w:t>
+            </w:r>
+            <w:r>
+              <w:rPr>
+                <w:rtl w:val="0"/>
+              </w:rPr>
             </w:r>
           </w:p>
         </w:tc>
@@ -2341,22 +2210,36 @@
                 <w:rFonts w:ascii="Calibri" w:cs="Calibri" w:eastAsia="Calibri" w:hAnsi="Calibri"/>
                 <w:i w:val="1"/>
                 <w:iCs w:val="1"/>
-                <w:color w:val="548dd4"/>
                 <w:sz w:val="20"/>
                 <w:szCs w:val="20"/>
               </w:rPr>
             </w:pPr>
             <w:r>
               <w:rPr>
-                <w:rFonts w:ascii="Calibri" w:cs="Calibri" w:eastAsia="Calibri" w:hAnsi="Calibri"/>
-                <w:i w:val="1"/>
-                <w:iCs w:val="1"/>
-                <w:color w:val="548dd4"/>
+                <w:b w:val="1"/>
+                <w:bCs w:val="1"/>
+                <w:i w:val="1"/>
+                <w:iCs w:val="1"/>
                 <w:sz w:val="20"/>
                 <w:szCs w:val="20"/>
                 <w:rtl w:val="0"/>
               </w:rPr>
-              <w:t xml:space="preserve">Describe el o los objetivos generales de tu trabajo. Estos representan las grandes metas del proyecto que realizarás, de manera que te servirán de guía para que, una vez finalizado todo el proceso, puedas contrastar el resultado con lo planificado y así ver en qué medida fue posible cumplirlo.</w:t>
+              <w:t xml:space="preserve">Desarrollar</w:t>
+            </w:r>
+            <w:r>
+              <w:rPr>
+                <w:i w:val="1"/>
+                <w:iCs w:val="1"/>
+                <w:sz w:val="20"/>
+                <w:szCs w:val="20"/>
+                <w:rtl w:val="0"/>
+              </w:rPr>
+              <w:t xml:space="preserve"> el sistema de escritorio VAREKTA, compuesto por VAREKTA POS y VAREKTA BODEGA, para apoyar la gestión de ventas, caja, inventario y abastecimiento de pymes y comercios minoristas, mediante una solución integrada y funcional. </w:t>
+            </w:r>
+            <w:r>
+              <w:rPr>
+                <w:rtl w:val="0"/>
+              </w:rPr>
             </w:r>
           </w:p>
         </w:tc>
@@ -2396,25 +2279,198 @@
             <w:pPr>
               <w:jc w:val="both"/>
               <w:rPr>
-                <w:rFonts w:ascii="Calibri" w:cs="Calibri" w:eastAsia="Calibri" w:hAnsi="Calibri"/>
-                <w:i w:val="1"/>
-                <w:iCs w:val="1"/>
-                <w:color w:val="548dd4"/>
+                <w:i w:val="1"/>
+                <w:iCs w:val="1"/>
                 <w:sz w:val="20"/>
                 <w:szCs w:val="20"/>
               </w:rPr>
             </w:pPr>
             <w:r>
               <w:rPr>
-                <w:rFonts w:ascii="Calibri" w:cs="Calibri" w:eastAsia="Calibri" w:hAnsi="Calibri"/>
-                <w:i w:val="1"/>
-                <w:iCs w:val="1"/>
-                <w:color w:val="548dd4"/>
+                <w:b w:val="1"/>
+                <w:bCs w:val="1"/>
+                <w:i w:val="1"/>
+                <w:iCs w:val="1"/>
                 <w:sz w:val="20"/>
                 <w:szCs w:val="20"/>
                 <w:rtl w:val="0"/>
               </w:rPr>
-              <w:t xml:space="preserve">Describe los objetivos específicos del proyecto. Estos permiten aterrizar el trabajo y trazar procedimientos concretos a seguir. Se desprenden del objetivo general. </w:t>
+              <w:t xml:space="preserve">Analizar y definir</w:t>
+            </w:r>
+            <w:r>
+              <w:rPr>
+                <w:i w:val="1"/>
+                <w:iCs w:val="1"/>
+                <w:sz w:val="20"/>
+                <w:szCs w:val="20"/>
+                <w:rtl w:val="0"/>
+              </w:rPr>
+              <w:t xml:space="preserve"> los requisitos funcionales y no funcionales necesarios para el desarrollo del sistema VAREKTA.</w:t>
+            </w:r>
+          </w:p>
+          <w:p>
+            <w:pPr>
+              <w:jc w:val="both"/>
+              <w:rPr>
+                <w:i w:val="1"/>
+                <w:iCs w:val="1"/>
+                <w:sz w:val="20"/>
+                <w:szCs w:val="20"/>
+              </w:rPr>
+            </w:pPr>
+            <w:r>
+              <w:rPr>
+                <w:b w:val="1"/>
+                <w:bCs w:val="1"/>
+                <w:i w:val="1"/>
+                <w:iCs w:val="1"/>
+                <w:sz w:val="20"/>
+                <w:szCs w:val="20"/>
+                <w:rtl w:val="0"/>
+              </w:rPr>
+              <w:t xml:space="preserve">Diseñar</w:t>
+            </w:r>
+            <w:r>
+              <w:rPr>
+                <w:i w:val="1"/>
+                <w:iCs w:val="1"/>
+                <w:sz w:val="20"/>
+                <w:szCs w:val="20"/>
+                <w:rtl w:val="0"/>
+              </w:rPr>
+              <w:t xml:space="preserve"> la arquitectura, la base de datos y las interfaces de usuario de VAREKTA POS y VAREKTA BODEGA.</w:t>
+            </w:r>
+          </w:p>
+          <w:p>
+            <w:pPr>
+              <w:jc w:val="both"/>
+              <w:rPr>
+                <w:i w:val="1"/>
+                <w:iCs w:val="1"/>
+                <w:sz w:val="20"/>
+                <w:szCs w:val="20"/>
+              </w:rPr>
+            </w:pPr>
+            <w:r>
+              <w:rPr>
+                <w:b w:val="1"/>
+                <w:bCs w:val="1"/>
+                <w:i w:val="1"/>
+                <w:iCs w:val="1"/>
+                <w:sz w:val="20"/>
+                <w:szCs w:val="20"/>
+                <w:rtl w:val="0"/>
+              </w:rPr>
+              <w:t xml:space="preserve">Desarrollar</w:t>
+            </w:r>
+            <w:r>
+              <w:rPr>
+                <w:i w:val="1"/>
+                <w:iCs w:val="1"/>
+                <w:sz w:val="20"/>
+                <w:szCs w:val="20"/>
+                <w:rtl w:val="0"/>
+              </w:rPr>
+              <w:t xml:space="preserve"> VAREKTA BODEGA para gestionar productos, inventario, proveedores, compras y recepción de mercadería.</w:t>
+            </w:r>
+          </w:p>
+          <w:p>
+            <w:pPr>
+              <w:jc w:val="both"/>
+              <w:rPr>
+                <w:i w:val="1"/>
+                <w:iCs w:val="1"/>
+                <w:sz w:val="20"/>
+                <w:szCs w:val="20"/>
+              </w:rPr>
+            </w:pPr>
+            <w:r>
+              <w:rPr>
+                <w:b w:val="1"/>
+                <w:bCs w:val="1"/>
+                <w:i w:val="1"/>
+                <w:iCs w:val="1"/>
+                <w:sz w:val="20"/>
+                <w:szCs w:val="20"/>
+                <w:rtl w:val="0"/>
+              </w:rPr>
+              <w:t xml:space="preserve">Desarrollar</w:t>
+            </w:r>
+            <w:r>
+              <w:rPr>
+                <w:i w:val="1"/>
+                <w:iCs w:val="1"/>
+                <w:sz w:val="20"/>
+                <w:szCs w:val="20"/>
+                <w:rtl w:val="0"/>
+              </w:rPr>
+              <w:t xml:space="preserve"> VAREKTA POS para gestionar los procesos de ventas, caja y clientes.</w:t>
+            </w:r>
+          </w:p>
+          <w:p>
+            <w:pPr>
+              <w:jc w:val="both"/>
+              <w:rPr>
+                <w:i w:val="1"/>
+                <w:iCs w:val="1"/>
+                <w:sz w:val="20"/>
+                <w:szCs w:val="20"/>
+              </w:rPr>
+            </w:pPr>
+            <w:r>
+              <w:rPr>
+                <w:b w:val="1"/>
+                <w:bCs w:val="1"/>
+                <w:i w:val="1"/>
+                <w:iCs w:val="1"/>
+                <w:sz w:val="20"/>
+                <w:szCs w:val="20"/>
+                <w:rtl w:val="0"/>
+              </w:rPr>
+              <w:t xml:space="preserve">Integrar</w:t>
+            </w:r>
+            <w:r>
+              <w:rPr>
+                <w:i w:val="1"/>
+                <w:iCs w:val="1"/>
+                <w:sz w:val="20"/>
+                <w:szCs w:val="20"/>
+                <w:rtl w:val="0"/>
+              </w:rPr>
+              <w:t xml:space="preserve"> VAREKTA POS y VAREKTA BODEGA mediante una base de datos compartida, manteniendo la consistencia de la información entre ambas aplicaciones.</w:t>
+            </w:r>
+          </w:p>
+          <w:p>
+            <w:pPr>
+              <w:jc w:val="both"/>
+              <w:rPr>
+                <w:i w:val="1"/>
+                <w:iCs w:val="1"/>
+                <w:sz w:val="20"/>
+                <w:szCs w:val="20"/>
+              </w:rPr>
+            </w:pPr>
+            <w:r>
+              <w:rPr>
+                <w:b w:val="1"/>
+                <w:bCs w:val="1"/>
+                <w:i w:val="1"/>
+                <w:iCs w:val="1"/>
+                <w:sz w:val="20"/>
+                <w:szCs w:val="20"/>
+                <w:rtl w:val="0"/>
+              </w:rPr>
+              <w:t xml:space="preserve">Validar</w:t>
+            </w:r>
+            <w:r>
+              <w:rPr>
+                <w:i w:val="1"/>
+                <w:iCs w:val="1"/>
+                <w:sz w:val="20"/>
+                <w:szCs w:val="20"/>
+                <w:rtl w:val="0"/>
+              </w:rPr>
+              <w:t xml:space="preserve"> el funcionamiento del sistema mediante pruebas que permitan verificar el cumplimiento de los requisitos definidos.</w:t>
             </w:r>
           </w:p>
         </w:tc>
@@ -2662,9 +2718,44 @@
           <w:tcPr/>
           <w:p>
             <w:pPr>
-              <w:jc w:val="both"/>
-              <w:rPr>
-                <w:rFonts w:ascii="Calibri" w:cs="Calibri" w:eastAsia="Calibri" w:hAnsi="Calibri"/>
+              <w:spacing w:after="240" w:before="240" w:lineRule="auto"/>
+              <w:jc w:val="both"/>
+              <w:rPr>
+                <w:sz w:val="18"/>
+                <w:szCs w:val="18"/>
+              </w:rPr>
+            </w:pPr>
+            <w:r>
+              <w:rPr>
+                <w:sz w:val="18"/>
+                <w:szCs w:val="18"/>
+                <w:rtl w:val="0"/>
+              </w:rPr>
+              <w:t xml:space="preserve">Para el desarrollo de VAREKTA se utilizará una metodología ágil e incremental, organizando el trabajo en sprints y entregas parciales. El proyecto comenzará con el análisis y definición de los requisitos; posteriormente se realizará el diseño de la arquitectura, la base de datos y las interfaces de usuario. Luego se desarrollarán progresivamente las funcionalidades de VAREKTA BODEGA y VAREKTA POS, para continuar con su integración, pruebas y corrección de errores. Finalmente, se realizará la validación del sistema y la documentación correspondiente. Durante el desarrollo se efectuarán revisiones periódicas de los avances para verificar el cumplimiento de los requisitos y realizar ajustes cuando sea necesario.</w:t>
+            </w:r>
+          </w:p>
+          <w:p>
+            <w:pPr>
+              <w:spacing w:after="240" w:before="240" w:lineRule="auto"/>
+              <w:jc w:val="both"/>
+              <w:rPr>
+                <w:sz w:val="18"/>
+                <w:szCs w:val="18"/>
+              </w:rPr>
+            </w:pPr>
+            <w:r>
+              <w:rPr>
+                <w:sz w:val="18"/>
+                <w:szCs w:val="18"/>
+                <w:rtl w:val="0"/>
+              </w:rPr>
+              <w:t xml:space="preserve">Al tratarse de un proyecto grupal, las responsabilidades se distribuirán de acuerdo con los roles definidos para cada integrante. Braulio Alarcón, como Jefe de Proyecto, estará a cargo de la planificación, coordinación y seguimiento del proyecto; Néstor Gárate, como Analista de Calidad, participará en la revisión de requisitos, planificación y ejecución de pruebas y control de calidad; Nicole Reyes y Bryan Escobar, como Desarrolladores Full Stack, estarán a cargo del desarrollo e integración de las funcionalidades de las aplicaciones; y Matías Salinas, como Administrador de Bases de Datos, será responsable del diseño, implementación y gestión de la base de datos. El equipo participará de manera colaborativa en la integración, revisión y validación final del sistema.</w:t>
+            </w:r>
+          </w:p>
+          <w:p>
+            <w:pPr>
+              <w:jc w:val="both"/>
+              <w:rPr>
                 <w:i w:val="1"/>
                 <w:iCs w:val="1"/>
                 <w:color w:val="548dd4"/>
@@ -2672,43 +2763,6 @@
                 <w:szCs w:val="20"/>
               </w:rPr>
             </w:pPr>
-            <w:r>
-              <w:rPr>
-                <w:rFonts w:ascii="Calibri" w:cs="Calibri" w:eastAsia="Calibri" w:hAnsi="Calibri"/>
-                <w:i w:val="1"/>
-                <w:iCs w:val="1"/>
-                <w:color w:val="548dd4"/>
-                <w:sz w:val="20"/>
-                <w:szCs w:val="20"/>
-                <w:rtl w:val="0"/>
-              </w:rPr>
-              <w:t xml:space="preserve">Describe cómo abordarás el problema o situación que se identificó anteriormente, señalando la metodología que se utilizará para cumplir con tu objetivo. </w:t>
-            </w:r>
-          </w:p>
-          <w:p>
-            <w:pPr>
-              <w:jc w:val="both"/>
-              <w:rPr>
-                <w:rFonts w:ascii="Calibri" w:cs="Calibri" w:eastAsia="Calibri" w:hAnsi="Calibri"/>
-                <w:i w:val="1"/>
-                <w:iCs w:val="1"/>
-                <w:color w:val="ff0000"/>
-                <w:sz w:val="18"/>
-                <w:szCs w:val="18"/>
-              </w:rPr>
-            </w:pPr>
-            <w:r>
-              <w:rPr>
-                <w:rFonts w:ascii="Calibri" w:cs="Calibri" w:eastAsia="Calibri" w:hAnsi="Calibri"/>
-                <w:i w:val="1"/>
-                <w:iCs w:val="1"/>
-                <w:color w:val="548dd4"/>
-                <w:sz w:val="20"/>
-                <w:szCs w:val="20"/>
-                <w:rtl w:val="0"/>
-              </w:rPr>
-              <w:t xml:space="preserve">Cuando el proyecto a desarrollar es grupal, es necesario incorporar la definición de las funciones, tareas y responsabilidades asociadas a cada integrante del equipo.</w:t>
-            </w:r>
             <w:r>
               <w:rPr>
                 <w:rtl w:val="0"/>
@@ -3264,6 +3318,15 @@
             </w:pPr>
             <w:r>
               <w:rPr>
+                <w:b w:val="1"/>
+                <w:bCs w:val="1"/>
+                <w:color w:val="1f3864"/>
+                <w:rtl w:val="0"/>
+              </w:rPr>
+              <w:t xml:space="preserve">Avance </w:t>
+            </w:r>
+            <w:r>
+              <w:rPr>
                 <w:rtl w:val="0"/>
               </w:rPr>
             </w:r>
@@ -3310,6 +3373,15 @@
             </w:pPr>
             <w:r>
               <w:rPr>
+                <w:b w:val="1"/>
+                <w:bCs w:val="1"/>
+                <w:color w:val="1f3864"/>
+                <w:rtl w:val="0"/>
+              </w:rPr>
+              <w:t xml:space="preserve">Acta de Constitución del Proyecto </w:t>
+            </w:r>
+            <w:r>
+              <w:rPr>
                 <w:rtl w:val="0"/>
               </w:rPr>
             </w:r>
@@ -3322,24 +3394,31 @@
               <w:jc w:val="both"/>
               <w:rPr>
                 <w:rFonts w:ascii="Calibri" w:cs="Calibri" w:eastAsia="Calibri" w:hAnsi="Calibri"/>
-                <w:i w:val="1"/>
-                <w:iCs w:val="1"/>
-                <w:color w:val="4472c4"/>
-                <w:sz w:val="18"/>
-                <w:szCs w:val="18"/>
-              </w:rPr>
-            </w:pPr>
-            <w:r>
-              <w:rPr>
-                <w:rFonts w:ascii="Calibri" w:cs="Calibri" w:eastAsia="Calibri" w:hAnsi="Calibri"/>
-                <w:i w:val="1"/>
-                <w:iCs w:val="1"/>
-                <w:color w:val="4472c4"/>
-                <w:sz w:val="18"/>
-                <w:szCs w:val="18"/>
-                <w:rtl w:val="0"/>
-              </w:rPr>
-              <w:t xml:space="preserve">Describe las evidencias acordadas con tu docente, siempre teniendo en mente que estas deben dar cuenta del desarrollo de tu Proyecto APT.</w:t>
+                <w:sz w:val="18"/>
+                <w:szCs w:val="18"/>
+              </w:rPr>
+            </w:pPr>
+            <w:r>
+              <w:rPr>
+                <w:b w:val="1"/>
+                <w:bCs w:val="1"/>
+                <w:color w:val="1f3864"/>
+                <w:rtl w:val="0"/>
+              </w:rPr>
+              <w:t xml:space="preserve">Documento que define el contexto, alcance, objetivos, interesados, riesgos y lineamientos generales del proyecto VAREKTA.</w:t>
+            </w:r>
+            <w:r>
+              <w:rPr>
+                <w:sz w:val="18"/>
+                <w:szCs w:val="18"/>
+                <w:rtl w:val="0"/>
+              </w:rPr>
+              <w:t xml:space="preserve"> </w:t>
+            </w:r>
+            <w:r>
+              <w:rPr>
+                <w:rtl w:val="0"/>
+              </w:rPr>
             </w:r>
           </w:p>
         </w:tc>
@@ -3384,6 +3463,15 @@
             </w:pPr>
             <w:r>
               <w:rPr>
+                <w:b w:val="1"/>
+                <w:bCs w:val="1"/>
+                <w:color w:val="1f3864"/>
+                <w:rtl w:val="0"/>
+              </w:rPr>
+              <w:t xml:space="preserve">Evidencia la definición formal del proyecto y establece las bases para su desarrollo. </w:t>
+            </w:r>
+            <w:r>
+              <w:rPr>
                 <w:rtl w:val="0"/>
               </w:rPr>
             </w:r>
@@ -3437,6 +3525,15 @@
             </w:pPr>
             <w:r>
               <w:rPr>
+                <w:b w:val="1"/>
+                <w:bCs w:val="1"/>
+                <w:color w:val="1f3864"/>
+                <w:rtl w:val="0"/>
+              </w:rPr>
+              <w:t xml:space="preserve">Avance </w:t>
+            </w:r>
+            <w:r>
+              <w:rPr>
                 <w:rtl w:val="0"/>
               </w:rPr>
             </w:r>
@@ -3483,6 +3580,15 @@
             </w:pPr>
             <w:r>
               <w:rPr>
+                <w:b w:val="1"/>
+                <w:bCs w:val="1"/>
+                <w:color w:val="1f3864"/>
+                <w:rtl w:val="0"/>
+              </w:rPr>
+              <w:t xml:space="preserve">Especificación de Requisitos de Software (ERS) </w:t>
+            </w:r>
+            <w:r>
+              <w:rPr>
                 <w:rtl w:val="0"/>
               </w:rPr>
             </w:r>
@@ -3529,6 +3635,15 @@
             </w:pPr>
             <w:r>
               <w:rPr>
+                <w:b w:val="1"/>
+                <w:bCs w:val="1"/>
+                <w:color w:val="1f3864"/>
+                <w:rtl w:val="0"/>
+              </w:rPr>
+              <w:t xml:space="preserve">Documento que especifica los requisitos funcionales y no funcionales, usuarios, restricciones, interfaces y características del sistema. </w:t>
+            </w:r>
+            <w:r>
+              <w:rPr>
                 <w:rtl w:val="0"/>
               </w:rPr>
             </w:r>
@@ -3575,6 +3690,15 @@
             </w:pPr>
             <w:r>
               <w:rPr>
+                <w:b w:val="1"/>
+                <w:bCs w:val="1"/>
+                <w:color w:val="1f3864"/>
+                <w:rtl w:val="0"/>
+              </w:rPr>
+              <w:t xml:space="preserve">Evidencia el análisis y la definición de los requisitos que deberá cumplir VAREKTA. </w:t>
+            </w:r>
+            <w:r>
+              <w:rPr>
                 <w:rtl w:val="0"/>
               </w:rPr>
             </w:r>
@@ -3628,6 +3752,15 @@
             </w:pPr>
             <w:r>
               <w:rPr>
+                <w:b w:val="1"/>
+                <w:bCs w:val="1"/>
+                <w:color w:val="1f3864"/>
+                <w:rtl w:val="0"/>
+              </w:rPr>
+              <w:t xml:space="preserve">Avance </w:t>
+            </w:r>
+            <w:r>
+              <w:rPr>
                 <w:rtl w:val="0"/>
               </w:rPr>
             </w:r>
@@ -3674,6 +3807,15 @@
             </w:pPr>
             <w:r>
               <w:rPr>
+                <w:b w:val="1"/>
+                <w:bCs w:val="1"/>
+                <w:color w:val="1f3864"/>
+                <w:rtl w:val="0"/>
+              </w:rPr>
+              <w:t xml:space="preserve">Planilla de Requerimientos</w:t>
+            </w:r>
+            <w:r>
+              <w:rPr>
                 <w:rtl w:val="0"/>
               </w:rPr>
             </w:r>
@@ -3720,6 +3862,15 @@
             </w:pPr>
             <w:r>
               <w:rPr>
+                <w:b w:val="1"/>
+                <w:bCs w:val="1"/>
+                <w:color w:val="1f3864"/>
+                <w:rtl w:val="0"/>
+              </w:rPr>
+              <w:t xml:space="preserve">Matriz que identifica y organiza los requerimientos definidos para las funcionalidades del sistema. </w:t>
+            </w:r>
+            <w:r>
+              <w:rPr>
                 <w:rtl w:val="0"/>
               </w:rPr>
             </w:r>
@@ -3766,6 +3917,15 @@
             </w:pPr>
             <w:r>
               <w:rPr>
+                <w:b w:val="1"/>
+                <w:bCs w:val="1"/>
+                <w:color w:val="1f3864"/>
+                <w:rtl w:val="0"/>
+              </w:rPr>
+              <w:t xml:space="preserve">Permite evidenciar el levantamiento y organización de las necesidades que deberá satisfacer VAREKTA. </w:t>
+            </w:r>
+            <w:r>
+              <w:rPr>
                 <w:rtl w:val="0"/>
               </w:rPr>
             </w:r>
@@ -3819,6 +3979,15 @@
             </w:pPr>
             <w:r>
               <w:rPr>
+                <w:b w:val="1"/>
+                <w:bCs w:val="1"/>
+                <w:color w:val="1f3864"/>
+                <w:rtl w:val="0"/>
+              </w:rPr>
+              <w:t xml:space="preserve">Avance </w:t>
+            </w:r>
+            <w:r>
+              <w:rPr>
                 <w:rtl w:val="0"/>
               </w:rPr>
             </w:r>
@@ -3865,6 +4034,15 @@
             </w:pPr>
             <w:r>
               <w:rPr>
+                <w:b w:val="1"/>
+                <w:bCs w:val="1"/>
+                <w:color w:val="1f3864"/>
+                <w:rtl w:val="0"/>
+              </w:rPr>
+              <w:t xml:space="preserve">Planificación y Diseño del Proyecto </w:t>
+            </w:r>
+            <w:r>
+              <w:rPr>
                 <w:rtl w:val="0"/>
               </w:rPr>
             </w:r>
@@ -3955,6 +4133,926 @@
                 <w:vertAlign w:val="baseline"/>
               </w:rPr>
             </w:pPr>
+            <w:r>
+              <w:rPr>
+                <w:rtl w:val="0"/>
+              </w:rPr>
+            </w:r>
+          </w:p>
+        </w:tc>
+      </w:tr>
+      <w:tr>
+        <w:trPr>
+          <w:cantSplit w:val="0"/>
+          <w:trHeight w:val="362" w:hRule="atLeast"/>
+          <w:tblHeader w:val="0"/>
+        </w:trPr>
+        <w:tc>
+          <w:tcPr/>
+          <w:p>
+            <w:pPr>
+              <w:tabs>
+                <w:tab w:val="center" w:leader="none" w:pos="4419"/>
+                <w:tab w:val="right" w:leader="none" w:pos="8838"/>
+              </w:tabs>
+              <w:spacing w:after="0" w:line="240" w:lineRule="auto"/>
+              <w:jc w:val="both"/>
+              <w:rPr>
+                <w:b w:val="1"/>
+                <w:bCs w:val="1"/>
+                <w:color w:val="1f3864"/>
+              </w:rPr>
+            </w:pPr>
+            <w:r>
+              <w:rPr>
+                <w:b w:val="1"/>
+                <w:bCs w:val="1"/>
+                <w:color w:val="1f3864"/>
+                <w:rtl w:val="0"/>
+              </w:rPr>
+              <w:t xml:space="preserve">Avance </w:t>
+            </w:r>
+          </w:p>
+        </w:tc>
+        <w:tc>
+          <w:tcPr/>
+          <w:p>
+            <w:pPr>
+              <w:keepNext w:val="0"/>
+              <w:keepLines w:val="0"/>
+              <w:pageBreakBefore w:val="0"/>
+              <w:widowControl w:val="1"/>
+              <w:pBdr>
+                <w:top w:space="0" w:sz="0" w:val="nil"/>
+                <w:left w:space="0" w:sz="0" w:val="nil"/>
+                <w:bottom w:space="0" w:sz="0" w:val="nil"/>
+                <w:right w:space="0" w:sz="0" w:val="nil"/>
+                <w:between w:space="0" w:sz="0" w:val="nil"/>
+              </w:pBdr>
+              <w:shd w:fill="auto" w:val="clear"/>
+              <w:tabs>
+                <w:tab w:val="center" w:leader="none" w:pos="4419"/>
+                <w:tab w:val="right" w:leader="none" w:pos="8838"/>
+              </w:tabs>
+              <w:spacing w:after="0" w:before="0" w:line="240" w:lineRule="auto"/>
+              <w:ind w:left="0" w:right="0" w:firstLine="0"/>
+              <w:jc w:val="both"/>
+              <w:rPr>
+                <w:b w:val="1"/>
+                <w:bCs w:val="1"/>
+                <w:color w:val="1f3864"/>
+              </w:rPr>
+            </w:pPr>
+            <w:r>
+              <w:rPr>
+                <w:b w:val="1"/>
+                <w:bCs w:val="1"/>
+                <w:color w:val="1f3864"/>
+                <w:rtl w:val="0"/>
+              </w:rPr>
+              <w:t xml:space="preserve">Documento de Casos de Uso </w:t>
+            </w:r>
+          </w:p>
+        </w:tc>
+        <w:tc>
+          <w:tcPr/>
+          <w:p>
+            <w:pPr>
+              <w:keepNext w:val="0"/>
+              <w:keepLines w:val="0"/>
+              <w:pageBreakBefore w:val="0"/>
+              <w:widowControl w:val="1"/>
+              <w:pBdr>
+                <w:top w:space="0" w:sz="0" w:val="nil"/>
+                <w:left w:space="0" w:sz="0" w:val="nil"/>
+                <w:bottom w:space="0" w:sz="0" w:val="nil"/>
+                <w:right w:space="0" w:sz="0" w:val="nil"/>
+                <w:between w:space="0" w:sz="0" w:val="nil"/>
+              </w:pBdr>
+              <w:shd w:fill="auto" w:val="clear"/>
+              <w:tabs>
+                <w:tab w:val="center" w:leader="none" w:pos="4419"/>
+                <w:tab w:val="right" w:leader="none" w:pos="8838"/>
+              </w:tabs>
+              <w:spacing w:after="0" w:before="0" w:line="240" w:lineRule="auto"/>
+              <w:ind w:left="0" w:right="0" w:firstLine="0"/>
+              <w:jc w:val="both"/>
+              <w:rPr>
+                <w:rFonts w:ascii="Calibri" w:cs="Calibri" w:eastAsia="Calibri" w:hAnsi="Calibri"/>
+                <w:b w:val="1"/>
+                <w:bCs w:val="1"/>
+                <w:i w:val="0"/>
+                <w:iCs w:val="0"/>
+                <w:smallCaps w:val="0"/>
+                <w:strike w:val="0"/>
+                <w:color w:val="1f3864"/>
+                <w:sz w:val="22"/>
+                <w:szCs w:val="22"/>
+                <w:u w:val="none"/>
+                <w:shd w:fill="auto" w:val="clear"/>
+                <w:vertAlign w:val="baseline"/>
+              </w:rPr>
+            </w:pPr>
+            <w:r>
+              <w:rPr>
+                <w:b w:val="1"/>
+                <w:bCs w:val="1"/>
+                <w:color w:val="1f3864"/>
+                <w:rtl w:val="0"/>
+              </w:rPr>
+              <w:t xml:space="preserve">Documento que describe los casos de uso de VAREKTA, considerando actores, precondiciones, flujos y comportamiento esperado del sistema. </w:t>
+            </w:r>
+            <w:r>
+              <w:rPr>
+                <w:rtl w:val="0"/>
+              </w:rPr>
+            </w:r>
+          </w:p>
+        </w:tc>
+        <w:tc>
+          <w:tcPr/>
+          <w:p>
+            <w:pPr>
+              <w:keepNext w:val="0"/>
+              <w:keepLines w:val="0"/>
+              <w:pageBreakBefore w:val="0"/>
+              <w:widowControl w:val="1"/>
+              <w:pBdr>
+                <w:top w:space="0" w:sz="0" w:val="nil"/>
+                <w:left w:space="0" w:sz="0" w:val="nil"/>
+                <w:bottom w:space="0" w:sz="0" w:val="nil"/>
+                <w:right w:space="0" w:sz="0" w:val="nil"/>
+                <w:between w:space="0" w:sz="0" w:val="nil"/>
+              </w:pBdr>
+              <w:shd w:fill="auto" w:val="clear"/>
+              <w:tabs>
+                <w:tab w:val="center" w:leader="none" w:pos="4419"/>
+                <w:tab w:val="right" w:leader="none" w:pos="8838"/>
+              </w:tabs>
+              <w:spacing w:after="0" w:before="0" w:line="240" w:lineRule="auto"/>
+              <w:ind w:left="0" w:right="0" w:firstLine="0"/>
+              <w:jc w:val="both"/>
+              <w:rPr>
+                <w:rFonts w:ascii="Calibri" w:cs="Calibri" w:eastAsia="Calibri" w:hAnsi="Calibri"/>
+                <w:b w:val="1"/>
+                <w:bCs w:val="1"/>
+                <w:i w:val="0"/>
+                <w:iCs w:val="0"/>
+                <w:smallCaps w:val="0"/>
+                <w:strike w:val="0"/>
+                <w:color w:val="1f3864"/>
+                <w:sz w:val="22"/>
+                <w:szCs w:val="22"/>
+                <w:u w:val="none"/>
+                <w:shd w:fill="auto" w:val="clear"/>
+                <w:vertAlign w:val="baseline"/>
+              </w:rPr>
+            </w:pPr>
+            <w:r>
+              <w:rPr>
+                <w:b w:val="1"/>
+                <w:bCs w:val="1"/>
+                <w:color w:val="1f3864"/>
+                <w:rtl w:val="0"/>
+              </w:rPr>
+              <w:t xml:space="preserve">Evidencia el análisis de la interacción de los usuarios con las principales funcionalidades del sistema. </w:t>
+            </w:r>
+            <w:r>
+              <w:rPr>
+                <w:rtl w:val="0"/>
+              </w:rPr>
+            </w:r>
+          </w:p>
+        </w:tc>
+      </w:tr>
+      <w:tr>
+        <w:trPr>
+          <w:cantSplit w:val="0"/>
+          <w:trHeight w:val="362" w:hRule="atLeast"/>
+          <w:tblHeader w:val="0"/>
+        </w:trPr>
+        <w:tc>
+          <w:tcPr/>
+          <w:p>
+            <w:pPr>
+              <w:tabs>
+                <w:tab w:val="center" w:leader="none" w:pos="4419"/>
+                <w:tab w:val="right" w:leader="none" w:pos="8838"/>
+              </w:tabs>
+              <w:spacing w:after="0" w:line="240" w:lineRule="auto"/>
+              <w:jc w:val="both"/>
+              <w:rPr>
+                <w:b w:val="1"/>
+                <w:bCs w:val="1"/>
+                <w:color w:val="1f3864"/>
+              </w:rPr>
+            </w:pPr>
+            <w:r>
+              <w:rPr>
+                <w:b w:val="1"/>
+                <w:bCs w:val="1"/>
+                <w:color w:val="1f3864"/>
+                <w:rtl w:val="0"/>
+              </w:rPr>
+              <w:t xml:space="preserve">Avance </w:t>
+            </w:r>
+          </w:p>
+        </w:tc>
+        <w:tc>
+          <w:tcPr/>
+          <w:p>
+            <w:pPr>
+              <w:keepNext w:val="0"/>
+              <w:keepLines w:val="0"/>
+              <w:pageBreakBefore w:val="0"/>
+              <w:widowControl w:val="1"/>
+              <w:pBdr>
+                <w:top w:space="0" w:sz="0" w:val="nil"/>
+                <w:left w:space="0" w:sz="0" w:val="nil"/>
+                <w:bottom w:space="0" w:sz="0" w:val="nil"/>
+                <w:right w:space="0" w:sz="0" w:val="nil"/>
+                <w:between w:space="0" w:sz="0" w:val="nil"/>
+              </w:pBdr>
+              <w:shd w:fill="auto" w:val="clear"/>
+              <w:tabs>
+                <w:tab w:val="center" w:leader="none" w:pos="4419"/>
+                <w:tab w:val="right" w:leader="none" w:pos="8838"/>
+              </w:tabs>
+              <w:spacing w:after="0" w:before="0" w:line="240" w:lineRule="auto"/>
+              <w:ind w:left="0" w:right="0" w:firstLine="0"/>
+              <w:jc w:val="both"/>
+              <w:rPr>
+                <w:b w:val="1"/>
+                <w:bCs w:val="1"/>
+                <w:color w:val="1f3864"/>
+              </w:rPr>
+            </w:pPr>
+            <w:r>
+              <w:rPr>
+                <w:b w:val="1"/>
+                <w:bCs w:val="1"/>
+                <w:color w:val="1f3864"/>
+                <w:rtl w:val="0"/>
+              </w:rPr>
+              <w:t xml:space="preserve">Product Backlog </w:t>
+            </w:r>
+          </w:p>
+        </w:tc>
+        <w:tc>
+          <w:tcPr/>
+          <w:p>
+            <w:pPr>
+              <w:keepNext w:val="0"/>
+              <w:keepLines w:val="0"/>
+              <w:pageBreakBefore w:val="0"/>
+              <w:widowControl w:val="1"/>
+              <w:pBdr>
+                <w:top w:space="0" w:sz="0" w:val="nil"/>
+                <w:left w:space="0" w:sz="0" w:val="nil"/>
+                <w:bottom w:space="0" w:sz="0" w:val="nil"/>
+                <w:right w:space="0" w:sz="0" w:val="nil"/>
+                <w:between w:space="0" w:sz="0" w:val="nil"/>
+              </w:pBdr>
+              <w:shd w:fill="auto" w:val="clear"/>
+              <w:tabs>
+                <w:tab w:val="center" w:leader="none" w:pos="4419"/>
+                <w:tab w:val="right" w:leader="none" w:pos="8838"/>
+              </w:tabs>
+              <w:spacing w:after="0" w:before="0" w:line="240" w:lineRule="auto"/>
+              <w:ind w:left="0" w:right="0" w:firstLine="0"/>
+              <w:jc w:val="both"/>
+              <w:rPr>
+                <w:rFonts w:ascii="Calibri" w:cs="Calibri" w:eastAsia="Calibri" w:hAnsi="Calibri"/>
+                <w:b w:val="1"/>
+                <w:bCs w:val="1"/>
+                <w:i w:val="0"/>
+                <w:iCs w:val="0"/>
+                <w:smallCaps w:val="0"/>
+                <w:strike w:val="0"/>
+                <w:color w:val="1f3864"/>
+                <w:sz w:val="22"/>
+                <w:szCs w:val="22"/>
+                <w:u w:val="none"/>
+                <w:shd w:fill="auto" w:val="clear"/>
+                <w:vertAlign w:val="baseline"/>
+              </w:rPr>
+            </w:pPr>
+            <w:r>
+              <w:rPr>
+                <w:b w:val="1"/>
+                <w:bCs w:val="1"/>
+                <w:color w:val="1f3864"/>
+                <w:rtl w:val="0"/>
+              </w:rPr>
+              <w:t xml:space="preserve">Documento que organiza las funcionalidades e historias de usuario consideradas para el desarrollo del proyecto. </w:t>
+            </w:r>
+            <w:r>
+              <w:rPr>
+                <w:rtl w:val="0"/>
+              </w:rPr>
+            </w:r>
+          </w:p>
+        </w:tc>
+        <w:tc>
+          <w:tcPr/>
+          <w:p>
+            <w:pPr>
+              <w:keepNext w:val="0"/>
+              <w:keepLines w:val="0"/>
+              <w:pageBreakBefore w:val="0"/>
+              <w:widowControl w:val="1"/>
+              <w:pBdr>
+                <w:top w:space="0" w:sz="0" w:val="nil"/>
+                <w:left w:space="0" w:sz="0" w:val="nil"/>
+                <w:bottom w:space="0" w:sz="0" w:val="nil"/>
+                <w:right w:space="0" w:sz="0" w:val="nil"/>
+                <w:between w:space="0" w:sz="0" w:val="nil"/>
+              </w:pBdr>
+              <w:shd w:fill="auto" w:val="clear"/>
+              <w:tabs>
+                <w:tab w:val="center" w:leader="none" w:pos="4419"/>
+                <w:tab w:val="right" w:leader="none" w:pos="8838"/>
+              </w:tabs>
+              <w:spacing w:after="0" w:before="0" w:line="240" w:lineRule="auto"/>
+              <w:ind w:left="0" w:right="0" w:firstLine="0"/>
+              <w:jc w:val="both"/>
+              <w:rPr>
+                <w:rFonts w:ascii="Calibri" w:cs="Calibri" w:eastAsia="Calibri" w:hAnsi="Calibri"/>
+                <w:b w:val="1"/>
+                <w:bCs w:val="1"/>
+                <w:i w:val="0"/>
+                <w:iCs w:val="0"/>
+                <w:smallCaps w:val="0"/>
+                <w:strike w:val="0"/>
+                <w:color w:val="1f3864"/>
+                <w:sz w:val="22"/>
+                <w:szCs w:val="22"/>
+                <w:u w:val="none"/>
+                <w:shd w:fill="auto" w:val="clear"/>
+                <w:vertAlign w:val="baseline"/>
+              </w:rPr>
+            </w:pPr>
+            <w:r>
+              <w:rPr>
+                <w:b w:val="1"/>
+                <w:bCs w:val="1"/>
+                <w:color w:val="1f3864"/>
+                <w:rtl w:val="0"/>
+              </w:rPr>
+              <w:t xml:space="preserve">Evidencia la organización y priorización del trabajo que deberá realizar el equipo durante el desarrollo. </w:t>
+            </w:r>
+            <w:r>
+              <w:rPr>
+                <w:rtl w:val="0"/>
+              </w:rPr>
+            </w:r>
+          </w:p>
+        </w:tc>
+      </w:tr>
+      <w:tr>
+        <w:trPr>
+          <w:cantSplit w:val="0"/>
+          <w:trHeight w:val="362" w:hRule="atLeast"/>
+          <w:tblHeader w:val="0"/>
+        </w:trPr>
+        <w:tc>
+          <w:tcPr/>
+          <w:p>
+            <w:pPr>
+              <w:tabs>
+                <w:tab w:val="center" w:leader="none" w:pos="4419"/>
+                <w:tab w:val="right" w:leader="none" w:pos="8838"/>
+              </w:tabs>
+              <w:spacing w:after="0" w:line="240" w:lineRule="auto"/>
+              <w:jc w:val="both"/>
+              <w:rPr>
+                <w:b w:val="1"/>
+                <w:bCs w:val="1"/>
+                <w:color w:val="1f3864"/>
+              </w:rPr>
+            </w:pPr>
+            <w:r>
+              <w:rPr>
+                <w:b w:val="1"/>
+                <w:bCs w:val="1"/>
+                <w:color w:val="1f3864"/>
+                <w:rtl w:val="0"/>
+              </w:rPr>
+              <w:t xml:space="preserve">Avance </w:t>
+            </w:r>
+          </w:p>
+        </w:tc>
+        <w:tc>
+          <w:tcPr/>
+          <w:p>
+            <w:pPr>
+              <w:keepNext w:val="0"/>
+              <w:keepLines w:val="0"/>
+              <w:pageBreakBefore w:val="0"/>
+              <w:widowControl w:val="1"/>
+              <w:pBdr>
+                <w:top w:space="0" w:sz="0" w:val="nil"/>
+                <w:left w:space="0" w:sz="0" w:val="nil"/>
+                <w:bottom w:space="0" w:sz="0" w:val="nil"/>
+                <w:right w:space="0" w:sz="0" w:val="nil"/>
+                <w:between w:space="0" w:sz="0" w:val="nil"/>
+              </w:pBdr>
+              <w:shd w:fill="auto" w:val="clear"/>
+              <w:tabs>
+                <w:tab w:val="center" w:leader="none" w:pos="4419"/>
+                <w:tab w:val="right" w:leader="none" w:pos="8838"/>
+              </w:tabs>
+              <w:spacing w:after="0" w:before="0" w:line="240" w:lineRule="auto"/>
+              <w:ind w:left="0" w:right="0" w:firstLine="0"/>
+              <w:jc w:val="both"/>
+              <w:rPr>
+                <w:b w:val="1"/>
+                <w:bCs w:val="1"/>
+                <w:color w:val="1f3864"/>
+              </w:rPr>
+            </w:pPr>
+            <w:r>
+              <w:rPr>
+                <w:b w:val="1"/>
+                <w:bCs w:val="1"/>
+                <w:color w:val="1f3864"/>
+                <w:rtl w:val="0"/>
+              </w:rPr>
+              <w:t xml:space="preserve">Roadmap VAREKTA </w:t>
+            </w:r>
+          </w:p>
+        </w:tc>
+        <w:tc>
+          <w:tcPr/>
+          <w:p>
+            <w:pPr>
+              <w:keepNext w:val="0"/>
+              <w:keepLines w:val="0"/>
+              <w:pageBreakBefore w:val="0"/>
+              <w:widowControl w:val="1"/>
+              <w:pBdr>
+                <w:top w:space="0" w:sz="0" w:val="nil"/>
+                <w:left w:space="0" w:sz="0" w:val="nil"/>
+                <w:bottom w:space="0" w:sz="0" w:val="nil"/>
+                <w:right w:space="0" w:sz="0" w:val="nil"/>
+                <w:between w:space="0" w:sz="0" w:val="nil"/>
+              </w:pBdr>
+              <w:shd w:fill="auto" w:val="clear"/>
+              <w:tabs>
+                <w:tab w:val="center" w:leader="none" w:pos="4419"/>
+                <w:tab w:val="right" w:leader="none" w:pos="8838"/>
+              </w:tabs>
+              <w:spacing w:after="0" w:before="0" w:line="240" w:lineRule="auto"/>
+              <w:ind w:left="0" w:right="0" w:firstLine="0"/>
+              <w:jc w:val="both"/>
+              <w:rPr>
+                <w:rFonts w:ascii="Calibri" w:cs="Calibri" w:eastAsia="Calibri" w:hAnsi="Calibri"/>
+                <w:b w:val="1"/>
+                <w:bCs w:val="1"/>
+                <w:i w:val="0"/>
+                <w:iCs w:val="0"/>
+                <w:smallCaps w:val="0"/>
+                <w:strike w:val="0"/>
+                <w:color w:val="1f3864"/>
+                <w:sz w:val="22"/>
+                <w:szCs w:val="22"/>
+                <w:u w:val="none"/>
+                <w:shd w:fill="auto" w:val="clear"/>
+                <w:vertAlign w:val="baseline"/>
+              </w:rPr>
+            </w:pPr>
+            <w:r>
+              <w:rPr>
+                <w:b w:val="1"/>
+                <w:bCs w:val="1"/>
+                <w:color w:val="1f3864"/>
+                <w:rtl w:val="0"/>
+              </w:rPr>
+              <w:t xml:space="preserve">Planificación de alto nivel que distribuye las principales etapas y actividades del proyecto durante las semanas definidas para su ejecución. </w:t>
+            </w:r>
+            <w:r>
+              <w:rPr>
+                <w:rtl w:val="0"/>
+              </w:rPr>
+            </w:r>
+          </w:p>
+        </w:tc>
+        <w:tc>
+          <w:tcPr/>
+          <w:p>
+            <w:pPr>
+              <w:keepNext w:val="0"/>
+              <w:keepLines w:val="0"/>
+              <w:pageBreakBefore w:val="0"/>
+              <w:widowControl w:val="1"/>
+              <w:pBdr>
+                <w:top w:space="0" w:sz="0" w:val="nil"/>
+                <w:left w:space="0" w:sz="0" w:val="nil"/>
+                <w:bottom w:space="0" w:sz="0" w:val="nil"/>
+                <w:right w:space="0" w:sz="0" w:val="nil"/>
+                <w:between w:space="0" w:sz="0" w:val="nil"/>
+              </w:pBdr>
+              <w:shd w:fill="auto" w:val="clear"/>
+              <w:tabs>
+                <w:tab w:val="center" w:leader="none" w:pos="4419"/>
+                <w:tab w:val="right" w:leader="none" w:pos="8838"/>
+              </w:tabs>
+              <w:spacing w:after="0" w:before="0" w:line="240" w:lineRule="auto"/>
+              <w:ind w:left="0" w:right="0" w:firstLine="0"/>
+              <w:jc w:val="both"/>
+              <w:rPr>
+                <w:rFonts w:ascii="Calibri" w:cs="Calibri" w:eastAsia="Calibri" w:hAnsi="Calibri"/>
+                <w:b w:val="1"/>
+                <w:bCs w:val="1"/>
+                <w:i w:val="0"/>
+                <w:iCs w:val="0"/>
+                <w:smallCaps w:val="0"/>
+                <w:strike w:val="0"/>
+                <w:color w:val="1f3864"/>
+                <w:sz w:val="22"/>
+                <w:szCs w:val="22"/>
+                <w:u w:val="none"/>
+                <w:shd w:fill="auto" w:val="clear"/>
+                <w:vertAlign w:val="baseline"/>
+              </w:rPr>
+            </w:pPr>
+            <w:r>
+              <w:rPr>
+                <w:b w:val="1"/>
+                <w:bCs w:val="1"/>
+                <w:color w:val="1f3864"/>
+                <w:rtl w:val="0"/>
+              </w:rPr>
+              <w:t xml:space="preserve">Evidencia la planificación temporal y la secuencia establecida para desarrollar el proyecto. </w:t>
+            </w:r>
+            <w:r>
+              <w:rPr>
+                <w:rtl w:val="0"/>
+              </w:rPr>
+            </w:r>
+          </w:p>
+        </w:tc>
+      </w:tr>
+      <w:tr>
+        <w:trPr>
+          <w:cantSplit w:val="0"/>
+          <w:trHeight w:val="362" w:hRule="atLeast"/>
+          <w:tblHeader w:val="0"/>
+        </w:trPr>
+        <w:tc>
+          <w:tcPr/>
+          <w:p>
+            <w:pPr>
+              <w:tabs>
+                <w:tab w:val="center" w:leader="none" w:pos="4419"/>
+                <w:tab w:val="right" w:leader="none" w:pos="8838"/>
+              </w:tabs>
+              <w:spacing w:after="0" w:line="240" w:lineRule="auto"/>
+              <w:jc w:val="both"/>
+              <w:rPr>
+                <w:b w:val="1"/>
+                <w:bCs w:val="1"/>
+                <w:color w:val="1f3864"/>
+              </w:rPr>
+            </w:pPr>
+            <w:r>
+              <w:rPr>
+                <w:b w:val="1"/>
+                <w:bCs w:val="1"/>
+                <w:color w:val="1f3864"/>
+                <w:rtl w:val="0"/>
+              </w:rPr>
+              <w:t xml:space="preserve">Avance </w:t>
+            </w:r>
+          </w:p>
+        </w:tc>
+        <w:tc>
+          <w:tcPr/>
+          <w:p>
+            <w:pPr>
+              <w:keepNext w:val="0"/>
+              <w:keepLines w:val="0"/>
+              <w:pageBreakBefore w:val="0"/>
+              <w:widowControl w:val="1"/>
+              <w:pBdr>
+                <w:top w:space="0" w:sz="0" w:val="nil"/>
+                <w:left w:space="0" w:sz="0" w:val="nil"/>
+                <w:bottom w:space="0" w:sz="0" w:val="nil"/>
+                <w:right w:space="0" w:sz="0" w:val="nil"/>
+                <w:between w:space="0" w:sz="0" w:val="nil"/>
+              </w:pBdr>
+              <w:shd w:fill="auto" w:val="clear"/>
+              <w:tabs>
+                <w:tab w:val="center" w:leader="none" w:pos="4419"/>
+                <w:tab w:val="right" w:leader="none" w:pos="8838"/>
+              </w:tabs>
+              <w:spacing w:after="0" w:before="0" w:line="240" w:lineRule="auto"/>
+              <w:ind w:left="0" w:right="0" w:firstLine="0"/>
+              <w:jc w:val="both"/>
+              <w:rPr>
+                <w:b w:val="1"/>
+                <w:bCs w:val="1"/>
+                <w:color w:val="1f3864"/>
+              </w:rPr>
+            </w:pPr>
+            <w:r>
+              <w:rPr>
+                <w:b w:val="1"/>
+                <w:bCs w:val="1"/>
+                <w:color w:val="1f3864"/>
+                <w:rtl w:val="0"/>
+              </w:rPr>
+              <w:t xml:space="preserve">Matriz EDT y Costos </w:t>
+            </w:r>
+          </w:p>
+        </w:tc>
+        <w:tc>
+          <w:tcPr/>
+          <w:p>
+            <w:pPr>
+              <w:keepNext w:val="0"/>
+              <w:keepLines w:val="0"/>
+              <w:pageBreakBefore w:val="0"/>
+              <w:widowControl w:val="1"/>
+              <w:pBdr>
+                <w:top w:space="0" w:sz="0" w:val="nil"/>
+                <w:left w:space="0" w:sz="0" w:val="nil"/>
+                <w:bottom w:space="0" w:sz="0" w:val="nil"/>
+                <w:right w:space="0" w:sz="0" w:val="nil"/>
+                <w:between w:space="0" w:sz="0" w:val="nil"/>
+              </w:pBdr>
+              <w:shd w:fill="auto" w:val="clear"/>
+              <w:tabs>
+                <w:tab w:val="center" w:leader="none" w:pos="4419"/>
+                <w:tab w:val="right" w:leader="none" w:pos="8838"/>
+              </w:tabs>
+              <w:spacing w:after="0" w:before="0" w:line="240" w:lineRule="auto"/>
+              <w:ind w:left="0" w:right="0" w:firstLine="0"/>
+              <w:jc w:val="both"/>
+              <w:rPr>
+                <w:rFonts w:ascii="Calibri" w:cs="Calibri" w:eastAsia="Calibri" w:hAnsi="Calibri"/>
+                <w:b w:val="1"/>
+                <w:bCs w:val="1"/>
+                <w:i w:val="0"/>
+                <w:iCs w:val="0"/>
+                <w:smallCaps w:val="0"/>
+                <w:strike w:val="0"/>
+                <w:color w:val="1f3864"/>
+                <w:sz w:val="22"/>
+                <w:szCs w:val="22"/>
+                <w:u w:val="none"/>
+                <w:shd w:fill="auto" w:val="clear"/>
+                <w:vertAlign w:val="baseline"/>
+              </w:rPr>
+            </w:pPr>
+            <w:r>
+              <w:rPr>
+                <w:b w:val="1"/>
+                <w:bCs w:val="1"/>
+                <w:color w:val="1f3864"/>
+                <w:rtl w:val="0"/>
+              </w:rPr>
+              <w:t xml:space="preserve">Documento que descompone el trabajo del proyecto y establece la estimación de esfuerzo y costos asociados a las actividades y roles del equipo. </w:t>
+            </w:r>
+            <w:r>
+              <w:rPr>
+                <w:rtl w:val="0"/>
+              </w:rPr>
+            </w:r>
+          </w:p>
+        </w:tc>
+        <w:tc>
+          <w:tcPr/>
+          <w:p>
+            <w:pPr>
+              <w:keepNext w:val="0"/>
+              <w:keepLines w:val="0"/>
+              <w:pageBreakBefore w:val="0"/>
+              <w:widowControl w:val="1"/>
+              <w:pBdr>
+                <w:top w:space="0" w:sz="0" w:val="nil"/>
+                <w:left w:space="0" w:sz="0" w:val="nil"/>
+                <w:bottom w:space="0" w:sz="0" w:val="nil"/>
+                <w:right w:space="0" w:sz="0" w:val="nil"/>
+                <w:between w:space="0" w:sz="0" w:val="nil"/>
+              </w:pBdr>
+              <w:shd w:fill="auto" w:val="clear"/>
+              <w:tabs>
+                <w:tab w:val="center" w:leader="none" w:pos="4419"/>
+                <w:tab w:val="right" w:leader="none" w:pos="8838"/>
+              </w:tabs>
+              <w:spacing w:after="0" w:before="0" w:line="240" w:lineRule="auto"/>
+              <w:ind w:left="0" w:right="0" w:firstLine="0"/>
+              <w:jc w:val="both"/>
+              <w:rPr>
+                <w:rFonts w:ascii="Calibri" w:cs="Calibri" w:eastAsia="Calibri" w:hAnsi="Calibri"/>
+                <w:b w:val="1"/>
+                <w:bCs w:val="1"/>
+                <w:i w:val="0"/>
+                <w:iCs w:val="0"/>
+                <w:smallCaps w:val="0"/>
+                <w:strike w:val="0"/>
+                <w:color w:val="1f3864"/>
+                <w:sz w:val="22"/>
+                <w:szCs w:val="22"/>
+                <w:u w:val="none"/>
+                <w:shd w:fill="auto" w:val="clear"/>
+                <w:vertAlign w:val="baseline"/>
+              </w:rPr>
+            </w:pPr>
+            <w:r>
+              <w:rPr>
+                <w:b w:val="1"/>
+                <w:bCs w:val="1"/>
+                <w:color w:val="1f3864"/>
+                <w:rtl w:val="0"/>
+              </w:rPr>
+              <w:t xml:space="preserve">Evidencia la planificación del trabajo, recursos, esfuerzo y costos considerados para el desarrollo de VAREKTA. </w:t>
+            </w:r>
+            <w:r>
+              <w:rPr>
+                <w:rtl w:val="0"/>
+              </w:rPr>
+            </w:r>
+          </w:p>
+        </w:tc>
+      </w:tr>
+      <w:tr>
+        <w:trPr>
+          <w:cantSplit w:val="0"/>
+          <w:trHeight w:val="362" w:hRule="atLeast"/>
+          <w:tblHeader w:val="0"/>
+        </w:trPr>
+        <w:tc>
+          <w:tcPr/>
+          <w:p>
+            <w:pPr>
+              <w:tabs>
+                <w:tab w:val="center" w:leader="none" w:pos="4419"/>
+                <w:tab w:val="right" w:leader="none" w:pos="8838"/>
+              </w:tabs>
+              <w:spacing w:after="0" w:line="240" w:lineRule="auto"/>
+              <w:jc w:val="both"/>
+              <w:rPr>
+                <w:b w:val="1"/>
+                <w:bCs w:val="1"/>
+                <w:color w:val="1f3864"/>
+              </w:rPr>
+            </w:pPr>
+            <w:r>
+              <w:rPr>
+                <w:b w:val="1"/>
+                <w:bCs w:val="1"/>
+                <w:color w:val="1f3864"/>
+                <w:rtl w:val="0"/>
+              </w:rPr>
+              <w:t xml:space="preserve">Avance </w:t>
+            </w:r>
+          </w:p>
+        </w:tc>
+        <w:tc>
+          <w:tcPr/>
+          <w:p>
+            <w:pPr>
+              <w:keepNext w:val="0"/>
+              <w:keepLines w:val="0"/>
+              <w:pageBreakBefore w:val="0"/>
+              <w:widowControl w:val="1"/>
+              <w:pBdr>
+                <w:top w:space="0" w:sz="0" w:val="nil"/>
+                <w:left w:space="0" w:sz="0" w:val="nil"/>
+                <w:bottom w:space="0" w:sz="0" w:val="nil"/>
+                <w:right w:space="0" w:sz="0" w:val="nil"/>
+                <w:between w:space="0" w:sz="0" w:val="nil"/>
+              </w:pBdr>
+              <w:shd w:fill="auto" w:val="clear"/>
+              <w:tabs>
+                <w:tab w:val="center" w:leader="none" w:pos="4419"/>
+                <w:tab w:val="right" w:leader="none" w:pos="8838"/>
+              </w:tabs>
+              <w:spacing w:after="0" w:before="0" w:line="240" w:lineRule="auto"/>
+              <w:ind w:left="0" w:right="0" w:firstLine="0"/>
+              <w:jc w:val="both"/>
+              <w:rPr>
+                <w:b w:val="1"/>
+                <w:bCs w:val="1"/>
+                <w:color w:val="1f3864"/>
+              </w:rPr>
+            </w:pPr>
+            <w:r>
+              <w:rPr>
+                <w:b w:val="1"/>
+                <w:bCs w:val="1"/>
+                <w:color w:val="1f3864"/>
+                <w:rtl w:val="0"/>
+              </w:rPr>
+              <w:t xml:space="preserve">Documento de Mockups </w:t>
+            </w:r>
+          </w:p>
+        </w:tc>
+        <w:tc>
+          <w:tcPr/>
+          <w:p>
+            <w:pPr>
+              <w:keepNext w:val="0"/>
+              <w:keepLines w:val="0"/>
+              <w:pageBreakBefore w:val="0"/>
+              <w:widowControl w:val="1"/>
+              <w:pBdr>
+                <w:top w:space="0" w:sz="0" w:val="nil"/>
+                <w:left w:space="0" w:sz="0" w:val="nil"/>
+                <w:bottom w:space="0" w:sz="0" w:val="nil"/>
+                <w:right w:space="0" w:sz="0" w:val="nil"/>
+                <w:between w:space="0" w:sz="0" w:val="nil"/>
+              </w:pBdr>
+              <w:shd w:fill="auto" w:val="clear"/>
+              <w:tabs>
+                <w:tab w:val="center" w:leader="none" w:pos="4419"/>
+                <w:tab w:val="right" w:leader="none" w:pos="8838"/>
+              </w:tabs>
+              <w:spacing w:after="0" w:before="0" w:line="240" w:lineRule="auto"/>
+              <w:ind w:left="0" w:right="0" w:firstLine="0"/>
+              <w:jc w:val="both"/>
+              <w:rPr>
+                <w:rFonts w:ascii="Calibri" w:cs="Calibri" w:eastAsia="Calibri" w:hAnsi="Calibri"/>
+                <w:b w:val="1"/>
+                <w:bCs w:val="1"/>
+                <w:i w:val="0"/>
+                <w:iCs w:val="0"/>
+                <w:smallCaps w:val="0"/>
+                <w:strike w:val="0"/>
+                <w:color w:val="1f3864"/>
+                <w:sz w:val="22"/>
+                <w:szCs w:val="22"/>
+                <w:u w:val="none"/>
+                <w:shd w:fill="auto" w:val="clear"/>
+                <w:vertAlign w:val="baseline"/>
+              </w:rPr>
+            </w:pPr>
+            <w:r>
+              <w:rPr>
+                <w:b w:val="1"/>
+                <w:bCs w:val="1"/>
+                <w:color w:val="1f3864"/>
+                <w:rtl w:val="0"/>
+              </w:rPr>
+              <w:t xml:space="preserve">Documento que presenta el diseño visual de las interfaces y módulos planificados para VAREKTA POS y VAREKTA BODEGA. </w:t>
+            </w:r>
+            <w:r>
+              <w:rPr>
+                <w:rtl w:val="0"/>
+              </w:rPr>
+            </w:r>
+          </w:p>
+        </w:tc>
+        <w:tc>
+          <w:tcPr/>
+          <w:p>
+            <w:pPr>
+              <w:keepNext w:val="0"/>
+              <w:keepLines w:val="0"/>
+              <w:pageBreakBefore w:val="0"/>
+              <w:widowControl w:val="1"/>
+              <w:pBdr>
+                <w:top w:space="0" w:sz="0" w:val="nil"/>
+                <w:left w:space="0" w:sz="0" w:val="nil"/>
+                <w:bottom w:space="0" w:sz="0" w:val="nil"/>
+                <w:right w:space="0" w:sz="0" w:val="nil"/>
+                <w:between w:space="0" w:sz="0" w:val="nil"/>
+              </w:pBdr>
+              <w:shd w:fill="auto" w:val="clear"/>
+              <w:tabs>
+                <w:tab w:val="center" w:leader="none" w:pos="4419"/>
+                <w:tab w:val="right" w:leader="none" w:pos="8838"/>
+              </w:tabs>
+              <w:spacing w:after="0" w:before="0" w:line="240" w:lineRule="auto"/>
+              <w:ind w:left="0" w:right="0" w:firstLine="0"/>
+              <w:jc w:val="both"/>
+              <w:rPr>
+                <w:rFonts w:ascii="Calibri" w:cs="Calibri" w:eastAsia="Calibri" w:hAnsi="Calibri"/>
+                <w:b w:val="1"/>
+                <w:bCs w:val="1"/>
+                <w:i w:val="0"/>
+                <w:iCs w:val="0"/>
+                <w:smallCaps w:val="0"/>
+                <w:strike w:val="0"/>
+                <w:color w:val="1f3864"/>
+                <w:sz w:val="22"/>
+                <w:szCs w:val="22"/>
+                <w:u w:val="none"/>
+                <w:shd w:fill="auto" w:val="clear"/>
+                <w:vertAlign w:val="baseline"/>
+              </w:rPr>
+            </w:pPr>
+            <w:r>
+              <w:rPr>
+                <w:b w:val="1"/>
+                <w:bCs w:val="1"/>
+                <w:color w:val="1f3864"/>
+                <w:rtl w:val="0"/>
+              </w:rPr>
+              <w:t xml:space="preserve">Evidencia el diseño previo de la interfaz y permite visualizar cómo se implementarán las funcionalidades definidas en los requisitos. </w:t>
+            </w:r>
             <w:r>
               <w:rPr>
                 <w:rtl w:val="0"/>
@@ -4416,15 +5514,19 @@
             </w:pPr>
             <w:r>
               <w:rPr>
-                <w:rFonts w:ascii="Calibri" w:cs="Calibri" w:eastAsia="Calibri" w:hAnsi="Calibri"/>
-                <w:i w:val="1"/>
-                <w:iCs w:val="1"/>
-                <w:color w:val="548dd4"/>
-                <w:sz w:val="18"/>
-                <w:szCs w:val="18"/>
-                <w:rtl w:val="0"/>
-              </w:rPr>
-              <w:t xml:space="preserve">Nombra las competencias o unidades de competencias que se relacionan con las diferentes actividades requeridas para el desarrollo de la actividad.</w:t>
+                <w:i w:val="1"/>
+                <w:iCs w:val="1"/>
+                <w:color w:val="548dd4"/>
+                <w:sz w:val="18"/>
+                <w:szCs w:val="18"/>
+                <w:rtl w:val="0"/>
+              </w:rPr>
+              <w:t xml:space="preserve">Evaluar y gestionar proyectos informáticos. </w:t>
+            </w:r>
+            <w:r>
+              <w:rPr>
+                <w:rtl w:val="0"/>
+              </w:rPr>
             </w:r>
           </w:p>
         </w:tc>
@@ -4442,15 +5544,14 @@
             </w:pPr>
             <w:r>
               <w:rPr>
-                <w:rFonts w:ascii="Calibri" w:cs="Calibri" w:eastAsia="Calibri" w:hAnsi="Calibri"/>
-                <w:i w:val="1"/>
-                <w:iCs w:val="1"/>
-                <w:color w:val="548dd4"/>
-                <w:sz w:val="18"/>
-                <w:szCs w:val="18"/>
-                <w:rtl w:val="0"/>
-              </w:rPr>
-              <w:t xml:space="preserve">Señale el nombre de la tarea o actividad.</w:t>
+                <w:i w:val="1"/>
+                <w:iCs w:val="1"/>
+                <w:color w:val="548dd4"/>
+                <w:sz w:val="18"/>
+                <w:szCs w:val="18"/>
+                <w:rtl w:val="0"/>
+              </w:rPr>
+              <w:t xml:space="preserve">Inicio y definición del alcance </w:t>
             </w:r>
             <w:r>
               <w:rPr>
@@ -4473,15 +5574,14 @@
             </w:pPr>
             <w:r>
               <w:rPr>
-                <w:rFonts w:ascii="Calibri" w:cs="Calibri" w:eastAsia="Calibri" w:hAnsi="Calibri"/>
-                <w:i w:val="1"/>
-                <w:iCs w:val="1"/>
-                <w:color w:val="548dd4"/>
-                <w:sz w:val="18"/>
-                <w:szCs w:val="18"/>
-                <w:rtl w:val="0"/>
-              </w:rPr>
-              <w:t xml:space="preserve">Describe la tarea o actividad.</w:t>
+                <w:i w:val="1"/>
+                <w:iCs w:val="1"/>
+                <w:color w:val="548dd4"/>
+                <w:sz w:val="18"/>
+                <w:szCs w:val="18"/>
+                <w:rtl w:val="0"/>
+              </w:rPr>
+              <w:t xml:space="preserve">Definir objetivos, alcance, organización inicial y lineamientos del proyecto VAREKTA. </w:t>
             </w:r>
             <w:r>
               <w:rPr>
@@ -4506,15 +5606,19 @@
             </w:pPr>
             <w:r>
               <w:rPr>
-                <w:rFonts w:ascii="Calibri" w:cs="Calibri" w:eastAsia="Calibri" w:hAnsi="Calibri"/>
-                <w:i w:val="1"/>
-                <w:iCs w:val="1"/>
-                <w:color w:val="548dd4"/>
-                <w:sz w:val="18"/>
-                <w:szCs w:val="18"/>
-                <w:rtl w:val="0"/>
-              </w:rPr>
-              <w:t xml:space="preserve">Nombra los recursos necesarios para llevar a cabo las actividades definidas.</w:t>
+                <w:i w:val="1"/>
+                <w:iCs w:val="1"/>
+                <w:color w:val="548dd4"/>
+                <w:sz w:val="18"/>
+                <w:szCs w:val="18"/>
+                <w:rtl w:val="0"/>
+              </w:rPr>
+              <w:t xml:space="preserve">Reuniones de equipo, computadores y herramientas de documentación. </w:t>
+            </w:r>
+            <w:r>
+              <w:rPr>
+                <w:rtl w:val="0"/>
+              </w:rPr>
             </w:r>
           </w:p>
         </w:tc>
@@ -4579,24 +5683,181 @@
             <w:pPr>
               <w:jc w:val="both"/>
               <w:rPr>
-                <w:b w:val="1"/>
-                <w:bCs w:val="1"/>
-                <w:sz w:val="18"/>
-                <w:szCs w:val="18"/>
-              </w:rPr>
-            </w:pPr>
-            <w:r>
-              <w:rPr>
-                <w:rFonts w:ascii="Calibri" w:cs="Calibri" w:eastAsia="Calibri" w:hAnsi="Calibri"/>
-                <w:i w:val="1"/>
-                <w:iCs w:val="1"/>
-                <w:color w:val="548dd4"/>
-                <w:sz w:val="18"/>
-                <w:szCs w:val="18"/>
-                <w:rtl w:val="0"/>
-              </w:rPr>
-              <w:t xml:space="preserve">Escribe el nombre del integrante del equipo responsable de la actividad y tareas asociadas.</w:t>
-            </w:r>
+                <w:i w:val="1"/>
+                <w:iCs w:val="1"/>
+                <w:color w:val="548dd4"/>
+                <w:sz w:val="18"/>
+                <w:szCs w:val="18"/>
+              </w:rPr>
+            </w:pPr>
+            <w:r>
+              <w:rPr>
+                <w:rtl w:val="0"/>
+              </w:rPr>
+            </w:r>
+          </w:p>
+          <w:tbl>
+            <w:tblPr>
+              <w:tblStyle w:val="Table15"/>
+              <w:tblW w:w="230.0" w:type="dxa"/>
+              <w:jc w:val="left"/>
+              <w:tblBorders>
+                <w:top w:color="000000" w:space="0" w:sz="0" w:val="nil"/>
+                <w:left w:color="000000" w:space="0" w:sz="0" w:val="nil"/>
+                <w:bottom w:color="000000" w:space="0" w:sz="0" w:val="nil"/>
+                <w:right w:color="000000" w:space="0" w:sz="0" w:val="nil"/>
+                <w:insideH w:color="000000" w:space="0" w:sz="0" w:val="nil"/>
+                <w:insideV w:color="000000" w:space="0" w:sz="0" w:val="nil"/>
+              </w:tblBorders>
+              <w:tblLayout w:type="fixed"/>
+              <w:tblLook w:val="0600"/>
+            </w:tblPr>
+            <w:tblGrid>
+              <w:gridCol w:w="230"/>
+              <w:tblGridChange w:id="0">
+                <w:tblGrid>
+                  <w:gridCol w:w="230"/>
+                </w:tblGrid>
+              </w:tblGridChange>
+            </w:tblGrid>
+            <w:tr>
+              <w:trPr>
+                <w:cantSplit w:val="0"/>
+                <w:trHeight w:val="230" w:hRule="atLeast"/>
+                <w:tblHeader w:val="0"/>
+              </w:trPr>
+              <w:tc>
+                <w:tcPr>
+                  <w:tcBorders>
+                    <w:top w:color="000000" w:space="0" w:sz="0" w:val="nil"/>
+                    <w:left w:color="000000" w:space="0" w:sz="0" w:val="nil"/>
+                    <w:bottom w:color="000000" w:space="0" w:sz="0" w:val="nil"/>
+                    <w:right w:color="000000" w:space="0" w:sz="0" w:val="nil"/>
+                  </w:tcBorders>
+                  <w:tcMar>
+                    <w:top w:w="100.0" w:type="dxa"/>
+                    <w:left w:w="100.0" w:type="dxa"/>
+                    <w:bottom w:w="100.0" w:type="dxa"/>
+                    <w:right w:w="100.0" w:type="dxa"/>
+                  </w:tcMar>
+                  <w:vAlign w:val="top"/>
+                </w:tcPr>
+                <w:p>
+                  <w:pPr>
+                    <w:jc w:val="both"/>
+                    <w:rPr>
+                      <w:b w:val="1"/>
+                      <w:bCs w:val="1"/>
+                      <w:sz w:val="18"/>
+                      <w:szCs w:val="18"/>
+                    </w:rPr>
+                  </w:pPr>
+                  <w:r>
+                    <w:rPr>
+                      <w:rtl w:val="0"/>
+                    </w:rPr>
+                  </w:r>
+                </w:p>
+              </w:tc>
+            </w:tr>
+          </w:tbl>
+          <w:p>
+            <w:pPr>
+              <w:jc w:val="both"/>
+              <w:rPr>
+                <w:b w:val="1"/>
+                <w:bCs w:val="1"/>
+                <w:sz w:val="18"/>
+                <w:szCs w:val="18"/>
+              </w:rPr>
+            </w:pPr>
+            <w:r>
+              <w:rPr>
+                <w:rtl w:val="0"/>
+              </w:rPr>
+            </w:r>
+          </w:p>
+          <w:tbl>
+            <w:tblPr>
+              <w:tblStyle w:val="Table16"/>
+              <w:tblW w:w="1365.0" w:type="dxa"/>
+              <w:jc w:val="left"/>
+              <w:tblBorders>
+                <w:top w:color="000000" w:space="0" w:sz="0" w:val="nil"/>
+                <w:left w:color="000000" w:space="0" w:sz="0" w:val="nil"/>
+                <w:bottom w:color="000000" w:space="0" w:sz="0" w:val="nil"/>
+                <w:right w:color="000000" w:space="0" w:sz="0" w:val="nil"/>
+                <w:insideH w:color="000000" w:space="0" w:sz="0" w:val="nil"/>
+                <w:insideV w:color="000000" w:space="0" w:sz="0" w:val="nil"/>
+              </w:tblBorders>
+              <w:tblLayout w:type="fixed"/>
+              <w:tblLook w:val="0600"/>
+            </w:tblPr>
+            <w:tblGrid>
+              <w:gridCol w:w="1365"/>
+              <w:tblGridChange w:id="0">
+                <w:tblGrid>
+                  <w:gridCol w:w="1365"/>
+                </w:tblGrid>
+              </w:tblGridChange>
+            </w:tblGrid>
+            <w:tr>
+              <w:trPr>
+                <w:cantSplit w:val="0"/>
+                <w:trHeight w:val="500" w:hRule="atLeast"/>
+                <w:tblHeader w:val="0"/>
+              </w:trPr>
+              <w:tc>
+                <w:tcPr>
+                  <w:tcBorders>
+                    <w:top w:color="000000" w:space="0" w:sz="0" w:val="nil"/>
+                    <w:left w:color="000000" w:space="0" w:sz="0" w:val="nil"/>
+                    <w:bottom w:color="000000" w:space="0" w:sz="0" w:val="nil"/>
+                    <w:right w:color="000000" w:space="0" w:sz="0" w:val="nil"/>
+                  </w:tcBorders>
+                  <w:tcMar>
+                    <w:top w:w="100.0" w:type="dxa"/>
+                    <w:left w:w="100.0" w:type="dxa"/>
+                    <w:bottom w:w="100.0" w:type="dxa"/>
+                    <w:right w:w="100.0" w:type="dxa"/>
+                  </w:tcMar>
+                  <w:vAlign w:val="top"/>
+                </w:tcPr>
+                <w:p>
+                  <w:pPr>
+                    <w:jc w:val="both"/>
+                    <w:rPr>
+                      <w:b w:val="1"/>
+                      <w:bCs w:val="1"/>
+                      <w:sz w:val="18"/>
+                      <w:szCs w:val="18"/>
+                    </w:rPr>
+                  </w:pPr>
+                  <w:r>
+                    <w:rPr>
+                      <w:b w:val="1"/>
+                      <w:bCs w:val="1"/>
+                      <w:sz w:val="18"/>
+                      <w:szCs w:val="18"/>
+                      <w:rtl w:val="0"/>
+                    </w:rPr>
+                    <w:t xml:space="preserve">Braulio Alarcón</w:t>
+                  </w:r>
+                </w:p>
+              </w:tc>
+            </w:tr>
+          </w:tbl>
+          <w:p>
+            <w:pPr>
+              <w:jc w:val="both"/>
+              <w:rPr>
+                <w:i w:val="1"/>
+                <w:iCs w:val="1"/>
+                <w:color w:val="548dd4"/>
+                <w:sz w:val="18"/>
+                <w:szCs w:val="18"/>
+              </w:rPr>
+            </w:pPr>
             <w:r>
               <w:rPr>
                 <w:rtl w:val="0"/>
@@ -4618,15 +5879,14 @@
             </w:pPr>
             <w:r>
               <w:rPr>
-                <w:rFonts w:ascii="Calibri" w:cs="Calibri" w:eastAsia="Calibri" w:hAnsi="Calibri"/>
-                <w:i w:val="1"/>
-                <w:iCs w:val="1"/>
-                <w:color w:val="548dd4"/>
-                <w:sz w:val="18"/>
-                <w:szCs w:val="18"/>
-                <w:rtl w:val="0"/>
-              </w:rPr>
-              <w:t xml:space="preserve">Escribe las dificultades o facilitadores que se podrían presentar durante la ejecución de cada una de las actividades propuestas para llevar a cabo el plan de trabajo.</w:t>
+                <w:i w:val="1"/>
+                <w:iCs w:val="1"/>
+                <w:color w:val="548dd4"/>
+                <w:sz w:val="18"/>
+                <w:szCs w:val="18"/>
+                <w:rtl w:val="0"/>
+              </w:rPr>
+              <w:t xml:space="preserve">Pueden surgir ajustes en el alcance del proyecto. </w:t>
             </w:r>
             <w:r>
               <w:rPr>
@@ -4657,6 +5917,17 @@
             </w:pPr>
             <w:r>
               <w:rPr>
+                <w:i w:val="1"/>
+                <w:iCs w:val="1"/>
+                <w:color w:val="548dd4"/>
+                <w:sz w:val="18"/>
+                <w:szCs w:val="18"/>
+                <w:rtl w:val="0"/>
+              </w:rPr>
+              <w:t xml:space="preserve">Diseñar y adaptar procesos de ingeniería de requisitos. </w:t>
+            </w:r>
+            <w:r>
+              <w:rPr>
                 <w:rtl w:val="0"/>
               </w:rPr>
             </w:r>
@@ -4678,6 +5949,17 @@
             </w:pPr>
             <w:r>
               <w:rPr>
+                <w:i w:val="1"/>
+                <w:iCs w:val="1"/>
+                <w:color w:val="548dd4"/>
+                <w:sz w:val="18"/>
+                <w:szCs w:val="18"/>
+                <w:rtl w:val="0"/>
+              </w:rPr>
+              <w:t xml:space="preserve">Acta, requerimientos y planificación base </w:t>
+            </w:r>
+            <w:r>
+              <w:rPr>
                 <w:rtl w:val="0"/>
               </w:rPr>
             </w:r>
@@ -4699,6 +5981,17 @@
             </w:pPr>
             <w:r>
               <w:rPr>
+                <w:i w:val="1"/>
+                <w:iCs w:val="1"/>
+                <w:color w:val="548dd4"/>
+                <w:sz w:val="18"/>
+                <w:szCs w:val="18"/>
+                <w:rtl w:val="0"/>
+              </w:rPr>
+              <w:t xml:space="preserve">Elaborar el Acta de Constitución, levantar y documentar requerimientos, casos de uso, Product Backlog, EDT y planificación del proyecto. </w:t>
+            </w:r>
+            <w:r>
+              <w:rPr>
                 <w:rtl w:val="0"/>
               </w:rPr>
             </w:r>
@@ -4718,6 +6011,17 @@
                 <w:szCs w:val="18"/>
               </w:rPr>
             </w:pPr>
+            <w:r>
+              <w:rPr>
+                <w:i w:val="1"/>
+                <w:iCs w:val="1"/>
+                <w:color w:val="548dd4"/>
+                <w:sz w:val="18"/>
+                <w:szCs w:val="18"/>
+                <w:rtl w:val="0"/>
+              </w:rPr>
+              <w:t xml:space="preserve">ERS, Acta, planilla de requerimientos, casos de uso, Product Backlog y herramientas Office. </w:t>
+            </w:r>
             <w:r>
               <w:rPr>
                 <w:rtl w:val="0"/>
@@ -4771,6 +6075,17 @@
             </w:pPr>
             <w:r>
               <w:rPr>
+                <w:i w:val="1"/>
+                <w:iCs w:val="1"/>
+                <w:color w:val="548dd4"/>
+                <w:sz w:val="18"/>
+                <w:szCs w:val="18"/>
+                <w:rtl w:val="0"/>
+              </w:rPr>
+              <w:t xml:space="preserve">Braulio Alarcón y Néstor Gárate </w:t>
+            </w:r>
+            <w:r>
+              <w:rPr>
                 <w:rtl w:val="0"/>
               </w:rPr>
             </w:r>
@@ -4790,6 +6105,17 @@
                 <w:szCs w:val="18"/>
               </w:rPr>
             </w:pPr>
+            <w:r>
+              <w:rPr>
+                <w:i w:val="1"/>
+                <w:iCs w:val="1"/>
+                <w:color w:val="548dd4"/>
+                <w:sz w:val="18"/>
+                <w:szCs w:val="18"/>
+                <w:rtl w:val="0"/>
+              </w:rPr>
+              <w:t xml:space="preserve">Los requerimientos pueden necesitar ajustes durante la revisión. </w:t>
+            </w:r>
             <w:r>
               <w:rPr>
                 <w:rtl w:val="0"/>
@@ -4819,6 +6145,17 @@
             </w:pPr>
             <w:r>
               <w:rPr>
+                <w:i w:val="1"/>
+                <w:iCs w:val="1"/>
+                <w:color w:val="548dd4"/>
+                <w:sz w:val="18"/>
+                <w:szCs w:val="18"/>
+                <w:rtl w:val="0"/>
+              </w:rPr>
+              <w:t xml:space="preserve">Diseñar soluciones de software y bases de datos. </w:t>
+            </w:r>
+            <w:r>
+              <w:rPr>
                 <w:rtl w:val="0"/>
               </w:rPr>
             </w:r>
@@ -4840,6 +6177,17 @@
             </w:pPr>
             <w:r>
               <w:rPr>
+                <w:i w:val="1"/>
+                <w:iCs w:val="1"/>
+                <w:color w:val="548dd4"/>
+                <w:sz w:val="18"/>
+                <w:szCs w:val="18"/>
+                <w:rtl w:val="0"/>
+              </w:rPr>
+              <w:t xml:space="preserve">Arquitectura, modelo de datos y prototipos </w:t>
+            </w:r>
+            <w:r>
+              <w:rPr>
                 <w:rtl w:val="0"/>
               </w:rPr>
             </w:r>
@@ -4861,6 +6209,17 @@
             </w:pPr>
             <w:r>
               <w:rPr>
+                <w:i w:val="1"/>
+                <w:iCs w:val="1"/>
+                <w:color w:val="548dd4"/>
+                <w:sz w:val="18"/>
+                <w:szCs w:val="18"/>
+                <w:rtl w:val="0"/>
+              </w:rPr>
+              <w:t xml:space="preserve">Diseñar la arquitectura por capas, modelo de datos y mockups de las interfaces de VAREKTA POS y VAREKTA BODEGA. </w:t>
+            </w:r>
+            <w:r>
+              <w:rPr>
                 <w:rtl w:val="0"/>
               </w:rPr>
             </w:r>
@@ -4880,6 +6239,17 @@
                 <w:szCs w:val="18"/>
               </w:rPr>
             </w:pPr>
+            <w:r>
+              <w:rPr>
+                <w:i w:val="1"/>
+                <w:iCs w:val="1"/>
+                <w:color w:val="548dd4"/>
+                <w:sz w:val="18"/>
+                <w:szCs w:val="18"/>
+                <w:rtl w:val="0"/>
+              </w:rPr>
+              <w:t xml:space="preserve">Python, PyQt6, SQLite, herramientas de modelado y diseño de interfaces. </w:t>
+            </w:r>
             <w:r>
               <w:rPr>
                 <w:rtl w:val="0"/>
@@ -4933,6 +6303,17 @@
             </w:pPr>
             <w:r>
               <w:rPr>
+                <w:i w:val="1"/>
+                <w:iCs w:val="1"/>
+                <w:color w:val="548dd4"/>
+                <w:sz w:val="18"/>
+                <w:szCs w:val="18"/>
+                <w:rtl w:val="0"/>
+              </w:rPr>
+              <w:t xml:space="preserve">Matías Salinas, Nicole Reyes y Bryan Escobar </w:t>
+            </w:r>
+            <w:r>
+              <w:rPr>
                 <w:rtl w:val="0"/>
               </w:rPr>
             </w:r>
@@ -4944,95 +6325,189 @@
             <w:pPr>
               <w:jc w:val="both"/>
               <w:rPr>
-                <w:rFonts w:ascii="Calibri" w:cs="Calibri" w:eastAsia="Calibri" w:hAnsi="Calibri"/>
-                <w:i w:val="1"/>
-                <w:iCs w:val="1"/>
-                <w:color w:val="548dd4"/>
-                <w:sz w:val="18"/>
-                <w:szCs w:val="18"/>
-              </w:rPr>
-            </w:pPr>
-            <w:r>
-              <w:rPr>
-                <w:rtl w:val="0"/>
-              </w:rPr>
-            </w:r>
-          </w:p>
-        </w:tc>
-      </w:tr>
-    </w:tbl>
-    <w:p>
-      <w:pPr>
-        <w:spacing w:after="0" w:line="360" w:lineRule="auto"/>
-        <w:jc w:val="both"/>
-        <w:rPr>
-          <w:b w:val="1"/>
-          <w:bCs w:val="1"/>
-          <w:sz w:val="24"/>
-          <w:szCs w:val="24"/>
-        </w:rPr>
-      </w:pPr>
-      <w:r>
-        <w:rPr>
-          <w:rtl w:val="0"/>
-        </w:rPr>
-      </w:r>
-    </w:p>
-    <w:tbl>
-      <w:tblPr>
-        <w:tblStyle w:val="Table15"/>
-        <w:tblW w:w="9640.0" w:type="dxa"/>
-        <w:jc w:val="left"/>
-        <w:tblInd w:w="-714.0" w:type="dxa"/>
-        <w:tblBorders>
-          <w:top w:color="bfbfbf" w:space="0" w:sz="4" w:val="single"/>
-          <w:left w:color="bfbfbf" w:space="0" w:sz="4" w:val="single"/>
-          <w:bottom w:color="bfbfbf" w:space="0" w:sz="4" w:val="single"/>
-          <w:right w:color="bfbfbf" w:space="0" w:sz="4" w:val="single"/>
-          <w:insideH w:color="bfbfbf" w:space="0" w:sz="4" w:val="single"/>
-          <w:insideV w:color="bfbfbf" w:space="0" w:sz="4" w:val="single"/>
-        </w:tblBorders>
-        <w:tblLayout w:type="fixed"/>
-        <w:tblLook w:val="0400"/>
-      </w:tblPr>
-      <w:tblGrid>
-        <w:gridCol w:w="9640"/>
-        <w:tblGridChange w:id="0">
-          <w:tblGrid>
-            <w:gridCol w:w="9640"/>
-          </w:tblGrid>
-        </w:tblGridChange>
-      </w:tblGrid>
-      <w:tr>
-        <w:trPr>
-          <w:cantSplit w:val="0"/>
-          <w:trHeight w:val="440" w:hRule="atLeast"/>
-          <w:tblHeader w:val="0"/>
-        </w:trPr>
-        <w:tc>
-          <w:tcPr>
-            <w:vAlign w:val="center"/>
-          </w:tcPr>
-          <w:p>
-            <w:pPr>
-              <w:rPr>
-                <w:b w:val="1"/>
-                <w:bCs w:val="1"/>
-                <w:color w:val="1f3864"/>
-                <w:sz w:val="28"/>
-                <w:szCs w:val="28"/>
-              </w:rPr>
-            </w:pPr>
-            <w:r>
-              <w:rPr>
-                <w:b w:val="1"/>
-                <w:bCs w:val="1"/>
-                <w:color w:val="1f3864"/>
-                <w:sz w:val="28"/>
-                <w:szCs w:val="28"/>
-                <w:rtl w:val="0"/>
-              </w:rPr>
-              <w:t xml:space="preserve">8. Carta Gantt </w:t>
+                <w:i w:val="1"/>
+                <w:iCs w:val="1"/>
+                <w:color w:val="548dd4"/>
+                <w:sz w:val="18"/>
+                <w:szCs w:val="18"/>
+              </w:rPr>
+            </w:pPr>
+            <w:r>
+              <w:rPr>
+                <w:rtl w:val="0"/>
+              </w:rPr>
+            </w:r>
+          </w:p>
+          <w:tbl>
+            <w:tblPr>
+              <w:tblStyle w:val="Table17"/>
+              <w:tblW w:w="230.0" w:type="dxa"/>
+              <w:jc w:val="left"/>
+              <w:tblBorders>
+                <w:top w:color="000000" w:space="0" w:sz="0" w:val="nil"/>
+                <w:left w:color="000000" w:space="0" w:sz="0" w:val="nil"/>
+                <w:bottom w:color="000000" w:space="0" w:sz="0" w:val="nil"/>
+                <w:right w:color="000000" w:space="0" w:sz="0" w:val="nil"/>
+                <w:insideH w:color="000000" w:space="0" w:sz="0" w:val="nil"/>
+                <w:insideV w:color="000000" w:space="0" w:sz="0" w:val="nil"/>
+              </w:tblBorders>
+              <w:tblLayout w:type="fixed"/>
+              <w:tblLook w:val="0600"/>
+            </w:tblPr>
+            <w:tblGrid>
+              <w:gridCol w:w="230"/>
+              <w:tblGridChange w:id="0">
+                <w:tblGrid>
+                  <w:gridCol w:w="230"/>
+                </w:tblGrid>
+              </w:tblGridChange>
+            </w:tblGrid>
+            <w:tr>
+              <w:trPr>
+                <w:cantSplit w:val="0"/>
+                <w:trHeight w:val="230" w:hRule="atLeast"/>
+                <w:tblHeader w:val="0"/>
+              </w:trPr>
+              <w:tc>
+                <w:tcPr>
+                  <w:tcBorders>
+                    <w:top w:color="000000" w:space="0" w:sz="0" w:val="nil"/>
+                    <w:left w:color="000000" w:space="0" w:sz="0" w:val="nil"/>
+                    <w:bottom w:color="000000" w:space="0" w:sz="0" w:val="nil"/>
+                    <w:right w:color="000000" w:space="0" w:sz="0" w:val="nil"/>
+                  </w:tcBorders>
+                  <w:tcMar>
+                    <w:top w:w="100.0" w:type="dxa"/>
+                    <w:left w:w="100.0" w:type="dxa"/>
+                    <w:bottom w:w="100.0" w:type="dxa"/>
+                    <w:right w:w="100.0" w:type="dxa"/>
+                  </w:tcMar>
+                  <w:vAlign w:val="top"/>
+                </w:tcPr>
+                <w:p>
+                  <w:pPr>
+                    <w:jc w:val="both"/>
+                    <w:rPr>
+                      <w:i w:val="1"/>
+                      <w:iCs w:val="1"/>
+                      <w:color w:val="548dd4"/>
+                      <w:sz w:val="18"/>
+                      <w:szCs w:val="18"/>
+                    </w:rPr>
+                  </w:pPr>
+                  <w:r>
+                    <w:rPr>
+                      <w:rtl w:val="0"/>
+                    </w:rPr>
+                  </w:r>
+                </w:p>
+              </w:tc>
+            </w:tr>
+          </w:tbl>
+          <w:p>
+            <w:pPr>
+              <w:jc w:val="both"/>
+              <w:rPr>
+                <w:i w:val="1"/>
+                <w:iCs w:val="1"/>
+                <w:color w:val="548dd4"/>
+                <w:sz w:val="18"/>
+                <w:szCs w:val="18"/>
+              </w:rPr>
+            </w:pPr>
+            <w:r>
+              <w:rPr>
+                <w:rtl w:val="0"/>
+              </w:rPr>
+            </w:r>
+          </w:p>
+          <w:tbl>
+            <w:tblPr>
+              <w:tblStyle w:val="Table18"/>
+              <w:tblW w:w="1365.0" w:type="dxa"/>
+              <w:jc w:val="left"/>
+              <w:tblBorders>
+                <w:top w:color="000000" w:space="0" w:sz="0" w:val="nil"/>
+                <w:left w:color="000000" w:space="0" w:sz="0" w:val="nil"/>
+                <w:bottom w:color="000000" w:space="0" w:sz="0" w:val="nil"/>
+                <w:right w:color="000000" w:space="0" w:sz="0" w:val="nil"/>
+                <w:insideH w:color="000000" w:space="0" w:sz="0" w:val="nil"/>
+                <w:insideV w:color="000000" w:space="0" w:sz="0" w:val="nil"/>
+              </w:tblBorders>
+              <w:tblLayout w:type="fixed"/>
+              <w:tblLook w:val="0600"/>
+            </w:tblPr>
+            <w:tblGrid>
+              <w:gridCol w:w="1365"/>
+              <w:tblGridChange w:id="0">
+                <w:tblGrid>
+                  <w:gridCol w:w="1365"/>
+                </w:tblGrid>
+              </w:tblGridChange>
+            </w:tblGrid>
+            <w:tr>
+              <w:trPr>
+                <w:cantSplit w:val="0"/>
+                <w:trHeight w:val="500" w:hRule="atLeast"/>
+                <w:tblHeader w:val="0"/>
+              </w:trPr>
+              <w:tc>
+                <w:tcPr>
+                  <w:tcBorders>
+                    <w:top w:color="000000" w:space="0" w:sz="0" w:val="nil"/>
+                    <w:left w:color="000000" w:space="0" w:sz="0" w:val="nil"/>
+                    <w:bottom w:color="000000" w:space="0" w:sz="0" w:val="nil"/>
+                    <w:right w:color="000000" w:space="0" w:sz="0" w:val="nil"/>
+                  </w:tcBorders>
+                  <w:tcMar>
+                    <w:top w:w="100.0" w:type="dxa"/>
+                    <w:left w:w="100.0" w:type="dxa"/>
+                    <w:bottom w:w="100.0" w:type="dxa"/>
+                    <w:right w:w="100.0" w:type="dxa"/>
+                  </w:tcMar>
+                  <w:vAlign w:val="top"/>
+                </w:tcPr>
+                <w:p>
+                  <w:pPr>
+                    <w:jc w:val="both"/>
+                    <w:rPr>
+                      <w:i w:val="1"/>
+                      <w:iCs w:val="1"/>
+                      <w:color w:val="548dd4"/>
+                      <w:sz w:val="18"/>
+                      <w:szCs w:val="18"/>
+                    </w:rPr>
+                  </w:pPr>
+                  <w:r>
+                    <w:rPr>
+                      <w:i w:val="1"/>
+                      <w:iCs w:val="1"/>
+                      <w:color w:val="548dd4"/>
+                      <w:sz w:val="18"/>
+                      <w:szCs w:val="18"/>
+                      <w:rtl w:val="0"/>
+                    </w:rPr>
+                    <w:t xml:space="preserve">El diseño puede requerir cambios durante el desarrollo.</w:t>
+                  </w:r>
+                </w:p>
+              </w:tc>
+            </w:tr>
+          </w:tbl>
+          <w:p>
+            <w:pPr>
+              <w:jc w:val="both"/>
+              <w:rPr>
+                <w:i w:val="1"/>
+                <w:iCs w:val="1"/>
+                <w:color w:val="548dd4"/>
+                <w:sz w:val="18"/>
+                <w:szCs w:val="18"/>
+              </w:rPr>
+            </w:pPr>
+            <w:r>
+              <w:rPr>
+                <w:rtl w:val="0"/>
+              </w:rPr>
             </w:r>
           </w:p>
         </w:tc>
@@ -5040,69 +6515,1596 @@
       <w:tr>
         <w:trPr>
           <w:cantSplit w:val="0"/>
-          <w:trHeight w:val="440" w:hRule="atLeast"/>
           <w:tblHeader w:val="0"/>
         </w:trPr>
         <w:tc>
+          <w:tcPr/>
+          <w:p>
+            <w:pPr>
+              <w:jc w:val="both"/>
+              <w:rPr>
+                <w:i w:val="1"/>
+                <w:iCs w:val="1"/>
+                <w:color w:val="548dd4"/>
+                <w:sz w:val="18"/>
+                <w:szCs w:val="18"/>
+              </w:rPr>
+            </w:pPr>
+            <w:r>
+              <w:rPr>
+                <w:i w:val="1"/>
+                <w:iCs w:val="1"/>
+                <w:color w:val="548dd4"/>
+                <w:sz w:val="18"/>
+                <w:szCs w:val="18"/>
+                <w:rtl w:val="0"/>
+              </w:rPr>
+              <w:t xml:space="preserve">Diseñar y generar soluciones de software innovadoras y de calidad. </w:t>
+            </w:r>
+          </w:p>
+        </w:tc>
+        <w:tc>
+          <w:tcPr/>
+          <w:p>
+            <w:pPr>
+              <w:jc w:val="both"/>
+              <w:rPr>
+                <w:rFonts w:ascii="Calibri" w:cs="Calibri" w:eastAsia="Calibri" w:hAnsi="Calibri"/>
+                <w:i w:val="1"/>
+                <w:iCs w:val="1"/>
+                <w:color w:val="548dd4"/>
+                <w:sz w:val="18"/>
+                <w:szCs w:val="18"/>
+              </w:rPr>
+            </w:pPr>
+            <w:r>
+              <w:rPr>
+                <w:i w:val="1"/>
+                <w:iCs w:val="1"/>
+                <w:color w:val="548dd4"/>
+                <w:sz w:val="18"/>
+                <w:szCs w:val="18"/>
+                <w:rtl w:val="0"/>
+              </w:rPr>
+              <w:t xml:space="preserve">Desarrollo funcional POS y BODEGA </w:t>
+            </w:r>
+            <w:r>
+              <w:rPr>
+                <w:rtl w:val="0"/>
+              </w:rPr>
+            </w:r>
+          </w:p>
+        </w:tc>
+        <w:tc>
+          <w:tcPr/>
+          <w:p>
+            <w:pPr>
+              <w:jc w:val="both"/>
+              <w:rPr>
+                <w:rFonts w:ascii="Calibri" w:cs="Calibri" w:eastAsia="Calibri" w:hAnsi="Calibri"/>
+                <w:i w:val="1"/>
+                <w:iCs w:val="1"/>
+                <w:color w:val="548dd4"/>
+                <w:sz w:val="18"/>
+                <w:szCs w:val="18"/>
+              </w:rPr>
+            </w:pPr>
+            <w:r>
+              <w:rPr>
+                <w:i w:val="1"/>
+                <w:iCs w:val="1"/>
+                <w:color w:val="548dd4"/>
+                <w:sz w:val="18"/>
+                <w:szCs w:val="18"/>
+                <w:rtl w:val="0"/>
+              </w:rPr>
+              <w:t xml:space="preserve">Implementar progresivamente las funcionalidades y módulos definidos para VAREKTA POS y VAREKTA BODEGA. </w:t>
+            </w:r>
+            <w:r>
+              <w:rPr>
+                <w:rtl w:val="0"/>
+              </w:rPr>
+            </w:r>
+          </w:p>
+        </w:tc>
+        <w:tc>
+          <w:tcPr/>
+          <w:p>
+            <w:pPr>
+              <w:jc w:val="both"/>
+              <w:rPr>
+                <w:rFonts w:ascii="Calibri" w:cs="Calibri" w:eastAsia="Calibri" w:hAnsi="Calibri"/>
+                <w:i w:val="1"/>
+                <w:iCs w:val="1"/>
+                <w:color w:val="548dd4"/>
+                <w:sz w:val="18"/>
+                <w:szCs w:val="18"/>
+              </w:rPr>
+            </w:pPr>
+            <w:r>
+              <w:rPr>
+                <w:i w:val="1"/>
+                <w:iCs w:val="1"/>
+                <w:color w:val="548dd4"/>
+                <w:sz w:val="18"/>
+                <w:szCs w:val="18"/>
+                <w:rtl w:val="0"/>
+              </w:rPr>
+              <w:t xml:space="preserve">Python, PyQt6, SQLite, IDE, repositorio de código y documentación de requisitos. </w:t>
+            </w:r>
+            <w:r>
+              <w:rPr>
+                <w:rtl w:val="0"/>
+              </w:rPr>
+            </w:r>
+          </w:p>
+        </w:tc>
+        <w:tc>
           <w:tcPr>
-            <w:shd w:fill="d9e2f3" w:val="clear"/>
-            <w:vAlign w:val="center"/>
+            <w:tcBorders>
+              <w:right w:color="ffffff" w:space="0" w:sz="4" w:val="single"/>
+            </w:tcBorders>
           </w:tcPr>
           <w:p>
             <w:pPr>
-              <w:keepNext w:val="0"/>
-              <w:keepLines w:val="0"/>
-              <w:pageBreakBefore w:val="0"/>
-              <w:widowControl w:val="1"/>
-              <w:pBdr>
-                <w:top w:space="0" w:sz="0" w:val="nil"/>
-                <w:left w:space="0" w:sz="0" w:val="nil"/>
-                <w:bottom w:space="0" w:sz="0" w:val="nil"/>
-                <w:right w:space="0" w:sz="0" w:val="nil"/>
-                <w:between w:space="0" w:sz="0" w:val="nil"/>
-              </w:pBdr>
-              <w:shd w:fill="auto" w:val="clear"/>
-              <w:tabs>
-                <w:tab w:val="center" w:leader="none" w:pos="4419"/>
-                <w:tab w:val="right" w:leader="none" w:pos="8838"/>
-              </w:tabs>
-              <w:spacing w:after="0" w:before="0" w:line="240" w:lineRule="auto"/>
-              <w:ind w:left="0" w:right="0" w:firstLine="0"/>
-              <w:jc w:val="both"/>
-              <w:rPr>
-                <w:rFonts w:ascii="Calibri" w:cs="Calibri" w:eastAsia="Calibri" w:hAnsi="Calibri"/>
-                <w:b w:val="0"/>
-                <w:bCs w:val="0"/>
-                <w:i w:val="0"/>
-                <w:iCs w:val="0"/>
-                <w:smallCaps w:val="0"/>
-                <w:strike w:val="0"/>
-                <w:color w:val="1f3864"/>
-                <w:sz w:val="22"/>
-                <w:szCs w:val="22"/>
-                <w:u w:val="none"/>
-                <w:shd w:fill="auto" w:val="clear"/>
-                <w:vertAlign w:val="baseline"/>
-              </w:rPr>
-            </w:pPr>
-            <w:r>
-              <w:rPr>
-                <w:rFonts w:ascii="Calibri" w:cs="Calibri" w:eastAsia="Calibri" w:hAnsi="Calibri"/>
-                <w:b w:val="0"/>
-                <w:bCs w:val="0"/>
-                <w:i w:val="0"/>
-                <w:iCs w:val="0"/>
-                <w:smallCaps w:val="0"/>
-                <w:strike w:val="0"/>
-                <w:color w:val="1f3864"/>
-                <w:sz w:val="22"/>
-                <w:szCs w:val="22"/>
-                <w:u w:val="none"/>
-                <w:shd w:fill="auto" w:val="clear"/>
-                <w:vertAlign w:val="baseline"/>
-                <w:rtl w:val="0"/>
-              </w:rPr>
-              <w:t xml:space="preserve">Busca un formato de Carta Gantt que te acomode y organiza en este las actividades planificadas en el punto anterior considerando el periodo asignado para el desarrollo de tu Proyecto APT. Debes mantener la temporalidad del periodo académico en el desarrollo de las tres fases que contempla la Asignatura de Portafolio de Título.</w:t>
+              <w:jc w:val="both"/>
+              <w:rPr>
+                <w:rFonts w:ascii="Calibri" w:cs="Calibri" w:eastAsia="Calibri" w:hAnsi="Calibri"/>
+                <w:i w:val="1"/>
+                <w:iCs w:val="1"/>
+                <w:color w:val="548dd4"/>
+                <w:sz w:val="18"/>
+                <w:szCs w:val="18"/>
+              </w:rPr>
+            </w:pPr>
+            <w:r>
+              <w:rPr>
+                <w:rtl w:val="0"/>
+              </w:rPr>
+            </w:r>
+          </w:p>
+        </w:tc>
+        <w:tc>
+          <w:tcPr>
+            <w:tcBorders>
+              <w:left w:color="ffffff" w:space="0" w:sz="4" w:val="single"/>
+            </w:tcBorders>
+            <w:shd w:fill="d9d9d9" w:val="clear"/>
+          </w:tcPr>
+          <w:p>
+            <w:pPr>
+              <w:jc w:val="both"/>
+              <w:rPr>
+                <w:rFonts w:ascii="Calibri" w:cs="Calibri" w:eastAsia="Calibri" w:hAnsi="Calibri"/>
+                <w:i w:val="1"/>
+                <w:iCs w:val="1"/>
+                <w:color w:val="548dd4"/>
+                <w:sz w:val="18"/>
+                <w:szCs w:val="18"/>
+              </w:rPr>
+            </w:pPr>
+            <w:r>
+              <w:rPr>
+                <w:i w:val="1"/>
+                <w:iCs w:val="1"/>
+                <w:color w:val="548dd4"/>
+                <w:sz w:val="18"/>
+                <w:szCs w:val="18"/>
+                <w:rtl w:val="0"/>
+              </w:rPr>
+              <w:t xml:space="preserve">Bryan Escobar y Nicole Reyes </w:t>
+            </w:r>
+            <w:r>
+              <w:rPr>
+                <w:rtl w:val="0"/>
+              </w:rPr>
+            </w:r>
+          </w:p>
+        </w:tc>
+        <w:tc>
+          <w:tcPr/>
+          <w:p>
+            <w:pPr>
+              <w:jc w:val="both"/>
+              <w:rPr>
+                <w:rFonts w:ascii="Calibri" w:cs="Calibri" w:eastAsia="Calibri" w:hAnsi="Calibri"/>
+                <w:i w:val="1"/>
+                <w:iCs w:val="1"/>
+                <w:color w:val="548dd4"/>
+                <w:sz w:val="18"/>
+                <w:szCs w:val="18"/>
+              </w:rPr>
+            </w:pPr>
+            <w:r>
+              <w:rPr>
+                <w:i w:val="1"/>
+                <w:iCs w:val="1"/>
+                <w:color w:val="548dd4"/>
+                <w:sz w:val="18"/>
+                <w:szCs w:val="18"/>
+                <w:rtl w:val="0"/>
+              </w:rPr>
+              <w:t xml:space="preserve">Pueden presentarse errores durante el desarrollo. </w:t>
+            </w:r>
+            <w:r>
+              <w:rPr>
+                <w:rtl w:val="0"/>
+              </w:rPr>
+            </w:r>
+          </w:p>
+        </w:tc>
+      </w:tr>
+      <w:tr>
+        <w:trPr>
+          <w:cantSplit w:val="0"/>
+          <w:tblHeader w:val="0"/>
+        </w:trPr>
+        <w:tc>
+          <w:tcPr/>
+          <w:p>
+            <w:pPr>
+              <w:jc w:val="both"/>
+              <w:rPr>
+                <w:i w:val="1"/>
+                <w:iCs w:val="1"/>
+                <w:color w:val="548dd4"/>
+                <w:sz w:val="18"/>
+                <w:szCs w:val="18"/>
+              </w:rPr>
+            </w:pPr>
+            <w:r>
+              <w:rPr>
+                <w:i w:val="1"/>
+                <w:iCs w:val="1"/>
+                <w:color w:val="548dd4"/>
+                <w:sz w:val="18"/>
+                <w:szCs w:val="18"/>
+                <w:rtl w:val="0"/>
+              </w:rPr>
+              <w:t xml:space="preserve">Diseñar soluciones que permitan resolver requerimientos de información mediante bases de datos. </w:t>
+            </w:r>
+          </w:p>
+        </w:tc>
+        <w:tc>
+          <w:tcPr/>
+          <w:p>
+            <w:pPr>
+              <w:jc w:val="both"/>
+              <w:rPr>
+                <w:rFonts w:ascii="Calibri" w:cs="Calibri" w:eastAsia="Calibri" w:hAnsi="Calibri"/>
+                <w:i w:val="1"/>
+                <w:iCs w:val="1"/>
+                <w:color w:val="548dd4"/>
+                <w:sz w:val="18"/>
+                <w:szCs w:val="18"/>
+              </w:rPr>
+            </w:pPr>
+            <w:r>
+              <w:rPr>
+                <w:i w:val="1"/>
+                <w:iCs w:val="1"/>
+                <w:color w:val="548dd4"/>
+                <w:sz w:val="18"/>
+                <w:szCs w:val="18"/>
+                <w:rtl w:val="0"/>
+              </w:rPr>
+              <w:t xml:space="preserve">Integración y validación de base local SQLite </w:t>
+            </w:r>
+            <w:r>
+              <w:rPr>
+                <w:rtl w:val="0"/>
+              </w:rPr>
+            </w:r>
+          </w:p>
+        </w:tc>
+        <w:tc>
+          <w:tcPr/>
+          <w:p>
+            <w:pPr>
+              <w:jc w:val="both"/>
+              <w:rPr>
+                <w:rFonts w:ascii="Calibri" w:cs="Calibri" w:eastAsia="Calibri" w:hAnsi="Calibri"/>
+                <w:i w:val="1"/>
+                <w:iCs w:val="1"/>
+                <w:color w:val="548dd4"/>
+                <w:sz w:val="18"/>
+                <w:szCs w:val="18"/>
+              </w:rPr>
+            </w:pPr>
+            <w:r>
+              <w:rPr>
+                <w:i w:val="1"/>
+                <w:iCs w:val="1"/>
+                <w:color w:val="548dd4"/>
+                <w:sz w:val="18"/>
+                <w:szCs w:val="18"/>
+                <w:rtl w:val="0"/>
+              </w:rPr>
+              <w:t xml:space="preserve">Integrar VAREKTA POS y VAREKTA BODEGA mediante la base de datos SQLite compartida y validar la consistencia de los datos. </w:t>
+            </w:r>
+            <w:r>
+              <w:rPr>
+                <w:rtl w:val="0"/>
+              </w:rPr>
+            </w:r>
+          </w:p>
+        </w:tc>
+        <w:tc>
+          <w:tcPr/>
+          <w:p>
+            <w:pPr>
+              <w:jc w:val="both"/>
+              <w:rPr>
+                <w:rFonts w:ascii="Calibri" w:cs="Calibri" w:eastAsia="Calibri" w:hAnsi="Calibri"/>
+                <w:i w:val="1"/>
+                <w:iCs w:val="1"/>
+                <w:color w:val="548dd4"/>
+                <w:sz w:val="18"/>
+                <w:szCs w:val="18"/>
+              </w:rPr>
+            </w:pPr>
+            <w:r>
+              <w:rPr>
+                <w:i w:val="1"/>
+                <w:iCs w:val="1"/>
+                <w:color w:val="548dd4"/>
+                <w:sz w:val="18"/>
+                <w:szCs w:val="18"/>
+                <w:rtl w:val="0"/>
+              </w:rPr>
+              <w:t xml:space="preserve">SQLite, Python, código de POS y BODEGA y herramientas de prueba. </w:t>
+            </w:r>
+            <w:r>
+              <w:rPr>
+                <w:rtl w:val="0"/>
+              </w:rPr>
+            </w:r>
+          </w:p>
+        </w:tc>
+        <w:tc>
+          <w:tcPr>
+            <w:tcBorders>
+              <w:right w:color="ffffff" w:space="0" w:sz="4" w:val="single"/>
+            </w:tcBorders>
+          </w:tcPr>
+          <w:p>
+            <w:pPr>
+              <w:jc w:val="both"/>
+              <w:rPr>
+                <w:rFonts w:ascii="Calibri" w:cs="Calibri" w:eastAsia="Calibri" w:hAnsi="Calibri"/>
+                <w:i w:val="1"/>
+                <w:iCs w:val="1"/>
+                <w:color w:val="548dd4"/>
+                <w:sz w:val="18"/>
+                <w:szCs w:val="18"/>
+              </w:rPr>
+            </w:pPr>
+            <w:r>
+              <w:rPr>
+                <w:rtl w:val="0"/>
+              </w:rPr>
+            </w:r>
+          </w:p>
+        </w:tc>
+        <w:tc>
+          <w:tcPr>
+            <w:tcBorders>
+              <w:left w:color="ffffff" w:space="0" w:sz="4" w:val="single"/>
+            </w:tcBorders>
+            <w:shd w:fill="d9d9d9" w:val="clear"/>
+          </w:tcPr>
+          <w:p>
+            <w:pPr>
+              <w:jc w:val="both"/>
+              <w:rPr>
+                <w:rFonts w:ascii="Calibri" w:cs="Calibri" w:eastAsia="Calibri" w:hAnsi="Calibri"/>
+                <w:i w:val="1"/>
+                <w:iCs w:val="1"/>
+                <w:color w:val="548dd4"/>
+                <w:sz w:val="18"/>
+                <w:szCs w:val="18"/>
+              </w:rPr>
+            </w:pPr>
+            <w:r>
+              <w:rPr>
+                <w:i w:val="1"/>
+                <w:iCs w:val="1"/>
+                <w:color w:val="548dd4"/>
+                <w:sz w:val="18"/>
+                <w:szCs w:val="18"/>
+                <w:rtl w:val="0"/>
+              </w:rPr>
+              <w:t xml:space="preserve">Matías Salinas y Braulio Alarcón </w:t>
+            </w:r>
+            <w:r>
+              <w:rPr>
+                <w:rtl w:val="0"/>
+              </w:rPr>
+            </w:r>
+          </w:p>
+        </w:tc>
+        <w:tc>
+          <w:tcPr/>
+          <w:p>
+            <w:pPr>
+              <w:jc w:val="both"/>
+              <w:rPr>
+                <w:rFonts w:ascii="Calibri" w:cs="Calibri" w:eastAsia="Calibri" w:hAnsi="Calibri"/>
+                <w:i w:val="1"/>
+                <w:iCs w:val="1"/>
+                <w:color w:val="548dd4"/>
+                <w:sz w:val="18"/>
+                <w:szCs w:val="18"/>
+              </w:rPr>
+            </w:pPr>
+            <w:r>
+              <w:rPr>
+                <w:i w:val="1"/>
+                <w:iCs w:val="1"/>
+                <w:color w:val="548dd4"/>
+                <w:sz w:val="18"/>
+                <w:szCs w:val="18"/>
+                <w:rtl w:val="0"/>
+              </w:rPr>
+              <w:t xml:space="preserve">Pueden surgir problemas de integración. </w:t>
+            </w:r>
+            <w:r>
+              <w:rPr>
+                <w:rtl w:val="0"/>
+              </w:rPr>
+            </w:r>
+          </w:p>
+        </w:tc>
+      </w:tr>
+      <w:tr>
+        <w:trPr>
+          <w:cantSplit w:val="0"/>
+          <w:tblHeader w:val="0"/>
+        </w:trPr>
+        <w:tc>
+          <w:tcPr/>
+          <w:p>
+            <w:pPr>
+              <w:jc w:val="both"/>
+              <w:rPr>
+                <w:i w:val="1"/>
+                <w:iCs w:val="1"/>
+                <w:color w:val="548dd4"/>
+                <w:sz w:val="18"/>
+                <w:szCs w:val="18"/>
+              </w:rPr>
+            </w:pPr>
+            <w:r>
+              <w:rPr>
+                <w:i w:val="1"/>
+                <w:iCs w:val="1"/>
+                <w:color w:val="548dd4"/>
+                <w:sz w:val="18"/>
+                <w:szCs w:val="18"/>
+                <w:rtl w:val="0"/>
+              </w:rPr>
+              <w:t xml:space="preserve">Diseñar y generar soluciones de software de calidad. </w:t>
+            </w:r>
+          </w:p>
+        </w:tc>
+        <w:tc>
+          <w:tcPr/>
+          <w:p>
+            <w:pPr>
+              <w:jc w:val="both"/>
+              <w:rPr>
+                <w:rFonts w:ascii="Calibri" w:cs="Calibri" w:eastAsia="Calibri" w:hAnsi="Calibri"/>
+                <w:i w:val="1"/>
+                <w:iCs w:val="1"/>
+                <w:color w:val="548dd4"/>
+                <w:sz w:val="18"/>
+                <w:szCs w:val="18"/>
+              </w:rPr>
+            </w:pPr>
+            <w:r>
+              <w:rPr>
+                <w:i w:val="1"/>
+                <w:iCs w:val="1"/>
+                <w:color w:val="548dd4"/>
+                <w:sz w:val="18"/>
+                <w:szCs w:val="18"/>
+                <w:rtl w:val="0"/>
+              </w:rPr>
+              <w:t xml:space="preserve">Estabilización y congelamiento de código </w:t>
+            </w:r>
+            <w:r>
+              <w:rPr>
+                <w:rtl w:val="0"/>
+              </w:rPr>
+            </w:r>
+          </w:p>
+        </w:tc>
+        <w:tc>
+          <w:tcPr/>
+          <w:p>
+            <w:pPr>
+              <w:jc w:val="both"/>
+              <w:rPr>
+                <w:rFonts w:ascii="Calibri" w:cs="Calibri" w:eastAsia="Calibri" w:hAnsi="Calibri"/>
+                <w:i w:val="1"/>
+                <w:iCs w:val="1"/>
+                <w:color w:val="548dd4"/>
+                <w:sz w:val="18"/>
+                <w:szCs w:val="18"/>
+              </w:rPr>
+            </w:pPr>
+            <w:r>
+              <w:rPr>
+                <w:i w:val="1"/>
+                <w:iCs w:val="1"/>
+                <w:color w:val="548dd4"/>
+                <w:sz w:val="18"/>
+                <w:szCs w:val="18"/>
+                <w:rtl w:val="0"/>
+              </w:rPr>
+              <w:t xml:space="preserve">Revisar la versión desarrollada, corregir incidencias críticas y establecer una versión estable para iniciar las pruebas formales. </w:t>
+            </w:r>
+            <w:r>
+              <w:rPr>
+                <w:rtl w:val="0"/>
+              </w:rPr>
+            </w:r>
+          </w:p>
+        </w:tc>
+        <w:tc>
+          <w:tcPr/>
+          <w:p>
+            <w:pPr>
+              <w:jc w:val="both"/>
+              <w:rPr>
+                <w:rFonts w:ascii="Calibri" w:cs="Calibri" w:eastAsia="Calibri" w:hAnsi="Calibri"/>
+                <w:i w:val="1"/>
+                <w:iCs w:val="1"/>
+                <w:color w:val="548dd4"/>
+                <w:sz w:val="18"/>
+                <w:szCs w:val="18"/>
+              </w:rPr>
+            </w:pPr>
+            <w:r>
+              <w:rPr>
+                <w:i w:val="1"/>
+                <w:iCs w:val="1"/>
+                <w:color w:val="548dd4"/>
+                <w:sz w:val="18"/>
+                <w:szCs w:val="18"/>
+                <w:rtl w:val="0"/>
+              </w:rPr>
+              <w:t xml:space="preserve">Código fuente, repositorio, ambiente de desarrollo y registro de incidencias. </w:t>
+            </w:r>
+            <w:r>
+              <w:rPr>
+                <w:rtl w:val="0"/>
+              </w:rPr>
+            </w:r>
+          </w:p>
+        </w:tc>
+        <w:tc>
+          <w:tcPr>
+            <w:tcBorders>
+              <w:right w:color="ffffff" w:space="0" w:sz="4" w:val="single"/>
+            </w:tcBorders>
+          </w:tcPr>
+          <w:p>
+            <w:pPr>
+              <w:jc w:val="both"/>
+              <w:rPr>
+                <w:rFonts w:ascii="Calibri" w:cs="Calibri" w:eastAsia="Calibri" w:hAnsi="Calibri"/>
+                <w:i w:val="1"/>
+                <w:iCs w:val="1"/>
+                <w:color w:val="548dd4"/>
+                <w:sz w:val="18"/>
+                <w:szCs w:val="18"/>
+              </w:rPr>
+            </w:pPr>
+            <w:r>
+              <w:rPr>
+                <w:rtl w:val="0"/>
+              </w:rPr>
+            </w:r>
+          </w:p>
+        </w:tc>
+        <w:tc>
+          <w:tcPr>
+            <w:tcBorders>
+              <w:left w:color="ffffff" w:space="0" w:sz="4" w:val="single"/>
+            </w:tcBorders>
+            <w:shd w:fill="d9d9d9" w:val="clear"/>
+          </w:tcPr>
+          <w:p>
+            <w:pPr>
+              <w:jc w:val="both"/>
+              <w:rPr>
+                <w:i w:val="1"/>
+                <w:iCs w:val="1"/>
+                <w:color w:val="548dd4"/>
+                <w:sz w:val="18"/>
+                <w:szCs w:val="18"/>
+              </w:rPr>
+            </w:pPr>
+            <w:r>
+              <w:rPr>
+                <w:rtl w:val="0"/>
+              </w:rPr>
+            </w:r>
+          </w:p>
+          <w:tbl>
+            <w:tblPr>
+              <w:tblStyle w:val="Table19"/>
+              <w:tblW w:w="230.0" w:type="dxa"/>
+              <w:jc w:val="left"/>
+              <w:tblBorders>
+                <w:top w:color="000000" w:space="0" w:sz="0" w:val="nil"/>
+                <w:left w:color="000000" w:space="0" w:sz="0" w:val="nil"/>
+                <w:bottom w:color="000000" w:space="0" w:sz="0" w:val="nil"/>
+                <w:right w:color="000000" w:space="0" w:sz="0" w:val="nil"/>
+                <w:insideH w:color="000000" w:space="0" w:sz="0" w:val="nil"/>
+                <w:insideV w:color="000000" w:space="0" w:sz="0" w:val="nil"/>
+              </w:tblBorders>
+              <w:tblLayout w:type="fixed"/>
+              <w:tblLook w:val="0600"/>
+            </w:tblPr>
+            <w:tblGrid>
+              <w:gridCol w:w="230"/>
+              <w:tblGridChange w:id="0">
+                <w:tblGrid>
+                  <w:gridCol w:w="230"/>
+                </w:tblGrid>
+              </w:tblGridChange>
+            </w:tblGrid>
+            <w:tr>
+              <w:trPr>
+                <w:cantSplit w:val="0"/>
+                <w:trHeight w:val="230" w:hRule="atLeast"/>
+                <w:tblHeader w:val="0"/>
+              </w:trPr>
+              <w:tc>
+                <w:tcPr>
+                  <w:tcBorders>
+                    <w:top w:color="000000" w:space="0" w:sz="0" w:val="nil"/>
+                    <w:left w:color="000000" w:space="0" w:sz="0" w:val="nil"/>
+                    <w:bottom w:color="000000" w:space="0" w:sz="0" w:val="nil"/>
+                    <w:right w:color="000000" w:space="0" w:sz="0" w:val="nil"/>
+                  </w:tcBorders>
+                  <w:tcMar>
+                    <w:top w:w="100.0" w:type="dxa"/>
+                    <w:left w:w="100.0" w:type="dxa"/>
+                    <w:bottom w:w="100.0" w:type="dxa"/>
+                    <w:right w:w="100.0" w:type="dxa"/>
+                  </w:tcMar>
+                  <w:vAlign w:val="top"/>
+                </w:tcPr>
+                <w:p>
+                  <w:pPr>
+                    <w:jc w:val="both"/>
+                    <w:rPr>
+                      <w:i w:val="1"/>
+                      <w:iCs w:val="1"/>
+                      <w:color w:val="548dd4"/>
+                      <w:sz w:val="18"/>
+                      <w:szCs w:val="18"/>
+                    </w:rPr>
+                  </w:pPr>
+                  <w:r>
+                    <w:rPr>
+                      <w:rtl w:val="0"/>
+                    </w:rPr>
+                  </w:r>
+                </w:p>
+              </w:tc>
+            </w:tr>
+          </w:tbl>
+          <w:p>
+            <w:pPr>
+              <w:jc w:val="both"/>
+              <w:rPr>
+                <w:i w:val="1"/>
+                <w:iCs w:val="1"/>
+                <w:color w:val="548dd4"/>
+                <w:sz w:val="18"/>
+                <w:szCs w:val="18"/>
+              </w:rPr>
+            </w:pPr>
+            <w:r>
+              <w:rPr>
+                <w:rtl w:val="0"/>
+              </w:rPr>
+            </w:r>
+          </w:p>
+          <w:tbl>
+            <w:tblPr>
+              <w:tblStyle w:val="Table20"/>
+              <w:tblW w:w="1365.0" w:type="dxa"/>
+              <w:jc w:val="left"/>
+              <w:tblBorders>
+                <w:top w:color="000000" w:space="0" w:sz="0" w:val="nil"/>
+                <w:left w:color="000000" w:space="0" w:sz="0" w:val="nil"/>
+                <w:bottom w:color="000000" w:space="0" w:sz="0" w:val="nil"/>
+                <w:right w:color="000000" w:space="0" w:sz="0" w:val="nil"/>
+                <w:insideH w:color="000000" w:space="0" w:sz="0" w:val="nil"/>
+                <w:insideV w:color="000000" w:space="0" w:sz="0" w:val="nil"/>
+              </w:tblBorders>
+              <w:tblLayout w:type="fixed"/>
+              <w:tblLook w:val="0600"/>
+            </w:tblPr>
+            <w:tblGrid>
+              <w:gridCol w:w="1365"/>
+              <w:tblGridChange w:id="0">
+                <w:tblGrid>
+                  <w:gridCol w:w="1365"/>
+                </w:tblGrid>
+              </w:tblGridChange>
+            </w:tblGrid>
+            <w:tr>
+              <w:trPr>
+                <w:cantSplit w:val="0"/>
+                <w:trHeight w:val="500" w:hRule="atLeast"/>
+                <w:tblHeader w:val="0"/>
+              </w:trPr>
+              <w:tc>
+                <w:tcPr>
+                  <w:tcBorders>
+                    <w:top w:color="000000" w:space="0" w:sz="0" w:val="nil"/>
+                    <w:left w:color="000000" w:space="0" w:sz="0" w:val="nil"/>
+                    <w:bottom w:color="000000" w:space="0" w:sz="0" w:val="nil"/>
+                    <w:right w:color="000000" w:space="0" w:sz="0" w:val="nil"/>
+                  </w:tcBorders>
+                  <w:tcMar>
+                    <w:top w:w="100.0" w:type="dxa"/>
+                    <w:left w:w="100.0" w:type="dxa"/>
+                    <w:bottom w:w="100.0" w:type="dxa"/>
+                    <w:right w:w="100.0" w:type="dxa"/>
+                  </w:tcMar>
+                  <w:vAlign w:val="top"/>
+                </w:tcPr>
+                <w:p>
+                  <w:pPr>
+                    <w:jc w:val="both"/>
+                    <w:rPr>
+                      <w:i w:val="1"/>
+                      <w:iCs w:val="1"/>
+                      <w:color w:val="548dd4"/>
+                      <w:sz w:val="18"/>
+                      <w:szCs w:val="18"/>
+                    </w:rPr>
+                  </w:pPr>
+                  <w:r>
+                    <w:rPr>
+                      <w:b w:val="1"/>
+                      <w:bCs w:val="1"/>
+                      <w:i w:val="1"/>
+                      <w:iCs w:val="1"/>
+                      <w:color w:val="548dd4"/>
+                      <w:sz w:val="18"/>
+                      <w:szCs w:val="18"/>
+                      <w:rtl w:val="0"/>
+                    </w:rPr>
+                    <w:t xml:space="preserve">Nicole Reyes, Bryan Escobar y Matías Salinas</w:t>
+                  </w:r>
+                  <w:r>
+                    <w:rPr>
+                      <w:rtl w:val="0"/>
+                    </w:rPr>
+                  </w:r>
+                </w:p>
+              </w:tc>
+            </w:tr>
+          </w:tbl>
+          <w:p>
+            <w:pPr>
+              <w:jc w:val="both"/>
+              <w:rPr>
+                <w:i w:val="1"/>
+                <w:iCs w:val="1"/>
+                <w:color w:val="548dd4"/>
+                <w:sz w:val="18"/>
+                <w:szCs w:val="18"/>
+              </w:rPr>
+            </w:pPr>
+            <w:r>
+              <w:rPr>
+                <w:rtl w:val="0"/>
+              </w:rPr>
+            </w:r>
+          </w:p>
+        </w:tc>
+        <w:tc>
+          <w:tcPr/>
+          <w:p>
+            <w:pPr>
+              <w:jc w:val="both"/>
+              <w:rPr>
+                <w:i w:val="1"/>
+                <w:iCs w:val="1"/>
+                <w:color w:val="548dd4"/>
+                <w:sz w:val="18"/>
+                <w:szCs w:val="18"/>
+              </w:rPr>
+            </w:pPr>
+            <w:r>
+              <w:rPr>
+                <w:rtl w:val="0"/>
+              </w:rPr>
+            </w:r>
+          </w:p>
+          <w:tbl>
+            <w:tblPr>
+              <w:tblStyle w:val="Table21"/>
+              <w:tblW w:w="230.0" w:type="dxa"/>
+              <w:jc w:val="left"/>
+              <w:tblBorders>
+                <w:top w:color="000000" w:space="0" w:sz="0" w:val="nil"/>
+                <w:left w:color="000000" w:space="0" w:sz="0" w:val="nil"/>
+                <w:bottom w:color="000000" w:space="0" w:sz="0" w:val="nil"/>
+                <w:right w:color="000000" w:space="0" w:sz="0" w:val="nil"/>
+                <w:insideH w:color="000000" w:space="0" w:sz="0" w:val="nil"/>
+                <w:insideV w:color="000000" w:space="0" w:sz="0" w:val="nil"/>
+              </w:tblBorders>
+              <w:tblLayout w:type="fixed"/>
+              <w:tblLook w:val="0600"/>
+            </w:tblPr>
+            <w:tblGrid>
+              <w:gridCol w:w="230"/>
+              <w:tblGridChange w:id="0">
+                <w:tblGrid>
+                  <w:gridCol w:w="230"/>
+                </w:tblGrid>
+              </w:tblGridChange>
+            </w:tblGrid>
+            <w:tr>
+              <w:trPr>
+                <w:cantSplit w:val="0"/>
+                <w:trHeight w:val="230" w:hRule="atLeast"/>
+                <w:tblHeader w:val="0"/>
+              </w:trPr>
+              <w:tc>
+                <w:tcPr>
+                  <w:tcBorders>
+                    <w:top w:color="000000" w:space="0" w:sz="0" w:val="nil"/>
+                    <w:left w:color="000000" w:space="0" w:sz="0" w:val="nil"/>
+                    <w:bottom w:color="000000" w:space="0" w:sz="0" w:val="nil"/>
+                    <w:right w:color="000000" w:space="0" w:sz="0" w:val="nil"/>
+                  </w:tcBorders>
+                  <w:tcMar>
+                    <w:top w:w="100.0" w:type="dxa"/>
+                    <w:left w:w="100.0" w:type="dxa"/>
+                    <w:bottom w:w="100.0" w:type="dxa"/>
+                    <w:right w:w="100.0" w:type="dxa"/>
+                  </w:tcMar>
+                  <w:vAlign w:val="top"/>
+                </w:tcPr>
+                <w:p>
+                  <w:pPr>
+                    <w:jc w:val="both"/>
+                    <w:rPr>
+                      <w:i w:val="1"/>
+                      <w:iCs w:val="1"/>
+                      <w:color w:val="548dd4"/>
+                      <w:sz w:val="18"/>
+                      <w:szCs w:val="18"/>
+                    </w:rPr>
+                  </w:pPr>
+                  <w:r>
+                    <w:rPr>
+                      <w:rtl w:val="0"/>
+                    </w:rPr>
+                  </w:r>
+                </w:p>
+              </w:tc>
+            </w:tr>
+          </w:tbl>
+          <w:p>
+            <w:pPr>
+              <w:jc w:val="both"/>
+              <w:rPr>
+                <w:i w:val="1"/>
+                <w:iCs w:val="1"/>
+                <w:color w:val="548dd4"/>
+                <w:sz w:val="18"/>
+                <w:szCs w:val="18"/>
+              </w:rPr>
+            </w:pPr>
+            <w:r>
+              <w:rPr>
+                <w:rtl w:val="0"/>
+              </w:rPr>
+            </w:r>
+          </w:p>
+          <w:tbl>
+            <w:tblPr>
+              <w:tblStyle w:val="Table22"/>
+              <w:tblW w:w="1365.0" w:type="dxa"/>
+              <w:jc w:val="left"/>
+              <w:tblBorders>
+                <w:top w:color="000000" w:space="0" w:sz="0" w:val="nil"/>
+                <w:left w:color="000000" w:space="0" w:sz="0" w:val="nil"/>
+                <w:bottom w:color="000000" w:space="0" w:sz="0" w:val="nil"/>
+                <w:right w:color="000000" w:space="0" w:sz="0" w:val="nil"/>
+                <w:insideH w:color="000000" w:space="0" w:sz="0" w:val="nil"/>
+                <w:insideV w:color="000000" w:space="0" w:sz="0" w:val="nil"/>
+              </w:tblBorders>
+              <w:tblLayout w:type="fixed"/>
+              <w:tblLook w:val="0600"/>
+            </w:tblPr>
+            <w:tblGrid>
+              <w:gridCol w:w="1365"/>
+              <w:tblGridChange w:id="0">
+                <w:tblGrid>
+                  <w:gridCol w:w="1365"/>
+                </w:tblGrid>
+              </w:tblGridChange>
+            </w:tblGrid>
+            <w:tr>
+              <w:trPr>
+                <w:cantSplit w:val="0"/>
+                <w:trHeight w:val="500" w:hRule="atLeast"/>
+                <w:tblHeader w:val="0"/>
+              </w:trPr>
+              <w:tc>
+                <w:tcPr>
+                  <w:tcBorders>
+                    <w:top w:color="000000" w:space="0" w:sz="0" w:val="nil"/>
+                    <w:left w:color="000000" w:space="0" w:sz="0" w:val="nil"/>
+                    <w:bottom w:color="000000" w:space="0" w:sz="0" w:val="nil"/>
+                    <w:right w:color="000000" w:space="0" w:sz="0" w:val="nil"/>
+                  </w:tcBorders>
+                  <w:tcMar>
+                    <w:top w:w="100.0" w:type="dxa"/>
+                    <w:left w:w="100.0" w:type="dxa"/>
+                    <w:bottom w:w="100.0" w:type="dxa"/>
+                    <w:right w:w="100.0" w:type="dxa"/>
+                  </w:tcMar>
+                  <w:vAlign w:val="top"/>
+                </w:tcPr>
+                <w:p>
+                  <w:pPr>
+                    <w:jc w:val="both"/>
+                    <w:rPr>
+                      <w:i w:val="1"/>
+                      <w:iCs w:val="1"/>
+                      <w:color w:val="548dd4"/>
+                      <w:sz w:val="18"/>
+                      <w:szCs w:val="18"/>
+                    </w:rPr>
+                  </w:pPr>
+                  <w:r>
+                    <w:rPr>
+                      <w:i w:val="1"/>
+                      <w:iCs w:val="1"/>
+                      <w:color w:val="548dd4"/>
+                      <w:sz w:val="18"/>
+                      <w:szCs w:val="18"/>
+                      <w:rtl w:val="0"/>
+                    </w:rPr>
+                    <w:t xml:space="preserve">Pueden quedar errores pendientes por corregir.</w:t>
+                  </w:r>
+                </w:p>
+              </w:tc>
+            </w:tr>
+          </w:tbl>
+          <w:p>
+            <w:pPr>
+              <w:jc w:val="both"/>
+              <w:rPr>
+                <w:i w:val="1"/>
+                <w:iCs w:val="1"/>
+                <w:color w:val="548dd4"/>
+                <w:sz w:val="18"/>
+                <w:szCs w:val="18"/>
+              </w:rPr>
+            </w:pPr>
+            <w:r>
+              <w:rPr>
+                <w:rtl w:val="0"/>
+              </w:rPr>
+            </w:r>
+          </w:p>
+        </w:tc>
+      </w:tr>
+      <w:tr>
+        <w:trPr>
+          <w:cantSplit w:val="0"/>
+          <w:tblHeader w:val="0"/>
+        </w:trPr>
+        <w:tc>
+          <w:tcPr/>
+          <w:p>
+            <w:pPr>
+              <w:jc w:val="both"/>
+              <w:rPr>
+                <w:i w:val="1"/>
+                <w:iCs w:val="1"/>
+                <w:color w:val="548dd4"/>
+                <w:sz w:val="18"/>
+                <w:szCs w:val="18"/>
+              </w:rPr>
+            </w:pPr>
+            <w:r>
+              <w:rPr>
+                <w:i w:val="1"/>
+                <w:iCs w:val="1"/>
+                <w:color w:val="548dd4"/>
+                <w:sz w:val="18"/>
+                <w:szCs w:val="18"/>
+                <w:rtl w:val="0"/>
+              </w:rPr>
+              <w:t xml:space="preserve">Diseñar soluciones de software considerando calidad y seguridad. </w:t>
+            </w:r>
+          </w:p>
+        </w:tc>
+        <w:tc>
+          <w:tcPr/>
+          <w:p>
+            <w:pPr>
+              <w:jc w:val="both"/>
+              <w:rPr>
+                <w:rFonts w:ascii="Calibri" w:cs="Calibri" w:eastAsia="Calibri" w:hAnsi="Calibri"/>
+                <w:i w:val="1"/>
+                <w:iCs w:val="1"/>
+                <w:color w:val="548dd4"/>
+                <w:sz w:val="18"/>
+                <w:szCs w:val="18"/>
+              </w:rPr>
+            </w:pPr>
+            <w:r>
+              <w:rPr>
+                <w:i w:val="1"/>
+                <w:iCs w:val="1"/>
+                <w:color w:val="548dd4"/>
+                <w:sz w:val="18"/>
+                <w:szCs w:val="18"/>
+                <w:rtl w:val="0"/>
+              </w:rPr>
+              <w:t xml:space="preserve">QA, manuales y documentación final </w:t>
+            </w:r>
+            <w:r>
+              <w:rPr>
+                <w:rtl w:val="0"/>
+              </w:rPr>
+            </w:r>
+          </w:p>
+        </w:tc>
+        <w:tc>
+          <w:tcPr/>
+          <w:p>
+            <w:pPr>
+              <w:jc w:val="both"/>
+              <w:rPr>
+                <w:rFonts w:ascii="Calibri" w:cs="Calibri" w:eastAsia="Calibri" w:hAnsi="Calibri"/>
+                <w:i w:val="1"/>
+                <w:iCs w:val="1"/>
+                <w:color w:val="548dd4"/>
+                <w:sz w:val="18"/>
+                <w:szCs w:val="18"/>
+              </w:rPr>
+            </w:pPr>
+            <w:r>
+              <w:rPr>
+                <w:i w:val="1"/>
+                <w:iCs w:val="1"/>
+                <w:color w:val="548dd4"/>
+                <w:sz w:val="18"/>
+                <w:szCs w:val="18"/>
+                <w:rtl w:val="0"/>
+              </w:rPr>
+              <w:t xml:space="preserve">Ejecutar pruebas, registrar y corregir incidencias, recopilar evidencias y elaborar manuales y documentación final. </w:t>
+            </w:r>
+            <w:r>
+              <w:rPr>
+                <w:rtl w:val="0"/>
+              </w:rPr>
+            </w:r>
+          </w:p>
+        </w:tc>
+        <w:tc>
+          <w:tcPr/>
+          <w:p>
+            <w:pPr>
+              <w:jc w:val="both"/>
+              <w:rPr>
+                <w:rFonts w:ascii="Calibri" w:cs="Calibri" w:eastAsia="Calibri" w:hAnsi="Calibri"/>
+                <w:i w:val="1"/>
+                <w:iCs w:val="1"/>
+                <w:color w:val="548dd4"/>
+                <w:sz w:val="18"/>
+                <w:szCs w:val="18"/>
+              </w:rPr>
+            </w:pPr>
+            <w:r>
+              <w:rPr>
+                <w:i w:val="1"/>
+                <w:iCs w:val="1"/>
+                <w:color w:val="548dd4"/>
+                <w:sz w:val="18"/>
+                <w:szCs w:val="18"/>
+                <w:rtl w:val="0"/>
+              </w:rPr>
+              <w:t xml:space="preserve">Sistema VAREKTA, casos de prueba, ERS, casos de uso y herramientas de documentación. </w:t>
+            </w:r>
+            <w:r>
+              <w:rPr>
+                <w:rtl w:val="0"/>
+              </w:rPr>
+            </w:r>
+          </w:p>
+        </w:tc>
+        <w:tc>
+          <w:tcPr>
+            <w:tcBorders>
+              <w:right w:color="ffffff" w:space="0" w:sz="4" w:val="single"/>
+            </w:tcBorders>
+          </w:tcPr>
+          <w:p>
+            <w:pPr>
+              <w:jc w:val="both"/>
+              <w:rPr>
+                <w:rFonts w:ascii="Calibri" w:cs="Calibri" w:eastAsia="Calibri" w:hAnsi="Calibri"/>
+                <w:i w:val="1"/>
+                <w:iCs w:val="1"/>
+                <w:color w:val="548dd4"/>
+                <w:sz w:val="18"/>
+                <w:szCs w:val="18"/>
+              </w:rPr>
+            </w:pPr>
+            <w:r>
+              <w:rPr>
+                <w:rtl w:val="0"/>
+              </w:rPr>
+            </w:r>
+          </w:p>
+        </w:tc>
+        <w:tc>
+          <w:tcPr>
+            <w:tcBorders>
+              <w:left w:color="ffffff" w:space="0" w:sz="4" w:val="single"/>
+            </w:tcBorders>
+            <w:shd w:fill="d9d9d9" w:val="clear"/>
+          </w:tcPr>
+          <w:p>
+            <w:pPr>
+              <w:jc w:val="both"/>
+              <w:rPr>
+                <w:rFonts w:ascii="Calibri" w:cs="Calibri" w:eastAsia="Calibri" w:hAnsi="Calibri"/>
+                <w:i w:val="1"/>
+                <w:iCs w:val="1"/>
+                <w:color w:val="548dd4"/>
+                <w:sz w:val="18"/>
+                <w:szCs w:val="18"/>
+              </w:rPr>
+            </w:pPr>
+            <w:r>
+              <w:rPr>
+                <w:i w:val="1"/>
+                <w:iCs w:val="1"/>
+                <w:color w:val="548dd4"/>
+                <w:sz w:val="18"/>
+                <w:szCs w:val="18"/>
+                <w:rtl w:val="0"/>
+              </w:rPr>
+              <w:t xml:space="preserve">Néstor Gárate y equipo </w:t>
+            </w:r>
+            <w:r>
+              <w:rPr>
+                <w:rtl w:val="0"/>
+              </w:rPr>
+            </w:r>
+          </w:p>
+        </w:tc>
+        <w:tc>
+          <w:tcPr/>
+          <w:p>
+            <w:pPr>
+              <w:jc w:val="both"/>
+              <w:rPr>
+                <w:i w:val="1"/>
+                <w:iCs w:val="1"/>
+                <w:color w:val="548dd4"/>
+                <w:sz w:val="18"/>
+                <w:szCs w:val="18"/>
+              </w:rPr>
+            </w:pPr>
+            <w:r>
+              <w:rPr>
+                <w:rtl w:val="0"/>
+              </w:rPr>
+            </w:r>
+          </w:p>
+          <w:tbl>
+            <w:tblPr>
+              <w:tblStyle w:val="Table23"/>
+              <w:tblW w:w="230.0" w:type="dxa"/>
+              <w:jc w:val="left"/>
+              <w:tblBorders>
+                <w:top w:color="000000" w:space="0" w:sz="0" w:val="nil"/>
+                <w:left w:color="000000" w:space="0" w:sz="0" w:val="nil"/>
+                <w:bottom w:color="000000" w:space="0" w:sz="0" w:val="nil"/>
+                <w:right w:color="000000" w:space="0" w:sz="0" w:val="nil"/>
+                <w:insideH w:color="000000" w:space="0" w:sz="0" w:val="nil"/>
+                <w:insideV w:color="000000" w:space="0" w:sz="0" w:val="nil"/>
+              </w:tblBorders>
+              <w:tblLayout w:type="fixed"/>
+              <w:tblLook w:val="0600"/>
+            </w:tblPr>
+            <w:tblGrid>
+              <w:gridCol w:w="230"/>
+              <w:tblGridChange w:id="0">
+                <w:tblGrid>
+                  <w:gridCol w:w="230"/>
+                </w:tblGrid>
+              </w:tblGridChange>
+            </w:tblGrid>
+            <w:tr>
+              <w:trPr>
+                <w:cantSplit w:val="0"/>
+                <w:trHeight w:val="230" w:hRule="atLeast"/>
+                <w:tblHeader w:val="0"/>
+              </w:trPr>
+              <w:tc>
+                <w:tcPr>
+                  <w:tcBorders>
+                    <w:top w:color="000000" w:space="0" w:sz="0" w:val="nil"/>
+                    <w:left w:color="000000" w:space="0" w:sz="0" w:val="nil"/>
+                    <w:bottom w:color="000000" w:space="0" w:sz="0" w:val="nil"/>
+                    <w:right w:color="000000" w:space="0" w:sz="0" w:val="nil"/>
+                  </w:tcBorders>
+                  <w:tcMar>
+                    <w:top w:w="100.0" w:type="dxa"/>
+                    <w:left w:w="100.0" w:type="dxa"/>
+                    <w:bottom w:w="100.0" w:type="dxa"/>
+                    <w:right w:w="100.0" w:type="dxa"/>
+                  </w:tcMar>
+                  <w:vAlign w:val="top"/>
+                </w:tcPr>
+                <w:p>
+                  <w:pPr>
+                    <w:jc w:val="both"/>
+                    <w:rPr>
+                      <w:i w:val="1"/>
+                      <w:iCs w:val="1"/>
+                      <w:color w:val="548dd4"/>
+                      <w:sz w:val="18"/>
+                      <w:szCs w:val="18"/>
+                    </w:rPr>
+                  </w:pPr>
+                  <w:r>
+                    <w:rPr>
+                      <w:rtl w:val="0"/>
+                    </w:rPr>
+                  </w:r>
+                </w:p>
+              </w:tc>
+            </w:tr>
+          </w:tbl>
+          <w:p>
+            <w:pPr>
+              <w:jc w:val="both"/>
+              <w:rPr>
+                <w:i w:val="1"/>
+                <w:iCs w:val="1"/>
+                <w:color w:val="548dd4"/>
+                <w:sz w:val="18"/>
+                <w:szCs w:val="18"/>
+              </w:rPr>
+            </w:pPr>
+            <w:r>
+              <w:rPr>
+                <w:rtl w:val="0"/>
+              </w:rPr>
+            </w:r>
+          </w:p>
+          <w:tbl>
+            <w:tblPr>
+              <w:tblStyle w:val="Table24"/>
+              <w:tblW w:w="1365.0" w:type="dxa"/>
+              <w:jc w:val="left"/>
+              <w:tblBorders>
+                <w:top w:color="000000" w:space="0" w:sz="0" w:val="nil"/>
+                <w:left w:color="000000" w:space="0" w:sz="0" w:val="nil"/>
+                <w:bottom w:color="000000" w:space="0" w:sz="0" w:val="nil"/>
+                <w:right w:color="000000" w:space="0" w:sz="0" w:val="nil"/>
+                <w:insideH w:color="000000" w:space="0" w:sz="0" w:val="nil"/>
+                <w:insideV w:color="000000" w:space="0" w:sz="0" w:val="nil"/>
+              </w:tblBorders>
+              <w:tblLayout w:type="fixed"/>
+              <w:tblLook w:val="0600"/>
+            </w:tblPr>
+            <w:tblGrid>
+              <w:gridCol w:w="1365"/>
+              <w:tblGridChange w:id="0">
+                <w:tblGrid>
+                  <w:gridCol w:w="1365"/>
+                </w:tblGrid>
+              </w:tblGridChange>
+            </w:tblGrid>
+            <w:tr>
+              <w:trPr>
+                <w:cantSplit w:val="0"/>
+                <w:trHeight w:val="500" w:hRule="atLeast"/>
+                <w:tblHeader w:val="0"/>
+              </w:trPr>
+              <w:tc>
+                <w:tcPr>
+                  <w:tcBorders>
+                    <w:top w:color="000000" w:space="0" w:sz="0" w:val="nil"/>
+                    <w:left w:color="000000" w:space="0" w:sz="0" w:val="nil"/>
+                    <w:bottom w:color="000000" w:space="0" w:sz="0" w:val="nil"/>
+                    <w:right w:color="000000" w:space="0" w:sz="0" w:val="nil"/>
+                  </w:tcBorders>
+                  <w:tcMar>
+                    <w:top w:w="100.0" w:type="dxa"/>
+                    <w:left w:w="100.0" w:type="dxa"/>
+                    <w:bottom w:w="100.0" w:type="dxa"/>
+                    <w:right w:w="100.0" w:type="dxa"/>
+                  </w:tcMar>
+                  <w:vAlign w:val="top"/>
+                </w:tcPr>
+                <w:p>
+                  <w:pPr>
+                    <w:jc w:val="both"/>
+                    <w:rPr>
+                      <w:i w:val="1"/>
+                      <w:iCs w:val="1"/>
+                      <w:color w:val="548dd4"/>
+                      <w:sz w:val="18"/>
+                      <w:szCs w:val="18"/>
+                    </w:rPr>
+                  </w:pPr>
+                  <w:r>
+                    <w:rPr>
+                      <w:i w:val="1"/>
+                      <w:iCs w:val="1"/>
+                      <w:color w:val="548dd4"/>
+                      <w:sz w:val="18"/>
+                      <w:szCs w:val="18"/>
+                      <w:rtl w:val="0"/>
+                    </w:rPr>
+                    <w:t xml:space="preserve">Las pruebas pueden detectar nuevas incidencias.</w:t>
+                  </w:r>
+                </w:p>
+              </w:tc>
+            </w:tr>
+          </w:tbl>
+          <w:p>
+            <w:pPr>
+              <w:jc w:val="both"/>
+              <w:rPr>
+                <w:i w:val="1"/>
+                <w:iCs w:val="1"/>
+                <w:color w:val="548dd4"/>
+                <w:sz w:val="18"/>
+                <w:szCs w:val="18"/>
+              </w:rPr>
+            </w:pPr>
+            <w:r>
+              <w:rPr>
+                <w:rtl w:val="0"/>
+              </w:rPr>
+            </w:r>
+          </w:p>
+        </w:tc>
+      </w:tr>
+      <w:tr>
+        <w:trPr>
+          <w:cantSplit w:val="0"/>
+          <w:tblHeader w:val="0"/>
+        </w:trPr>
+        <w:tc>
+          <w:tcPr/>
+          <w:p>
+            <w:pPr>
+              <w:jc w:val="both"/>
+              <w:rPr>
+                <w:i w:val="1"/>
+                <w:iCs w:val="1"/>
+                <w:color w:val="548dd4"/>
+                <w:sz w:val="18"/>
+                <w:szCs w:val="18"/>
+              </w:rPr>
+            </w:pPr>
+            <w:r>
+              <w:rPr>
+                <w:i w:val="1"/>
+                <w:iCs w:val="1"/>
+                <w:color w:val="548dd4"/>
+                <w:sz w:val="18"/>
+                <w:szCs w:val="18"/>
+                <w:rtl w:val="0"/>
+              </w:rPr>
+              <w:t xml:space="preserve">Evaluar y gestionar proyectos informáticos. </w:t>
+            </w:r>
+          </w:p>
+        </w:tc>
+        <w:tc>
+          <w:tcPr/>
+          <w:p>
+            <w:pPr>
+              <w:jc w:val="both"/>
+              <w:rPr>
+                <w:rFonts w:ascii="Calibri" w:cs="Calibri" w:eastAsia="Calibri" w:hAnsi="Calibri"/>
+                <w:i w:val="1"/>
+                <w:iCs w:val="1"/>
+                <w:color w:val="548dd4"/>
+                <w:sz w:val="18"/>
+                <w:szCs w:val="18"/>
+              </w:rPr>
+            </w:pPr>
+            <w:r>
+              <w:rPr>
+                <w:i w:val="1"/>
+                <w:iCs w:val="1"/>
+                <w:color w:val="548dd4"/>
+                <w:sz w:val="18"/>
+                <w:szCs w:val="18"/>
+                <w:rtl w:val="0"/>
+              </w:rPr>
+              <w:t xml:space="preserve">Presentación y cierre del proyecto </w:t>
+            </w:r>
+            <w:r>
+              <w:rPr>
+                <w:rtl w:val="0"/>
+              </w:rPr>
+            </w:r>
+          </w:p>
+        </w:tc>
+        <w:tc>
+          <w:tcPr/>
+          <w:p>
+            <w:pPr>
+              <w:jc w:val="both"/>
+              <w:rPr>
+                <w:rFonts w:ascii="Calibri" w:cs="Calibri" w:eastAsia="Calibri" w:hAnsi="Calibri"/>
+                <w:i w:val="1"/>
+                <w:iCs w:val="1"/>
+                <w:color w:val="548dd4"/>
+                <w:sz w:val="18"/>
+                <w:szCs w:val="18"/>
+              </w:rPr>
+            </w:pPr>
+            <w:r>
+              <w:rPr>
+                <w:i w:val="1"/>
+                <w:iCs w:val="1"/>
+                <w:color w:val="548dd4"/>
+                <w:sz w:val="18"/>
+                <w:szCs w:val="18"/>
+                <w:rtl w:val="0"/>
+              </w:rPr>
+              <w:t xml:space="preserve">Preparar la presentación, consolidar los entregables y realizar el cierre formal del proyecto VAREKTA. </w:t>
+            </w:r>
+            <w:r>
+              <w:rPr>
+                <w:rtl w:val="0"/>
+              </w:rPr>
+            </w:r>
+          </w:p>
+        </w:tc>
+        <w:tc>
+          <w:tcPr/>
+          <w:p>
+            <w:pPr>
+              <w:jc w:val="both"/>
+              <w:rPr>
+                <w:rFonts w:ascii="Calibri" w:cs="Calibri" w:eastAsia="Calibri" w:hAnsi="Calibri"/>
+                <w:i w:val="1"/>
+                <w:iCs w:val="1"/>
+                <w:color w:val="548dd4"/>
+                <w:sz w:val="18"/>
+                <w:szCs w:val="18"/>
+              </w:rPr>
+            </w:pPr>
+            <w:r>
+              <w:rPr>
+                <w:i w:val="1"/>
+                <w:iCs w:val="1"/>
+                <w:color w:val="548dd4"/>
+                <w:sz w:val="18"/>
+                <w:szCs w:val="18"/>
+                <w:rtl w:val="0"/>
+              </w:rPr>
+              <w:t xml:space="preserve">Sistema final, documentación, evidencias, presentación y computador. </w:t>
+            </w:r>
+            <w:r>
+              <w:rPr>
+                <w:rtl w:val="0"/>
+              </w:rPr>
+            </w:r>
+          </w:p>
+        </w:tc>
+        <w:tc>
+          <w:tcPr>
+            <w:tcBorders>
+              <w:right w:color="ffffff" w:space="0" w:sz="4" w:val="single"/>
+            </w:tcBorders>
+          </w:tcPr>
+          <w:p>
+            <w:pPr>
+              <w:jc w:val="both"/>
+              <w:rPr>
+                <w:rFonts w:ascii="Calibri" w:cs="Calibri" w:eastAsia="Calibri" w:hAnsi="Calibri"/>
+                <w:i w:val="1"/>
+                <w:iCs w:val="1"/>
+                <w:color w:val="548dd4"/>
+                <w:sz w:val="18"/>
+                <w:szCs w:val="18"/>
+              </w:rPr>
+            </w:pPr>
+            <w:r>
+              <w:rPr>
+                <w:rtl w:val="0"/>
+              </w:rPr>
+            </w:r>
+          </w:p>
+        </w:tc>
+        <w:tc>
+          <w:tcPr>
+            <w:tcBorders>
+              <w:left w:color="ffffff" w:space="0" w:sz="4" w:val="single"/>
+            </w:tcBorders>
+            <w:shd w:fill="d9d9d9" w:val="clear"/>
+          </w:tcPr>
+          <w:p>
+            <w:pPr>
+              <w:jc w:val="both"/>
+              <w:rPr>
+                <w:rFonts w:ascii="Calibri" w:cs="Calibri" w:eastAsia="Calibri" w:hAnsi="Calibri"/>
+                <w:i w:val="1"/>
+                <w:iCs w:val="1"/>
+                <w:color w:val="548dd4"/>
+                <w:sz w:val="18"/>
+                <w:szCs w:val="18"/>
+              </w:rPr>
+            </w:pPr>
+            <w:r>
+              <w:rPr>
+                <w:i w:val="1"/>
+                <w:iCs w:val="1"/>
+                <w:color w:val="548dd4"/>
+                <w:sz w:val="18"/>
+                <w:szCs w:val="18"/>
+                <w:rtl w:val="0"/>
+              </w:rPr>
+              <w:t xml:space="preserve">Braulio Alarcón y equipo </w:t>
+            </w:r>
+            <w:r>
+              <w:rPr>
+                <w:rtl w:val="0"/>
+              </w:rPr>
+            </w:r>
+          </w:p>
+        </w:tc>
+        <w:tc>
+          <w:tcPr/>
+          <w:p>
+            <w:pPr>
+              <w:jc w:val="both"/>
+              <w:rPr>
+                <w:rFonts w:ascii="Calibri" w:cs="Calibri" w:eastAsia="Calibri" w:hAnsi="Calibri"/>
+                <w:i w:val="1"/>
+                <w:iCs w:val="1"/>
+                <w:color w:val="548dd4"/>
+                <w:sz w:val="18"/>
+                <w:szCs w:val="18"/>
+              </w:rPr>
+            </w:pPr>
+            <w:r>
+              <w:rPr>
+                <w:i w:val="1"/>
+                <w:iCs w:val="1"/>
+                <w:color w:val="548dd4"/>
+                <w:sz w:val="18"/>
+                <w:szCs w:val="18"/>
+                <w:rtl w:val="0"/>
+              </w:rPr>
+              <w:t xml:space="preserve">Se deben revisar los entregables antes del cierre. </w:t>
+            </w:r>
+            <w:r>
+              <w:rPr>
+                <w:rtl w:val="0"/>
+              </w:rPr>
             </w:r>
           </w:p>
         </w:tc>
@@ -5142,12 +8144,80 @@
         </w:rPr>
       </w:r>
     </w:p>
+    <w:p>
+      <w:pPr>
+        <w:spacing w:after="0" w:line="360" w:lineRule="auto"/>
+        <w:jc w:val="both"/>
+        <w:rPr>
+          <w:b w:val="1"/>
+          <w:bCs w:val="1"/>
+          <w:sz w:val="24"/>
+          <w:szCs w:val="24"/>
+        </w:rPr>
+      </w:pPr>
+      <w:r>
+        <w:rPr>
+          <w:rtl w:val="0"/>
+        </w:rPr>
+      </w:r>
+    </w:p>
+    <w:p>
+      <w:pPr>
+        <w:spacing w:after="0" w:line="360" w:lineRule="auto"/>
+        <w:jc w:val="both"/>
+        <w:rPr>
+          <w:b w:val="1"/>
+          <w:bCs w:val="1"/>
+          <w:sz w:val="24"/>
+          <w:szCs w:val="24"/>
+        </w:rPr>
+      </w:pPr>
+      <w:r>
+        <w:rPr>
+          <w:rtl w:val="0"/>
+        </w:rPr>
+      </w:r>
+    </w:p>
+    <w:p>
+      <w:pPr>
+        <w:spacing w:after="0" w:line="360" w:lineRule="auto"/>
+        <w:jc w:val="both"/>
+        <w:rPr>
+          <w:b w:val="1"/>
+          <w:bCs w:val="1"/>
+          <w:sz w:val="24"/>
+          <w:szCs w:val="24"/>
+        </w:rPr>
+      </w:pPr>
+      <w:r>
+        <w:rPr>
+          <w:rtl w:val="0"/>
+        </w:rPr>
+      </w:r>
+    </w:p>
+    <w:p>
+      <w:pPr>
+        <w:spacing w:after="0" w:line="360" w:lineRule="auto"/>
+        <w:jc w:val="both"/>
+        <w:rPr>
+          <w:b w:val="1"/>
+          <w:bCs w:val="1"/>
+          <w:sz w:val="24"/>
+          <w:szCs w:val="24"/>
+        </w:rPr>
+      </w:pPr>
+      <w:r>
+        <w:rPr>
+          <w:rtl w:val="0"/>
+        </w:rPr>
+      </w:r>
+    </w:p>
     <w:tbl>
       <w:tblPr>
-        <w:tblStyle w:val="Table16"/>
-        <w:tblW w:w="10801.999999999998" w:type="dxa"/>
+        <w:tblStyle w:val="Table25"/>
+        <w:tblW w:w="9640.0" w:type="dxa"/>
         <w:jc w:val="left"/>
-        <w:tblInd w:w="-1160.0" w:type="dxa"/>
+        <w:tblInd w:w="-714.0" w:type="dxa"/>
         <w:tblBorders>
           <w:top w:color="bfbfbf" w:space="0" w:sz="4" w:val="single"/>
           <w:left w:color="bfbfbf" w:space="0" w:sz="4" w:val="single"/>
@@ -5160,167 +8230,43 @@
         <w:tblLook w:val="0400"/>
       </w:tblPr>
       <w:tblGrid>
-        <w:gridCol w:w="1351"/>
-        <w:gridCol w:w="536"/>
-        <w:gridCol w:w="522"/>
-        <w:gridCol w:w="523"/>
-        <w:gridCol w:w="526"/>
-        <w:gridCol w:w="523"/>
-        <w:gridCol w:w="523"/>
-        <w:gridCol w:w="523"/>
-        <w:gridCol w:w="523"/>
-        <w:gridCol w:w="523"/>
-        <w:gridCol w:w="523"/>
-        <w:gridCol w:w="523"/>
-        <w:gridCol w:w="523"/>
-        <w:gridCol w:w="525"/>
-        <w:gridCol w:w="525"/>
-        <w:gridCol w:w="525"/>
-        <w:gridCol w:w="7"/>
-        <w:gridCol w:w="518"/>
-        <w:gridCol w:w="525"/>
-        <w:gridCol w:w="525"/>
-        <w:gridCol w:w="10"/>
+        <w:gridCol w:w="9640"/>
         <w:tblGridChange w:id="0">
           <w:tblGrid>
-            <w:gridCol w:w="1351"/>
-            <w:gridCol w:w="536"/>
-            <w:gridCol w:w="522"/>
-            <w:gridCol w:w="523"/>
-            <w:gridCol w:w="526"/>
-            <w:gridCol w:w="523"/>
-            <w:gridCol w:w="523"/>
-            <w:gridCol w:w="523"/>
-            <w:gridCol w:w="523"/>
-            <w:gridCol w:w="523"/>
-            <w:gridCol w:w="523"/>
-            <w:gridCol w:w="523"/>
-            <w:gridCol w:w="523"/>
-            <w:gridCol w:w="525"/>
-            <w:gridCol w:w="525"/>
-            <w:gridCol w:w="525"/>
-            <w:gridCol w:w="7"/>
-            <w:gridCol w:w="518"/>
-            <w:gridCol w:w="525"/>
-            <w:gridCol w:w="525"/>
-            <w:gridCol w:w="10"/>
+            <w:gridCol w:w="9640"/>
           </w:tblGrid>
         </w:tblGridChange>
       </w:tblGrid>
       <w:tr>
         <w:trPr>
           <w:cantSplit w:val="0"/>
-          <w:trHeight w:val="294" w:hRule="atLeast"/>
+          <w:trHeight w:val="440" w:hRule="atLeast"/>
           <w:tblHeader w:val="0"/>
         </w:trPr>
         <w:tc>
           <w:tcPr>
-            <w:vMerge w:val="restart"/>
+            <w:vAlign w:val="center"/>
           </w:tcPr>
           <w:p>
             <w:pPr>
-              <w:spacing w:line="360" w:lineRule="auto"/>
-              <w:jc w:val="both"/>
-              <w:rPr>
-                <w:b w:val="1"/>
-                <w:bCs w:val="1"/>
-                <w:sz w:val="16"/>
-                <w:szCs w:val="16"/>
-              </w:rPr>
-            </w:pPr>
-            <w:r>
-              <w:rPr>
-                <w:b w:val="1"/>
-                <w:bCs w:val="1"/>
-                <w:sz w:val="16"/>
-                <w:szCs w:val="16"/>
-                <w:rtl w:val="0"/>
-              </w:rPr>
-              <w:t xml:space="preserve">Actividad</w:t>
-            </w:r>
-          </w:p>
-        </w:tc>
-        <w:tc>
-          <w:tcPr>
-            <w:gridSpan w:val="4"/>
-            <w:shd w:fill="e2efd9" w:val="clear"/>
-          </w:tcPr>
-          <w:p>
-            <w:pPr>
-              <w:spacing w:line="360" w:lineRule="auto"/>
-              <w:jc w:val="center"/>
-              <w:rPr>
-                <w:b w:val="1"/>
-                <w:bCs w:val="1"/>
-                <w:sz w:val="16"/>
-                <w:szCs w:val="16"/>
-              </w:rPr>
-            </w:pPr>
-            <w:r>
-              <w:rPr>
-                <w:b w:val="1"/>
-                <w:bCs w:val="1"/>
-                <w:sz w:val="16"/>
-                <w:szCs w:val="16"/>
-                <w:rtl w:val="0"/>
-              </w:rPr>
-              <w:t xml:space="preserve">Fase 1</w:t>
-            </w:r>
-          </w:p>
-        </w:tc>
-        <w:tc>
-          <w:tcPr>
-            <w:gridSpan w:val="12"/>
-            <w:shd w:fill="fff2cb" w:val="clear"/>
-          </w:tcPr>
-          <w:p>
-            <w:pPr>
-              <w:spacing w:line="360" w:lineRule="auto"/>
-              <w:jc w:val="center"/>
-              <w:rPr>
-                <w:b w:val="1"/>
-                <w:bCs w:val="1"/>
-                <w:sz w:val="16"/>
-                <w:szCs w:val="16"/>
-              </w:rPr>
-            </w:pPr>
-            <w:r>
-              <w:rPr>
-                <w:b w:val="1"/>
-                <w:bCs w:val="1"/>
-                <w:sz w:val="16"/>
-                <w:szCs w:val="16"/>
-                <w:rtl w:val="0"/>
-              </w:rPr>
-              <w:t xml:space="preserve">Fase 2</w:t>
-            </w:r>
-          </w:p>
-        </w:tc>
-        <w:tc>
-          <w:tcPr>
-            <w:gridSpan w:val="4"/>
-            <w:shd w:fill="fbe4d5" w:val="clear"/>
-          </w:tcPr>
-          <w:p>
-            <w:pPr>
-              <w:spacing w:line="360" w:lineRule="auto"/>
-              <w:jc w:val="center"/>
-              <w:rPr>
-                <w:b w:val="1"/>
-                <w:bCs w:val="1"/>
-                <w:sz w:val="16"/>
-                <w:szCs w:val="16"/>
-              </w:rPr>
-            </w:pPr>
-            <w:r>
-              <w:rPr>
-                <w:b w:val="1"/>
-                <w:bCs w:val="1"/>
-                <w:sz w:val="16"/>
-                <w:szCs w:val="16"/>
-                <w:rtl w:val="0"/>
-              </w:rPr>
-              <w:t xml:space="preserve">Fase 3</w:t>
+              <w:rPr>
+                <w:b w:val="1"/>
+                <w:bCs w:val="1"/>
+                <w:color w:val="1f3864"/>
+                <w:sz w:val="28"/>
+                <w:szCs w:val="28"/>
+              </w:rPr>
+            </w:pPr>
+            <w:r>
+              <w:rPr>
+                <w:b w:val="1"/>
+                <w:bCs w:val="1"/>
+                <w:color w:val="1f3864"/>
+                <w:sz w:val="28"/>
+                <w:szCs w:val="28"/>
+                <w:rtl w:val="0"/>
+              </w:rPr>
+              <w:t xml:space="preserve">8. Roadmap</w:t>
             </w:r>
           </w:p>
         </w:tc>
@@ -5328,19 +8274,20 @@
       <w:tr>
         <w:trPr>
           <w:cantSplit w:val="0"/>
-          <w:trHeight w:val="303" w:hRule="atLeast"/>
+          <w:trHeight w:val="440" w:hRule="atLeast"/>
           <w:tblHeader w:val="0"/>
         </w:trPr>
         <w:tc>
           <w:tcPr>
-            <w:vMerge w:val="continue"/>
+            <w:shd w:fill="d9e2f3" w:val="clear"/>
+            <w:vAlign w:val="center"/>
           </w:tcPr>
           <w:p>
             <w:pPr>
               <w:keepNext w:val="0"/>
               <w:keepLines w:val="0"/>
               <w:pageBreakBefore w:val="0"/>
-              <w:widowControl w:val="0"/>
+              <w:widowControl w:val="1"/>
               <w:pBdr>
                 <w:top w:space="0" w:sz="0" w:val="nil"/>
                 <w:left w:space="0" w:sz="0" w:val="nil"/>
@@ -5349,1656 +8296,183 @@
                 <w:between w:space="0" w:sz="0" w:val="nil"/>
               </w:pBdr>
               <w:shd w:fill="auto" w:val="clear"/>
-              <w:spacing w:after="0" w:before="0" w:line="276" w:lineRule="auto"/>
+              <w:tabs>
+                <w:tab w:val="center" w:leader="none" w:pos="4419"/>
+                <w:tab w:val="right" w:leader="none" w:pos="8838"/>
+              </w:tabs>
+              <w:spacing w:after="0" w:before="0" w:line="240" w:lineRule="auto"/>
               <w:ind w:left="0" w:right="0" w:firstLine="0"/>
-              <w:jc w:val="left"/>
-              <w:rPr>
-                <w:b w:val="1"/>
-                <w:bCs w:val="1"/>
-                <w:sz w:val="16"/>
-                <w:szCs w:val="16"/>
-              </w:rPr>
-            </w:pPr>
-            <w:r>
-              <w:rPr>
-                <w:rtl w:val="0"/>
-              </w:rPr>
-            </w:r>
-          </w:p>
-        </w:tc>
-        <w:tc>
-          <w:tcPr/>
-          <w:p>
-            <w:pPr>
-              <w:spacing w:line="360" w:lineRule="auto"/>
-              <w:jc w:val="center"/>
-              <w:rPr>
-                <w:b w:val="1"/>
-                <w:bCs w:val="1"/>
-                <w:sz w:val="16"/>
-                <w:szCs w:val="16"/>
-              </w:rPr>
-            </w:pPr>
-            <w:r>
-              <w:rPr>
-                <w:b w:val="1"/>
-                <w:bCs w:val="1"/>
-                <w:sz w:val="16"/>
-                <w:szCs w:val="16"/>
-                <w:rtl w:val="0"/>
-              </w:rPr>
-              <w:t xml:space="preserve">S 1</w:t>
-            </w:r>
-          </w:p>
-        </w:tc>
-        <w:tc>
-          <w:tcPr/>
-          <w:p>
-            <w:pPr>
-              <w:spacing w:line="360" w:lineRule="auto"/>
-              <w:jc w:val="center"/>
-              <w:rPr>
-                <w:b w:val="1"/>
-                <w:bCs w:val="1"/>
-                <w:sz w:val="16"/>
-                <w:szCs w:val="16"/>
-              </w:rPr>
-            </w:pPr>
-            <w:r>
-              <w:rPr>
-                <w:b w:val="1"/>
-                <w:bCs w:val="1"/>
-                <w:sz w:val="16"/>
-                <w:szCs w:val="16"/>
-                <w:rtl w:val="0"/>
-              </w:rPr>
-              <w:t xml:space="preserve">S 2</w:t>
-            </w:r>
-          </w:p>
-        </w:tc>
-        <w:tc>
-          <w:tcPr/>
-          <w:p>
-            <w:pPr>
-              <w:spacing w:line="360" w:lineRule="auto"/>
-              <w:jc w:val="center"/>
-              <w:rPr>
-                <w:b w:val="1"/>
-                <w:bCs w:val="1"/>
-                <w:sz w:val="16"/>
-                <w:szCs w:val="16"/>
-              </w:rPr>
-            </w:pPr>
-            <w:r>
-              <w:rPr>
-                <w:b w:val="1"/>
-                <w:bCs w:val="1"/>
-                <w:sz w:val="16"/>
-                <w:szCs w:val="16"/>
-                <w:rtl w:val="0"/>
-              </w:rPr>
-              <w:t xml:space="preserve">S 3</w:t>
-            </w:r>
-          </w:p>
-        </w:tc>
-        <w:tc>
-          <w:tcPr/>
-          <w:p>
-            <w:pPr>
-              <w:spacing w:line="360" w:lineRule="auto"/>
-              <w:jc w:val="center"/>
-              <w:rPr>
-                <w:b w:val="1"/>
-                <w:bCs w:val="1"/>
-                <w:sz w:val="16"/>
-                <w:szCs w:val="16"/>
-              </w:rPr>
-            </w:pPr>
-            <w:r>
-              <w:rPr>
-                <w:b w:val="1"/>
-                <w:bCs w:val="1"/>
-                <w:sz w:val="16"/>
-                <w:szCs w:val="16"/>
-                <w:rtl w:val="0"/>
-              </w:rPr>
-              <w:t xml:space="preserve">S 4</w:t>
-            </w:r>
-          </w:p>
-        </w:tc>
-        <w:tc>
-          <w:tcPr/>
-          <w:p>
-            <w:pPr>
-              <w:spacing w:line="360" w:lineRule="auto"/>
-              <w:jc w:val="center"/>
-              <w:rPr>
-                <w:b w:val="1"/>
-                <w:bCs w:val="1"/>
-                <w:sz w:val="16"/>
-                <w:szCs w:val="16"/>
-              </w:rPr>
-            </w:pPr>
-            <w:r>
-              <w:rPr>
-                <w:b w:val="1"/>
-                <w:bCs w:val="1"/>
-                <w:sz w:val="16"/>
-                <w:szCs w:val="16"/>
-                <w:rtl w:val="0"/>
-              </w:rPr>
-              <w:t xml:space="preserve">S 5</w:t>
-            </w:r>
-          </w:p>
-        </w:tc>
-        <w:tc>
-          <w:tcPr/>
-          <w:p>
-            <w:pPr>
-              <w:spacing w:line="360" w:lineRule="auto"/>
-              <w:jc w:val="center"/>
-              <w:rPr>
-                <w:b w:val="1"/>
-                <w:bCs w:val="1"/>
-                <w:sz w:val="16"/>
-                <w:szCs w:val="16"/>
-              </w:rPr>
-            </w:pPr>
-            <w:r>
-              <w:rPr>
-                <w:b w:val="1"/>
-                <w:bCs w:val="1"/>
-                <w:sz w:val="16"/>
-                <w:szCs w:val="16"/>
-                <w:rtl w:val="0"/>
-              </w:rPr>
-              <w:t xml:space="preserve">S 6</w:t>
-            </w:r>
-          </w:p>
-        </w:tc>
-        <w:tc>
-          <w:tcPr/>
-          <w:p>
-            <w:pPr>
-              <w:spacing w:line="360" w:lineRule="auto"/>
-              <w:jc w:val="center"/>
-              <w:rPr>
-                <w:b w:val="1"/>
-                <w:bCs w:val="1"/>
-                <w:sz w:val="16"/>
-                <w:szCs w:val="16"/>
-              </w:rPr>
-            </w:pPr>
-            <w:r>
-              <w:rPr>
-                <w:b w:val="1"/>
-                <w:bCs w:val="1"/>
-                <w:sz w:val="16"/>
-                <w:szCs w:val="16"/>
-                <w:rtl w:val="0"/>
-              </w:rPr>
-              <w:t xml:space="preserve">S 7</w:t>
-            </w:r>
-          </w:p>
-        </w:tc>
-        <w:tc>
-          <w:tcPr/>
-          <w:p>
-            <w:pPr>
-              <w:spacing w:line="360" w:lineRule="auto"/>
-              <w:jc w:val="center"/>
-              <w:rPr>
-                <w:b w:val="1"/>
-                <w:bCs w:val="1"/>
-                <w:sz w:val="16"/>
-                <w:szCs w:val="16"/>
-              </w:rPr>
-            </w:pPr>
-            <w:r>
-              <w:rPr>
-                <w:b w:val="1"/>
-                <w:bCs w:val="1"/>
-                <w:sz w:val="16"/>
-                <w:szCs w:val="16"/>
-                <w:rtl w:val="0"/>
-              </w:rPr>
-              <w:t xml:space="preserve">S 8</w:t>
-            </w:r>
-          </w:p>
-        </w:tc>
-        <w:tc>
-          <w:tcPr/>
-          <w:p>
-            <w:pPr>
-              <w:spacing w:line="360" w:lineRule="auto"/>
-              <w:jc w:val="center"/>
-              <w:rPr>
-                <w:b w:val="1"/>
-                <w:bCs w:val="1"/>
-                <w:sz w:val="16"/>
-                <w:szCs w:val="16"/>
-              </w:rPr>
-            </w:pPr>
-            <w:r>
-              <w:rPr>
-                <w:b w:val="1"/>
-                <w:bCs w:val="1"/>
-                <w:sz w:val="16"/>
-                <w:szCs w:val="16"/>
-                <w:rtl w:val="0"/>
-              </w:rPr>
-              <w:t xml:space="preserve">S 9</w:t>
-            </w:r>
-          </w:p>
-        </w:tc>
-        <w:tc>
-          <w:tcPr/>
-          <w:p>
-            <w:pPr>
-              <w:spacing w:line="360" w:lineRule="auto"/>
-              <w:jc w:val="center"/>
-              <w:rPr>
-                <w:b w:val="1"/>
-                <w:bCs w:val="1"/>
-                <w:sz w:val="16"/>
-                <w:szCs w:val="16"/>
-              </w:rPr>
-            </w:pPr>
-            <w:r>
-              <w:rPr>
-                <w:b w:val="1"/>
-                <w:bCs w:val="1"/>
-                <w:sz w:val="16"/>
-                <w:szCs w:val="16"/>
-                <w:rtl w:val="0"/>
-              </w:rPr>
-              <w:t xml:space="preserve">S 10</w:t>
-            </w:r>
-          </w:p>
-        </w:tc>
-        <w:tc>
-          <w:tcPr/>
-          <w:p>
-            <w:pPr>
-              <w:spacing w:line="360" w:lineRule="auto"/>
-              <w:jc w:val="center"/>
-              <w:rPr>
-                <w:b w:val="1"/>
-                <w:bCs w:val="1"/>
-                <w:sz w:val="16"/>
-                <w:szCs w:val="16"/>
-              </w:rPr>
-            </w:pPr>
-            <w:r>
-              <w:rPr>
-                <w:b w:val="1"/>
-                <w:bCs w:val="1"/>
-                <w:sz w:val="16"/>
-                <w:szCs w:val="16"/>
-                <w:rtl w:val="0"/>
-              </w:rPr>
-              <w:t xml:space="preserve">S 11</w:t>
-            </w:r>
-          </w:p>
-        </w:tc>
-        <w:tc>
-          <w:tcPr/>
-          <w:p>
-            <w:pPr>
-              <w:spacing w:line="360" w:lineRule="auto"/>
-              <w:jc w:val="center"/>
-              <w:rPr>
-                <w:b w:val="1"/>
-                <w:bCs w:val="1"/>
-                <w:sz w:val="16"/>
-                <w:szCs w:val="16"/>
-              </w:rPr>
-            </w:pPr>
-            <w:r>
-              <w:rPr>
-                <w:b w:val="1"/>
-                <w:bCs w:val="1"/>
-                <w:sz w:val="16"/>
-                <w:szCs w:val="16"/>
-                <w:rtl w:val="0"/>
-              </w:rPr>
-              <w:t xml:space="preserve">S 12</w:t>
-            </w:r>
-          </w:p>
-        </w:tc>
-        <w:tc>
-          <w:tcPr/>
-          <w:p>
-            <w:pPr>
-              <w:spacing w:line="360" w:lineRule="auto"/>
-              <w:jc w:val="center"/>
-              <w:rPr>
-                <w:b w:val="1"/>
-                <w:bCs w:val="1"/>
-                <w:sz w:val="16"/>
-                <w:szCs w:val="16"/>
-              </w:rPr>
-            </w:pPr>
-            <w:r>
-              <w:rPr>
-                <w:b w:val="1"/>
-                <w:bCs w:val="1"/>
-                <w:sz w:val="16"/>
-                <w:szCs w:val="16"/>
-                <w:rtl w:val="0"/>
-              </w:rPr>
-              <w:t xml:space="preserve">S 13</w:t>
-            </w:r>
-          </w:p>
-        </w:tc>
-        <w:tc>
-          <w:tcPr/>
-          <w:p>
-            <w:pPr>
-              <w:spacing w:line="360" w:lineRule="auto"/>
-              <w:jc w:val="center"/>
-              <w:rPr>
-                <w:b w:val="1"/>
-                <w:bCs w:val="1"/>
-                <w:sz w:val="16"/>
-                <w:szCs w:val="16"/>
-              </w:rPr>
-            </w:pPr>
-            <w:r>
-              <w:rPr>
-                <w:b w:val="1"/>
-                <w:bCs w:val="1"/>
-                <w:sz w:val="16"/>
-                <w:szCs w:val="16"/>
-                <w:rtl w:val="0"/>
-              </w:rPr>
-              <w:t xml:space="preserve">S 14</w:t>
-            </w:r>
-          </w:p>
-        </w:tc>
-        <w:tc>
-          <w:tcPr/>
-          <w:p>
-            <w:pPr>
-              <w:spacing w:line="360" w:lineRule="auto"/>
-              <w:jc w:val="center"/>
-              <w:rPr>
-                <w:b w:val="1"/>
-                <w:bCs w:val="1"/>
-                <w:sz w:val="16"/>
-                <w:szCs w:val="16"/>
-              </w:rPr>
-            </w:pPr>
-            <w:r>
-              <w:rPr>
-                <w:b w:val="1"/>
-                <w:bCs w:val="1"/>
-                <w:sz w:val="16"/>
-                <w:szCs w:val="16"/>
-                <w:rtl w:val="0"/>
-              </w:rPr>
-              <w:t xml:space="preserve">S 15</w:t>
-            </w:r>
-          </w:p>
-        </w:tc>
-        <w:tc>
-          <w:tcPr>
-            <w:gridSpan w:val="2"/>
-          </w:tcPr>
-          <w:p>
-            <w:pPr>
-              <w:spacing w:line="360" w:lineRule="auto"/>
-              <w:jc w:val="center"/>
-              <w:rPr>
-                <w:b w:val="1"/>
-                <w:bCs w:val="1"/>
-                <w:sz w:val="16"/>
-                <w:szCs w:val="16"/>
-              </w:rPr>
-            </w:pPr>
-            <w:r>
-              <w:rPr>
-                <w:b w:val="1"/>
-                <w:bCs w:val="1"/>
-                <w:sz w:val="16"/>
-                <w:szCs w:val="16"/>
-                <w:rtl w:val="0"/>
-              </w:rPr>
-              <w:t xml:space="preserve">S 16</w:t>
-            </w:r>
-          </w:p>
-        </w:tc>
-        <w:tc>
-          <w:tcPr/>
-          <w:p>
-            <w:pPr>
-              <w:spacing w:line="360" w:lineRule="auto"/>
-              <w:jc w:val="center"/>
-              <w:rPr>
-                <w:b w:val="1"/>
-                <w:bCs w:val="1"/>
-                <w:sz w:val="16"/>
-                <w:szCs w:val="16"/>
-              </w:rPr>
-            </w:pPr>
-            <w:r>
-              <w:rPr>
-                <w:b w:val="1"/>
-                <w:bCs w:val="1"/>
-                <w:sz w:val="16"/>
-                <w:szCs w:val="16"/>
-                <w:rtl w:val="0"/>
-              </w:rPr>
-              <w:t xml:space="preserve">S 17</w:t>
-            </w:r>
-          </w:p>
-        </w:tc>
-        <w:tc>
-          <w:tcPr/>
-          <w:p>
-            <w:pPr>
-              <w:spacing w:line="360" w:lineRule="auto"/>
-              <w:jc w:val="center"/>
-              <w:rPr>
-                <w:b w:val="1"/>
-                <w:bCs w:val="1"/>
-                <w:sz w:val="16"/>
-                <w:szCs w:val="16"/>
-              </w:rPr>
-            </w:pPr>
-            <w:r>
-              <w:rPr>
-                <w:b w:val="1"/>
-                <w:bCs w:val="1"/>
-                <w:sz w:val="16"/>
-                <w:szCs w:val="16"/>
-                <w:rtl w:val="0"/>
-              </w:rPr>
-              <w:t xml:space="preserve">S 18</w:t>
-            </w:r>
-          </w:p>
-        </w:tc>
-      </w:tr>
-      <w:tr>
-        <w:trPr>
-          <w:cantSplit w:val="0"/>
-          <w:trHeight w:val="294" w:hRule="atLeast"/>
-          <w:tblHeader w:val="0"/>
-        </w:trPr>
-        <w:tc>
-          <w:tcPr/>
-          <w:p>
-            <w:pPr>
-              <w:spacing w:line="360" w:lineRule="auto"/>
-              <w:jc w:val="both"/>
-              <w:rPr>
-                <w:b w:val="1"/>
-                <w:bCs w:val="1"/>
-                <w:sz w:val="16"/>
-                <w:szCs w:val="16"/>
-              </w:rPr>
-            </w:pPr>
-            <w:r>
-              <w:rPr>
-                <w:rFonts w:ascii="Calibri" w:cs="Calibri" w:eastAsia="Calibri" w:hAnsi="Calibri"/>
-                <w:i w:val="1"/>
-                <w:iCs w:val="1"/>
-                <w:color w:val="548dd4"/>
-                <w:sz w:val="16"/>
-                <w:szCs w:val="16"/>
-                <w:rtl w:val="0"/>
-              </w:rPr>
-              <w:t xml:space="preserve">Describe actividades del punto anterior</w:t>
-            </w:r>
-            <w:r>
-              <w:rPr>
-                <w:rtl w:val="0"/>
-              </w:rPr>
-            </w:r>
-          </w:p>
-        </w:tc>
-        <w:tc>
-          <w:tcPr/>
-          <w:p>
-            <w:pPr>
-              <w:spacing w:line="360" w:lineRule="auto"/>
-              <w:jc w:val="both"/>
-              <w:rPr>
-                <w:b w:val="1"/>
-                <w:bCs w:val="1"/>
-                <w:sz w:val="16"/>
-                <w:szCs w:val="16"/>
-              </w:rPr>
-            </w:pPr>
-            <w:r>
-              <w:rPr>
-                <w:rtl w:val="0"/>
-              </w:rPr>
-            </w:r>
-          </w:p>
-        </w:tc>
-        <w:tc>
-          <w:tcPr/>
-          <w:p>
-            <w:pPr>
-              <w:spacing w:line="360" w:lineRule="auto"/>
-              <w:jc w:val="both"/>
-              <w:rPr>
-                <w:b w:val="1"/>
-                <w:bCs w:val="1"/>
-                <w:sz w:val="16"/>
-                <w:szCs w:val="16"/>
-              </w:rPr>
-            </w:pPr>
-            <w:r>
-              <w:rPr>
-                <w:rtl w:val="0"/>
-              </w:rPr>
-            </w:r>
-          </w:p>
-        </w:tc>
-        <w:tc>
-          <w:tcPr/>
-          <w:p>
-            <w:pPr>
-              <w:spacing w:line="360" w:lineRule="auto"/>
-              <w:jc w:val="both"/>
-              <w:rPr>
-                <w:b w:val="1"/>
-                <w:bCs w:val="1"/>
-                <w:sz w:val="16"/>
-                <w:szCs w:val="16"/>
-              </w:rPr>
-            </w:pPr>
-            <w:r>
-              <w:rPr>
-                <w:rtl w:val="0"/>
-              </w:rPr>
-            </w:r>
-          </w:p>
-        </w:tc>
-        <w:tc>
-          <w:tcPr/>
-          <w:p>
-            <w:pPr>
-              <w:spacing w:line="360" w:lineRule="auto"/>
-              <w:jc w:val="both"/>
-              <w:rPr>
-                <w:b w:val="1"/>
-                <w:bCs w:val="1"/>
-                <w:sz w:val="16"/>
-                <w:szCs w:val="16"/>
-              </w:rPr>
-            </w:pPr>
-            <w:r>
-              <w:rPr>
-                <w:rtl w:val="0"/>
-              </w:rPr>
-            </w:r>
-          </w:p>
-        </w:tc>
-        <w:tc>
-          <w:tcPr/>
-          <w:p>
-            <w:pPr>
-              <w:spacing w:line="360" w:lineRule="auto"/>
-              <w:jc w:val="both"/>
-              <w:rPr>
-                <w:b w:val="1"/>
-                <w:bCs w:val="1"/>
-                <w:sz w:val="16"/>
-                <w:szCs w:val="16"/>
-              </w:rPr>
-            </w:pPr>
-            <w:r>
-              <w:rPr>
-                <w:rtl w:val="0"/>
-              </w:rPr>
-            </w:r>
-          </w:p>
-        </w:tc>
-        <w:tc>
-          <w:tcPr/>
-          <w:p>
-            <w:pPr>
-              <w:spacing w:line="360" w:lineRule="auto"/>
-              <w:jc w:val="both"/>
-              <w:rPr>
-                <w:b w:val="1"/>
-                <w:bCs w:val="1"/>
-                <w:sz w:val="16"/>
-                <w:szCs w:val="16"/>
-              </w:rPr>
-            </w:pPr>
-            <w:r>
-              <w:rPr>
-                <w:rtl w:val="0"/>
-              </w:rPr>
-            </w:r>
-          </w:p>
-        </w:tc>
-        <w:tc>
-          <w:tcPr/>
-          <w:p>
-            <w:pPr>
-              <w:spacing w:line="360" w:lineRule="auto"/>
-              <w:jc w:val="both"/>
-              <w:rPr>
-                <w:b w:val="1"/>
-                <w:bCs w:val="1"/>
-                <w:sz w:val="16"/>
-                <w:szCs w:val="16"/>
-              </w:rPr>
-            </w:pPr>
-            <w:r>
-              <w:rPr>
-                <w:rtl w:val="0"/>
-              </w:rPr>
-            </w:r>
-          </w:p>
-        </w:tc>
-        <w:tc>
-          <w:tcPr/>
-          <w:p>
-            <w:pPr>
-              <w:spacing w:line="360" w:lineRule="auto"/>
-              <w:jc w:val="both"/>
-              <w:rPr>
-                <w:b w:val="1"/>
-                <w:bCs w:val="1"/>
-                <w:sz w:val="16"/>
-                <w:szCs w:val="16"/>
-              </w:rPr>
-            </w:pPr>
-            <w:r>
-              <w:rPr>
-                <w:rtl w:val="0"/>
-              </w:rPr>
-            </w:r>
-          </w:p>
-        </w:tc>
-        <w:tc>
-          <w:tcPr/>
-          <w:p>
-            <w:pPr>
-              <w:spacing w:line="360" w:lineRule="auto"/>
-              <w:jc w:val="both"/>
-              <w:rPr>
-                <w:b w:val="1"/>
-                <w:bCs w:val="1"/>
-                <w:sz w:val="16"/>
-                <w:szCs w:val="16"/>
-              </w:rPr>
-            </w:pPr>
-            <w:r>
-              <w:rPr>
-                <w:rtl w:val="0"/>
-              </w:rPr>
-            </w:r>
-          </w:p>
-        </w:tc>
-        <w:tc>
-          <w:tcPr/>
-          <w:p>
-            <w:pPr>
-              <w:spacing w:line="360" w:lineRule="auto"/>
-              <w:jc w:val="both"/>
-              <w:rPr>
-                <w:b w:val="1"/>
-                <w:bCs w:val="1"/>
-                <w:sz w:val="16"/>
-                <w:szCs w:val="16"/>
-              </w:rPr>
-            </w:pPr>
-            <w:r>
-              <w:rPr>
-                <w:rtl w:val="0"/>
-              </w:rPr>
-            </w:r>
-          </w:p>
-        </w:tc>
-        <w:tc>
-          <w:tcPr/>
-          <w:p>
-            <w:pPr>
-              <w:spacing w:line="360" w:lineRule="auto"/>
-              <w:jc w:val="both"/>
-              <w:rPr>
-                <w:b w:val="1"/>
-                <w:bCs w:val="1"/>
-                <w:sz w:val="16"/>
-                <w:szCs w:val="16"/>
-              </w:rPr>
-            </w:pPr>
-            <w:r>
-              <w:rPr>
-                <w:rtl w:val="0"/>
-              </w:rPr>
-            </w:r>
-          </w:p>
-        </w:tc>
-        <w:tc>
-          <w:tcPr/>
-          <w:p>
-            <w:pPr>
-              <w:spacing w:line="360" w:lineRule="auto"/>
-              <w:jc w:val="both"/>
-              <w:rPr>
-                <w:b w:val="1"/>
-                <w:bCs w:val="1"/>
-                <w:sz w:val="16"/>
-                <w:szCs w:val="16"/>
-              </w:rPr>
-            </w:pPr>
-            <w:r>
-              <w:rPr>
-                <w:rtl w:val="0"/>
-              </w:rPr>
-            </w:r>
-          </w:p>
-        </w:tc>
-        <w:tc>
-          <w:tcPr/>
-          <w:p>
-            <w:pPr>
-              <w:spacing w:line="360" w:lineRule="auto"/>
-              <w:jc w:val="both"/>
-              <w:rPr>
-                <w:b w:val="1"/>
-                <w:bCs w:val="1"/>
-                <w:sz w:val="16"/>
-                <w:szCs w:val="16"/>
-              </w:rPr>
-            </w:pPr>
-            <w:r>
-              <w:rPr>
-                <w:rtl w:val="0"/>
-              </w:rPr>
-            </w:r>
-          </w:p>
-        </w:tc>
-        <w:tc>
-          <w:tcPr/>
-          <w:p>
-            <w:pPr>
-              <w:spacing w:line="360" w:lineRule="auto"/>
-              <w:jc w:val="both"/>
-              <w:rPr>
-                <w:b w:val="1"/>
-                <w:bCs w:val="1"/>
-                <w:sz w:val="16"/>
-                <w:szCs w:val="16"/>
-              </w:rPr>
-            </w:pPr>
-            <w:r>
-              <w:rPr>
-                <w:rtl w:val="0"/>
-              </w:rPr>
-            </w:r>
-          </w:p>
-        </w:tc>
-        <w:tc>
-          <w:tcPr/>
-          <w:p>
-            <w:pPr>
-              <w:spacing w:line="360" w:lineRule="auto"/>
-              <w:jc w:val="both"/>
-              <w:rPr>
-                <w:b w:val="1"/>
-                <w:bCs w:val="1"/>
-                <w:sz w:val="16"/>
-                <w:szCs w:val="16"/>
-              </w:rPr>
-            </w:pPr>
-            <w:r>
-              <w:rPr>
-                <w:rtl w:val="0"/>
-              </w:rPr>
-            </w:r>
-          </w:p>
-        </w:tc>
-        <w:tc>
-          <w:tcPr>
-            <w:gridSpan w:val="2"/>
-          </w:tcPr>
-          <w:p>
-            <w:pPr>
-              <w:spacing w:line="360" w:lineRule="auto"/>
-              <w:jc w:val="both"/>
-              <w:rPr>
-                <w:b w:val="1"/>
-                <w:bCs w:val="1"/>
-                <w:sz w:val="16"/>
-                <w:szCs w:val="16"/>
-              </w:rPr>
-            </w:pPr>
-            <w:r>
-              <w:rPr>
-                <w:rtl w:val="0"/>
-              </w:rPr>
-            </w:r>
-          </w:p>
-        </w:tc>
-        <w:tc>
-          <w:tcPr/>
-          <w:p>
-            <w:pPr>
-              <w:spacing w:line="360" w:lineRule="auto"/>
-              <w:jc w:val="both"/>
-              <w:rPr>
-                <w:b w:val="1"/>
-                <w:bCs w:val="1"/>
-                <w:sz w:val="16"/>
-                <w:szCs w:val="16"/>
-              </w:rPr>
-            </w:pPr>
-            <w:r>
-              <w:rPr>
-                <w:rtl w:val="0"/>
-              </w:rPr>
-            </w:r>
-          </w:p>
-        </w:tc>
-        <w:tc>
-          <w:tcPr/>
-          <w:p>
-            <w:pPr>
-              <w:spacing w:line="360" w:lineRule="auto"/>
-              <w:jc w:val="both"/>
-              <w:rPr>
-                <w:b w:val="1"/>
-                <w:bCs w:val="1"/>
-                <w:sz w:val="16"/>
-                <w:szCs w:val="16"/>
-              </w:rPr>
-            </w:pPr>
-            <w:r>
-              <w:rPr>
-                <w:rtl w:val="0"/>
-              </w:rPr>
-            </w:r>
-          </w:p>
-        </w:tc>
-      </w:tr>
-      <w:tr>
-        <w:trPr>
-          <w:cantSplit w:val="0"/>
-          <w:trHeight w:val="303" w:hRule="atLeast"/>
-          <w:tblHeader w:val="0"/>
-        </w:trPr>
-        <w:tc>
-          <w:tcPr/>
-          <w:p>
-            <w:pPr>
-              <w:spacing w:line="360" w:lineRule="auto"/>
-              <w:jc w:val="both"/>
-              <w:rPr>
-                <w:b w:val="1"/>
-                <w:bCs w:val="1"/>
-                <w:sz w:val="16"/>
-                <w:szCs w:val="16"/>
-              </w:rPr>
-            </w:pPr>
-            <w:r>
-              <w:rPr>
-                <w:rtl w:val="0"/>
-              </w:rPr>
-            </w:r>
-          </w:p>
-        </w:tc>
-        <w:tc>
-          <w:tcPr/>
-          <w:p>
-            <w:pPr>
-              <w:spacing w:line="360" w:lineRule="auto"/>
-              <w:jc w:val="both"/>
-              <w:rPr>
-                <w:b w:val="1"/>
-                <w:bCs w:val="1"/>
-                <w:sz w:val="16"/>
-                <w:szCs w:val="16"/>
-              </w:rPr>
-            </w:pPr>
-            <w:r>
-              <w:rPr>
-                <w:rtl w:val="0"/>
-              </w:rPr>
-            </w:r>
-          </w:p>
-        </w:tc>
-        <w:tc>
-          <w:tcPr/>
-          <w:p>
-            <w:pPr>
-              <w:spacing w:line="360" w:lineRule="auto"/>
-              <w:jc w:val="both"/>
-              <w:rPr>
-                <w:b w:val="1"/>
-                <w:bCs w:val="1"/>
-                <w:sz w:val="16"/>
-                <w:szCs w:val="16"/>
-              </w:rPr>
-            </w:pPr>
-            <w:r>
-              <w:rPr>
-                <w:rtl w:val="0"/>
-              </w:rPr>
-            </w:r>
-          </w:p>
-        </w:tc>
-        <w:tc>
-          <w:tcPr/>
-          <w:p>
-            <w:pPr>
-              <w:spacing w:line="360" w:lineRule="auto"/>
-              <w:jc w:val="both"/>
-              <w:rPr>
-                <w:b w:val="1"/>
-                <w:bCs w:val="1"/>
-                <w:sz w:val="16"/>
-                <w:szCs w:val="16"/>
-              </w:rPr>
-            </w:pPr>
-            <w:r>
-              <w:rPr>
-                <w:rtl w:val="0"/>
-              </w:rPr>
-            </w:r>
-          </w:p>
-        </w:tc>
-        <w:tc>
-          <w:tcPr/>
-          <w:p>
-            <w:pPr>
-              <w:spacing w:line="360" w:lineRule="auto"/>
-              <w:jc w:val="both"/>
-              <w:rPr>
-                <w:b w:val="1"/>
-                <w:bCs w:val="1"/>
-                <w:sz w:val="16"/>
-                <w:szCs w:val="16"/>
-              </w:rPr>
-            </w:pPr>
-            <w:r>
-              <w:rPr>
-                <w:rtl w:val="0"/>
-              </w:rPr>
-            </w:r>
-          </w:p>
-        </w:tc>
-        <w:tc>
-          <w:tcPr/>
-          <w:p>
-            <w:pPr>
-              <w:spacing w:line="360" w:lineRule="auto"/>
-              <w:jc w:val="both"/>
-              <w:rPr>
-                <w:b w:val="1"/>
-                <w:bCs w:val="1"/>
-                <w:sz w:val="16"/>
-                <w:szCs w:val="16"/>
-              </w:rPr>
-            </w:pPr>
-            <w:r>
-              <w:rPr>
-                <w:rtl w:val="0"/>
-              </w:rPr>
-            </w:r>
-          </w:p>
-        </w:tc>
-        <w:tc>
-          <w:tcPr/>
-          <w:p>
-            <w:pPr>
-              <w:spacing w:line="360" w:lineRule="auto"/>
-              <w:jc w:val="both"/>
-              <w:rPr>
-                <w:b w:val="1"/>
-                <w:bCs w:val="1"/>
-                <w:sz w:val="16"/>
-                <w:szCs w:val="16"/>
-              </w:rPr>
-            </w:pPr>
-            <w:r>
-              <w:rPr>
-                <w:rtl w:val="0"/>
-              </w:rPr>
-            </w:r>
-          </w:p>
-        </w:tc>
-        <w:tc>
-          <w:tcPr/>
-          <w:p>
-            <w:pPr>
-              <w:spacing w:line="360" w:lineRule="auto"/>
-              <w:jc w:val="both"/>
-              <w:rPr>
-                <w:b w:val="1"/>
-                <w:bCs w:val="1"/>
-                <w:sz w:val="16"/>
-                <w:szCs w:val="16"/>
-              </w:rPr>
-            </w:pPr>
-            <w:r>
-              <w:rPr>
-                <w:rtl w:val="0"/>
-              </w:rPr>
-            </w:r>
-          </w:p>
-        </w:tc>
-        <w:tc>
-          <w:tcPr/>
-          <w:p>
-            <w:pPr>
-              <w:spacing w:line="360" w:lineRule="auto"/>
-              <w:jc w:val="both"/>
-              <w:rPr>
-                <w:b w:val="1"/>
-                <w:bCs w:val="1"/>
-                <w:sz w:val="16"/>
-                <w:szCs w:val="16"/>
-              </w:rPr>
-            </w:pPr>
-            <w:r>
-              <w:rPr>
-                <w:rtl w:val="0"/>
-              </w:rPr>
-            </w:r>
-          </w:p>
-        </w:tc>
-        <w:tc>
-          <w:tcPr/>
-          <w:p>
-            <w:pPr>
-              <w:spacing w:line="360" w:lineRule="auto"/>
-              <w:jc w:val="both"/>
-              <w:rPr>
-                <w:b w:val="1"/>
-                <w:bCs w:val="1"/>
-                <w:sz w:val="16"/>
-                <w:szCs w:val="16"/>
-              </w:rPr>
-            </w:pPr>
-            <w:r>
-              <w:rPr>
-                <w:rtl w:val="0"/>
-              </w:rPr>
-            </w:r>
-          </w:p>
-        </w:tc>
-        <w:tc>
-          <w:tcPr/>
-          <w:p>
-            <w:pPr>
-              <w:spacing w:line="360" w:lineRule="auto"/>
-              <w:jc w:val="both"/>
-              <w:rPr>
-                <w:b w:val="1"/>
-                <w:bCs w:val="1"/>
-                <w:sz w:val="16"/>
-                <w:szCs w:val="16"/>
-              </w:rPr>
-            </w:pPr>
-            <w:r>
-              <w:rPr>
-                <w:rtl w:val="0"/>
-              </w:rPr>
-            </w:r>
-          </w:p>
-        </w:tc>
-        <w:tc>
-          <w:tcPr/>
-          <w:p>
-            <w:pPr>
-              <w:spacing w:line="360" w:lineRule="auto"/>
-              <w:jc w:val="both"/>
-              <w:rPr>
-                <w:b w:val="1"/>
-                <w:bCs w:val="1"/>
-                <w:sz w:val="16"/>
-                <w:szCs w:val="16"/>
-              </w:rPr>
-            </w:pPr>
-            <w:r>
-              <w:rPr>
-                <w:rtl w:val="0"/>
-              </w:rPr>
-            </w:r>
-          </w:p>
-        </w:tc>
-        <w:tc>
-          <w:tcPr/>
-          <w:p>
-            <w:pPr>
-              <w:spacing w:line="360" w:lineRule="auto"/>
-              <w:jc w:val="both"/>
-              <w:rPr>
-                <w:b w:val="1"/>
-                <w:bCs w:val="1"/>
-                <w:sz w:val="16"/>
-                <w:szCs w:val="16"/>
-              </w:rPr>
-            </w:pPr>
-            <w:r>
-              <w:rPr>
-                <w:rtl w:val="0"/>
-              </w:rPr>
-            </w:r>
-          </w:p>
-        </w:tc>
-        <w:tc>
-          <w:tcPr/>
-          <w:p>
-            <w:pPr>
-              <w:spacing w:line="360" w:lineRule="auto"/>
-              <w:jc w:val="both"/>
-              <w:rPr>
-                <w:b w:val="1"/>
-                <w:bCs w:val="1"/>
-                <w:sz w:val="16"/>
-                <w:szCs w:val="16"/>
-              </w:rPr>
-            </w:pPr>
-            <w:r>
-              <w:rPr>
-                <w:rtl w:val="0"/>
-              </w:rPr>
-            </w:r>
-          </w:p>
-        </w:tc>
-        <w:tc>
-          <w:tcPr/>
-          <w:p>
-            <w:pPr>
-              <w:spacing w:line="360" w:lineRule="auto"/>
-              <w:jc w:val="both"/>
-              <w:rPr>
-                <w:b w:val="1"/>
-                <w:bCs w:val="1"/>
-                <w:sz w:val="16"/>
-                <w:szCs w:val="16"/>
-              </w:rPr>
-            </w:pPr>
-            <w:r>
-              <w:rPr>
-                <w:rtl w:val="0"/>
-              </w:rPr>
-            </w:r>
-          </w:p>
-        </w:tc>
-        <w:tc>
-          <w:tcPr/>
-          <w:p>
-            <w:pPr>
-              <w:spacing w:line="360" w:lineRule="auto"/>
-              <w:jc w:val="both"/>
-              <w:rPr>
-                <w:b w:val="1"/>
-                <w:bCs w:val="1"/>
-                <w:sz w:val="16"/>
-                <w:szCs w:val="16"/>
-              </w:rPr>
-            </w:pPr>
-            <w:r>
-              <w:rPr>
-                <w:rtl w:val="0"/>
-              </w:rPr>
-            </w:r>
-          </w:p>
-        </w:tc>
-        <w:tc>
-          <w:tcPr>
-            <w:gridSpan w:val="2"/>
-          </w:tcPr>
-          <w:p>
-            <w:pPr>
-              <w:spacing w:line="360" w:lineRule="auto"/>
-              <w:jc w:val="both"/>
-              <w:rPr>
-                <w:b w:val="1"/>
-                <w:bCs w:val="1"/>
-                <w:sz w:val="16"/>
-                <w:szCs w:val="16"/>
-              </w:rPr>
-            </w:pPr>
-            <w:r>
-              <w:rPr>
-                <w:rtl w:val="0"/>
-              </w:rPr>
-            </w:r>
-          </w:p>
-        </w:tc>
-        <w:tc>
-          <w:tcPr/>
-          <w:p>
-            <w:pPr>
-              <w:spacing w:line="360" w:lineRule="auto"/>
-              <w:jc w:val="both"/>
-              <w:rPr>
-                <w:b w:val="1"/>
-                <w:bCs w:val="1"/>
-                <w:sz w:val="16"/>
-                <w:szCs w:val="16"/>
-              </w:rPr>
-            </w:pPr>
-            <w:r>
-              <w:rPr>
-                <w:rtl w:val="0"/>
-              </w:rPr>
-            </w:r>
-          </w:p>
-        </w:tc>
-        <w:tc>
-          <w:tcPr/>
-          <w:p>
-            <w:pPr>
-              <w:spacing w:line="360" w:lineRule="auto"/>
-              <w:jc w:val="both"/>
-              <w:rPr>
-                <w:b w:val="1"/>
-                <w:bCs w:val="1"/>
-                <w:sz w:val="16"/>
-                <w:szCs w:val="16"/>
-              </w:rPr>
-            </w:pPr>
-            <w:r>
-              <w:rPr>
-                <w:rtl w:val="0"/>
-              </w:rPr>
-            </w:r>
-          </w:p>
-        </w:tc>
-      </w:tr>
-      <w:tr>
-        <w:trPr>
-          <w:cantSplit w:val="0"/>
-          <w:trHeight w:val="294" w:hRule="atLeast"/>
-          <w:tblHeader w:val="0"/>
-        </w:trPr>
-        <w:tc>
-          <w:tcPr/>
-          <w:p>
-            <w:pPr>
-              <w:spacing w:line="360" w:lineRule="auto"/>
-              <w:jc w:val="both"/>
-              <w:rPr>
-                <w:b w:val="1"/>
-                <w:bCs w:val="1"/>
-                <w:sz w:val="16"/>
-                <w:szCs w:val="16"/>
-              </w:rPr>
-            </w:pPr>
-            <w:r>
-              <w:rPr>
-                <w:rtl w:val="0"/>
-              </w:rPr>
-            </w:r>
-          </w:p>
-        </w:tc>
-        <w:tc>
-          <w:tcPr/>
-          <w:p>
-            <w:pPr>
-              <w:spacing w:line="360" w:lineRule="auto"/>
-              <w:jc w:val="both"/>
-              <w:rPr>
-                <w:b w:val="1"/>
-                <w:bCs w:val="1"/>
-                <w:sz w:val="16"/>
-                <w:szCs w:val="16"/>
-              </w:rPr>
-            </w:pPr>
-            <w:r>
-              <w:rPr>
-                <w:rtl w:val="0"/>
-              </w:rPr>
-            </w:r>
-          </w:p>
-        </w:tc>
-        <w:tc>
-          <w:tcPr/>
-          <w:p>
-            <w:pPr>
-              <w:spacing w:line="360" w:lineRule="auto"/>
-              <w:jc w:val="both"/>
-              <w:rPr>
-                <w:b w:val="1"/>
-                <w:bCs w:val="1"/>
-                <w:sz w:val="16"/>
-                <w:szCs w:val="16"/>
-              </w:rPr>
-            </w:pPr>
-            <w:r>
-              <w:rPr>
-                <w:rtl w:val="0"/>
-              </w:rPr>
-            </w:r>
-          </w:p>
-        </w:tc>
-        <w:tc>
-          <w:tcPr/>
-          <w:p>
-            <w:pPr>
-              <w:spacing w:line="360" w:lineRule="auto"/>
-              <w:jc w:val="both"/>
-              <w:rPr>
-                <w:b w:val="1"/>
-                <w:bCs w:val="1"/>
-                <w:sz w:val="16"/>
-                <w:szCs w:val="16"/>
-              </w:rPr>
-            </w:pPr>
-            <w:r>
-              <w:rPr>
-                <w:rtl w:val="0"/>
-              </w:rPr>
-            </w:r>
-          </w:p>
-        </w:tc>
-        <w:tc>
-          <w:tcPr/>
-          <w:p>
-            <w:pPr>
-              <w:spacing w:line="360" w:lineRule="auto"/>
-              <w:jc w:val="both"/>
-              <w:rPr>
-                <w:b w:val="1"/>
-                <w:bCs w:val="1"/>
-                <w:sz w:val="16"/>
-                <w:szCs w:val="16"/>
-              </w:rPr>
-            </w:pPr>
-            <w:r>
-              <w:rPr>
-                <w:rtl w:val="0"/>
-              </w:rPr>
-            </w:r>
-          </w:p>
-        </w:tc>
-        <w:tc>
-          <w:tcPr/>
-          <w:p>
-            <w:pPr>
-              <w:spacing w:line="360" w:lineRule="auto"/>
-              <w:jc w:val="both"/>
-              <w:rPr>
-                <w:b w:val="1"/>
-                <w:bCs w:val="1"/>
-                <w:sz w:val="16"/>
-                <w:szCs w:val="16"/>
-              </w:rPr>
-            </w:pPr>
-            <w:r>
-              <w:rPr>
-                <w:rtl w:val="0"/>
-              </w:rPr>
-            </w:r>
-          </w:p>
-        </w:tc>
-        <w:tc>
-          <w:tcPr/>
-          <w:p>
-            <w:pPr>
-              <w:spacing w:line="360" w:lineRule="auto"/>
-              <w:jc w:val="both"/>
-              <w:rPr>
-                <w:b w:val="1"/>
-                <w:bCs w:val="1"/>
-                <w:sz w:val="16"/>
-                <w:szCs w:val="16"/>
-              </w:rPr>
-            </w:pPr>
-            <w:r>
-              <w:rPr>
-                <w:rtl w:val="0"/>
-              </w:rPr>
-            </w:r>
-          </w:p>
-        </w:tc>
-        <w:tc>
-          <w:tcPr/>
-          <w:p>
-            <w:pPr>
-              <w:spacing w:line="360" w:lineRule="auto"/>
-              <w:jc w:val="both"/>
-              <w:rPr>
-                <w:b w:val="1"/>
-                <w:bCs w:val="1"/>
-                <w:sz w:val="16"/>
-                <w:szCs w:val="16"/>
-              </w:rPr>
-            </w:pPr>
-            <w:r>
-              <w:rPr>
-                <w:rtl w:val="0"/>
-              </w:rPr>
-            </w:r>
-          </w:p>
-        </w:tc>
-        <w:tc>
-          <w:tcPr/>
-          <w:p>
-            <w:pPr>
-              <w:spacing w:line="360" w:lineRule="auto"/>
-              <w:jc w:val="both"/>
-              <w:rPr>
-                <w:b w:val="1"/>
-                <w:bCs w:val="1"/>
-                <w:sz w:val="16"/>
-                <w:szCs w:val="16"/>
-              </w:rPr>
-            </w:pPr>
-            <w:r>
-              <w:rPr>
-                <w:rtl w:val="0"/>
-              </w:rPr>
-            </w:r>
-          </w:p>
-        </w:tc>
-        <w:tc>
-          <w:tcPr/>
-          <w:p>
-            <w:pPr>
-              <w:spacing w:line="360" w:lineRule="auto"/>
-              <w:jc w:val="both"/>
-              <w:rPr>
-                <w:b w:val="1"/>
-                <w:bCs w:val="1"/>
-                <w:sz w:val="16"/>
-                <w:szCs w:val="16"/>
-              </w:rPr>
-            </w:pPr>
-            <w:r>
-              <w:rPr>
-                <w:rtl w:val="0"/>
-              </w:rPr>
-            </w:r>
-          </w:p>
-        </w:tc>
-        <w:tc>
-          <w:tcPr/>
-          <w:p>
-            <w:pPr>
-              <w:spacing w:line="360" w:lineRule="auto"/>
-              <w:jc w:val="both"/>
-              <w:rPr>
-                <w:b w:val="1"/>
-                <w:bCs w:val="1"/>
-                <w:sz w:val="16"/>
-                <w:szCs w:val="16"/>
-              </w:rPr>
-            </w:pPr>
-            <w:r>
-              <w:rPr>
-                <w:rtl w:val="0"/>
-              </w:rPr>
-            </w:r>
-          </w:p>
-        </w:tc>
-        <w:tc>
-          <w:tcPr/>
-          <w:p>
-            <w:pPr>
-              <w:spacing w:line="360" w:lineRule="auto"/>
-              <w:jc w:val="both"/>
-              <w:rPr>
-                <w:b w:val="1"/>
-                <w:bCs w:val="1"/>
-                <w:sz w:val="16"/>
-                <w:szCs w:val="16"/>
-              </w:rPr>
-            </w:pPr>
-            <w:r>
-              <w:rPr>
-                <w:rtl w:val="0"/>
-              </w:rPr>
-            </w:r>
-          </w:p>
-        </w:tc>
-        <w:tc>
-          <w:tcPr/>
-          <w:p>
-            <w:pPr>
-              <w:spacing w:line="360" w:lineRule="auto"/>
-              <w:jc w:val="both"/>
-              <w:rPr>
-                <w:b w:val="1"/>
-                <w:bCs w:val="1"/>
-                <w:sz w:val="16"/>
-                <w:szCs w:val="16"/>
-              </w:rPr>
-            </w:pPr>
-            <w:r>
-              <w:rPr>
-                <w:rtl w:val="0"/>
-              </w:rPr>
-            </w:r>
-          </w:p>
-        </w:tc>
-        <w:tc>
-          <w:tcPr/>
-          <w:p>
-            <w:pPr>
-              <w:spacing w:line="360" w:lineRule="auto"/>
-              <w:jc w:val="both"/>
-              <w:rPr>
-                <w:b w:val="1"/>
-                <w:bCs w:val="1"/>
-                <w:sz w:val="16"/>
-                <w:szCs w:val="16"/>
-              </w:rPr>
-            </w:pPr>
-            <w:r>
-              <w:rPr>
-                <w:rtl w:val="0"/>
-              </w:rPr>
-            </w:r>
-          </w:p>
-        </w:tc>
-        <w:tc>
-          <w:tcPr/>
-          <w:p>
-            <w:pPr>
-              <w:spacing w:line="360" w:lineRule="auto"/>
-              <w:jc w:val="both"/>
-              <w:rPr>
-                <w:b w:val="1"/>
-                <w:bCs w:val="1"/>
-                <w:sz w:val="16"/>
-                <w:szCs w:val="16"/>
-              </w:rPr>
-            </w:pPr>
-            <w:r>
-              <w:rPr>
-                <w:rtl w:val="0"/>
-              </w:rPr>
-            </w:r>
-          </w:p>
-        </w:tc>
-        <w:tc>
-          <w:tcPr/>
-          <w:p>
-            <w:pPr>
-              <w:spacing w:line="360" w:lineRule="auto"/>
-              <w:jc w:val="both"/>
-              <w:rPr>
-                <w:b w:val="1"/>
-                <w:bCs w:val="1"/>
-                <w:sz w:val="16"/>
-                <w:szCs w:val="16"/>
-              </w:rPr>
-            </w:pPr>
-            <w:r>
-              <w:rPr>
-                <w:rtl w:val="0"/>
-              </w:rPr>
-            </w:r>
-          </w:p>
-        </w:tc>
-        <w:tc>
-          <w:tcPr>
-            <w:gridSpan w:val="2"/>
-          </w:tcPr>
-          <w:p>
-            <w:pPr>
-              <w:spacing w:line="360" w:lineRule="auto"/>
-              <w:jc w:val="both"/>
-              <w:rPr>
-                <w:b w:val="1"/>
-                <w:bCs w:val="1"/>
-                <w:sz w:val="16"/>
-                <w:szCs w:val="16"/>
-              </w:rPr>
-            </w:pPr>
-            <w:r>
-              <w:rPr>
-                <w:rtl w:val="0"/>
-              </w:rPr>
-            </w:r>
-          </w:p>
-        </w:tc>
-        <w:tc>
-          <w:tcPr/>
-          <w:p>
-            <w:pPr>
-              <w:spacing w:line="360" w:lineRule="auto"/>
-              <w:jc w:val="both"/>
-              <w:rPr>
-                <w:b w:val="1"/>
-                <w:bCs w:val="1"/>
-                <w:sz w:val="16"/>
-                <w:szCs w:val="16"/>
-              </w:rPr>
-            </w:pPr>
-            <w:r>
-              <w:rPr>
-                <w:rtl w:val="0"/>
-              </w:rPr>
-            </w:r>
-          </w:p>
-        </w:tc>
-        <w:tc>
-          <w:tcPr/>
-          <w:p>
-            <w:pPr>
-              <w:spacing w:line="360" w:lineRule="auto"/>
-              <w:jc w:val="both"/>
-              <w:rPr>
-                <w:b w:val="1"/>
-                <w:bCs w:val="1"/>
-                <w:sz w:val="16"/>
-                <w:szCs w:val="16"/>
-              </w:rPr>
-            </w:pPr>
-            <w:r>
-              <w:rPr>
-                <w:rtl w:val="0"/>
-              </w:rPr>
+              <w:jc w:val="both"/>
+              <w:rPr>
+                <w:rFonts w:ascii="Calibri" w:cs="Calibri" w:eastAsia="Calibri" w:hAnsi="Calibri"/>
+                <w:b w:val="0"/>
+                <w:bCs w:val="0"/>
+                <w:i w:val="0"/>
+                <w:iCs w:val="0"/>
+                <w:smallCaps w:val="0"/>
+                <w:strike w:val="0"/>
+                <w:color w:val="1f3864"/>
+                <w:sz w:val="22"/>
+                <w:szCs w:val="22"/>
+                <w:u w:val="none"/>
+                <w:shd w:fill="auto" w:val="clear"/>
+                <w:vertAlign w:val="baseline"/>
+              </w:rPr>
+            </w:pPr>
+            <w:r>
+              <w:rPr>
+                <w:rFonts w:ascii="Calibri" w:cs="Calibri" w:eastAsia="Calibri" w:hAnsi="Calibri"/>
+                <w:b w:val="0"/>
+                <w:bCs w:val="0"/>
+                <w:i w:val="0"/>
+                <w:iCs w:val="0"/>
+                <w:smallCaps w:val="0"/>
+                <w:strike w:val="0"/>
+                <w:color w:val="1f3864"/>
+                <w:sz w:val="22"/>
+                <w:szCs w:val="22"/>
+                <w:u w:val="none"/>
+                <w:shd w:fill="auto" w:val="clear"/>
+                <w:vertAlign w:val="baseline"/>
+                <w:rtl w:val="0"/>
+              </w:rPr>
+              <w:t xml:space="preserve">Busca un formato de Carta Gantt que te acomode y organiza en este las actividades planificadas en el punto anterior considerando el periodo asignado para el desarrollo de tu Proyecto APT. Debes mantener la temporalidad del periodo académico en el desarrollo de las tres fases que contempla la Asignatura de Portafolio de Título.</w:t>
             </w:r>
           </w:p>
         </w:tc>
       </w:tr>
     </w:tbl>
+    <w:p>
+      <w:pPr>
+        <w:spacing w:after="0" w:line="360" w:lineRule="auto"/>
+        <w:jc w:val="both"/>
+        <w:rPr>
+          <w:b w:val="1"/>
+          <w:bCs w:val="1"/>
+          <w:sz w:val="24"/>
+          <w:szCs w:val="24"/>
+        </w:rPr>
+      </w:pPr>
+      <w:r>
+        <w:rPr>
+          <w:rtl w:val="0"/>
+        </w:rPr>
+      </w:r>
+    </w:p>
+    <w:p>
+      <w:pPr>
+        <w:spacing w:after="0" w:line="360" w:lineRule="auto"/>
+        <w:jc w:val="both"/>
+        <w:rPr>
+          <w:b w:val="1"/>
+          <w:bCs w:val="1"/>
+          <w:sz w:val="24"/>
+          <w:szCs w:val="24"/>
+        </w:rPr>
+      </w:pPr>
+      <w:r>
+        <w:rPr>
+          <w:b w:val="1"/>
+          <w:bCs w:val="1"/>
+          <w:sz w:val="24"/>
+          <w:szCs w:val="24"/>
+        </w:rPr>
+        <w:drawing>
+          <wp:inline distB="114300" distT="114300" distL="114300" distR="114300">
+            <wp:extent cx="5399730" cy="3035300"/>
+            <wp:effectExtent b="0" l="0" r="0" t="0"/>
+            <wp:docPr id="50" name="image1.png"/>
+            <a:graphic>
+              <a:graphicData uri="http://schemas.openxmlformats.org/drawingml/2006/picture">
+                <pic:pic>
+                  <pic:nvPicPr>
+                    <pic:cNvPr id="0" name="image1.png"/>
+                    <pic:cNvPicPr preferRelativeResize="0"/>
+                  </pic:nvPicPr>
+                  <pic:blipFill>
+                    <a:blip r:embed="rId9"/>
+                    <a:srcRect b="0" l="0" r="0" t="0"/>
+                    <a:stretch>
+                      <a:fillRect/>
+                    </a:stretch>
+                  </pic:blipFill>
+                  <pic:spPr>
+                    <a:xfrm>
+                      <a:off x="0" y="0"/>
+                      <a:ext cx="5399730" cy="3035300"/>
+                    </a:xfrm>
+                    <a:prstGeom prst="rect"/>
+                    <a:ln/>
+                  </pic:spPr>
+                </pic:pic>
+              </a:graphicData>
+            </a:graphic>
+          </wp:inline>
+        </w:drawing>
+      </w:r>
+      <w:r>
+        <w:rPr>
+          <w:rtl w:val="0"/>
+        </w:rPr>
+      </w:r>
+    </w:p>
+    <w:p>
+      <w:pPr>
+        <w:spacing w:after="0" w:line="360" w:lineRule="auto"/>
+        <w:jc w:val="both"/>
+        <w:rPr>
+          <w:b w:val="1"/>
+          <w:bCs w:val="1"/>
+          <w:sz w:val="24"/>
+          <w:szCs w:val="24"/>
+        </w:rPr>
+      </w:pPr>
+      <w:r>
+        <w:rPr>
+          <w:b w:val="1"/>
+          <w:bCs w:val="1"/>
+          <w:sz w:val="24"/>
+          <w:szCs w:val="24"/>
+        </w:rPr>
+        <w:drawing>
+          <wp:inline distB="114300" distT="114300" distL="114300" distR="114300">
+            <wp:extent cx="5399730" cy="3035300"/>
+            <wp:effectExtent b="0" l="0" r="0" t="0"/>
+            <wp:docPr id="51" name="image2.png"/>
+            <a:graphic>
+              <a:graphicData uri="http://schemas.openxmlformats.org/drawingml/2006/picture">
+                <pic:pic>
+                  <pic:nvPicPr>
+                    <pic:cNvPr id="0" name="image2.png"/>
+                    <pic:cNvPicPr preferRelativeResize="0"/>
+                  </pic:nvPicPr>
+                  <pic:blipFill>
+                    <a:blip r:embed="rId10"/>
+                    <a:srcRect b="0" l="0" r="0" t="0"/>
+                    <a:stretch>
+                      <a:fillRect/>
+                    </a:stretch>
+                  </pic:blipFill>
+                  <pic:spPr>
+                    <a:xfrm>
+                      <a:off x="0" y="0"/>
+                      <a:ext cx="5399730" cy="3035300"/>
+                    </a:xfrm>
+                    <a:prstGeom prst="rect"/>
+                    <a:ln/>
+                  </pic:spPr>
+                </pic:pic>
+              </a:graphicData>
+            </a:graphic>
+          </wp:inline>
+        </w:drawing>
+      </w:r>
+      <w:r>
+        <w:rPr>
+          <w:rtl w:val="0"/>
+        </w:rPr>
+      </w:r>
+    </w:p>
     <w:p>
       <w:pPr>
         <w:rPr/>
@@ -7010,7 +8484,7 @@
       </w:r>
     </w:p>
     <w:sectPr>
-      <w:headerReference r:id="rId9" w:type="default"/>
+      <w:headerReference r:id="rId11" w:type="default"/>
       <w:pgSz w:h="16838" w:w="11906" w:orient="portrait"/>
       <w:pgMar w:bottom="1417" w:top="1417" w:left="1701" w:right="1701" w:header="708" w:footer="708"/>
       <w:pgNumType w:start="1"/>
@@ -7148,7 +8622,7 @@
   </w:p>
   <w:tbl>
     <w:tblPr>
-      <w:tblStyle w:val="Table17"/>
+      <w:tblStyle w:val="Table26"/>
       <w:tblW w:w="9923.0" w:type="dxa"/>
       <w:jc w:val="left"/>
       <w:tblInd w:w="-709.0" w:type="dxa"/>
@@ -7265,12 +8739,12 @@
               <wp:inline distB="0" distT="0" distL="0" distR="0">
                 <wp:extent cx="1996440" cy="428625"/>
                 <wp:effectExtent b="0" l="0" r="0" t="0"/>
-                <wp:docPr descr="http://www.duoc.cl/normasgraficas/normasgraficas/marca-duoc/6logo-fondo-transparente/fondo-transparente.png" id="49" name="image1.png"/>
+                <wp:docPr descr="http://www.duoc.cl/normasgraficas/normasgraficas/marca-duoc/6logo-fondo-transparente/fondo-transparente.png" id="49" name="image3.png"/>
                 <a:graphic>
                   <a:graphicData uri="http://schemas.openxmlformats.org/drawingml/2006/picture">
                     <pic:pic>
                       <pic:nvPicPr>
-                        <pic:cNvPr descr="http://www.duoc.cl/normasgraficas/normasgraficas/marca-duoc/6logo-fondo-transparente/fondo-transparente.png" id="0" name="image1.png"/>
+                        <pic:cNvPr descr="http://www.duoc.cl/normasgraficas/normasgraficas/marca-duoc/6logo-fondo-transparente/fondo-transparente.png" id="0" name="image3.png"/>
                         <pic:cNvPicPr preferRelativeResize="0"/>
                       </pic:nvPicPr>
                       <pic:blipFill>
@@ -7555,106 +9029,11 @@
       <w:rPr/>
     </w:lvl>
   </w:abstractNum>
-  <w:abstractNum w:abstractNumId="3">
-    <w:lvl w:ilvl="0">
-      <w:start w:val="1"/>
-      <w:numFmt w:val="decimal"/>
-      <w:lvlText w:val="(%1)"/>
-      <w:lvlJc w:val="left"/>
-      <w:pPr>
-        <w:ind w:left="720" w:hanging="360"/>
-      </w:pPr>
-      <w:rPr/>
-    </w:lvl>
-    <w:lvl w:ilvl="1">
-      <w:start w:val="1"/>
-      <w:numFmt w:val="lowerLetter"/>
-      <w:lvlText w:val="%2."/>
-      <w:lvlJc w:val="left"/>
-      <w:pPr>
-        <w:ind w:left="1440" w:hanging="360"/>
-      </w:pPr>
-      <w:rPr/>
-    </w:lvl>
-    <w:lvl w:ilvl="2">
-      <w:start w:val="1"/>
-      <w:numFmt w:val="lowerRoman"/>
-      <w:lvlText w:val="%3."/>
-      <w:lvlJc w:val="right"/>
-      <w:pPr>
-        <w:ind w:left="2160" w:hanging="180"/>
-      </w:pPr>
-      <w:rPr/>
-    </w:lvl>
-    <w:lvl w:ilvl="3">
-      <w:start w:val="1"/>
-      <w:numFmt w:val="decimal"/>
-      <w:lvlText w:val="%4."/>
-      <w:lvlJc w:val="left"/>
-      <w:pPr>
-        <w:ind w:left="2880" w:hanging="360"/>
-      </w:pPr>
-      <w:rPr/>
-    </w:lvl>
-    <w:lvl w:ilvl="4">
-      <w:start w:val="1"/>
-      <w:numFmt w:val="lowerLetter"/>
-      <w:lvlText w:val="%5."/>
-      <w:lvlJc w:val="left"/>
-      <w:pPr>
-        <w:ind w:left="3600" w:hanging="360"/>
-      </w:pPr>
-      <w:rPr/>
-    </w:lvl>
-    <w:lvl w:ilvl="5">
-      <w:start w:val="1"/>
-      <w:numFmt w:val="lowerRoman"/>
-      <w:lvlText w:val="%6."/>
-      <w:lvlJc w:val="right"/>
-      <w:pPr>
-        <w:ind w:left="4320" w:hanging="180"/>
-      </w:pPr>
-      <w:rPr/>
-    </w:lvl>
-    <w:lvl w:ilvl="6">
-      <w:start w:val="1"/>
-      <w:numFmt w:val="decimal"/>
-      <w:lvlText w:val="%7."/>
-      <w:lvlJc w:val="left"/>
-      <w:pPr>
-        <w:ind w:left="5040" w:hanging="360"/>
-      </w:pPr>
-      <w:rPr/>
-    </w:lvl>
-    <w:lvl w:ilvl="7">
-      <w:start w:val="1"/>
-      <w:numFmt w:val="lowerLetter"/>
-      <w:lvlText w:val="%8."/>
-      <w:lvlJc w:val="left"/>
-      <w:pPr>
-        <w:ind w:left="5760" w:hanging="360"/>
-      </w:pPr>
-      <w:rPr/>
-    </w:lvl>
-    <w:lvl w:ilvl="8">
-      <w:start w:val="1"/>
-      <w:numFmt w:val="lowerRoman"/>
-      <w:lvlText w:val="%9."/>
-      <w:lvlJc w:val="right"/>
-      <w:pPr>
-        <w:ind w:left="6480" w:hanging="180"/>
-      </w:pPr>
-      <w:rPr/>
-    </w:lvl>
-  </w:abstractNum>
   <w:num w:numId="1">
     <w:abstractNumId w:val="1"/>
   </w:num>
   <w:num w:numId="2">
     <w:abstractNumId w:val="2"/>
-  </w:num>
-  <w:num w:numId="3">
-    <w:abstractNumId w:val="3"/>
   </w:num>
 </w:numbering>
 </file>
@@ -8355,22 +9734,85 @@
   </w:style>
   <w:style w:type="table" w:styleId="Table15">
     <w:basedOn w:val="TableNormal"/>
-    <w:rPr>
-      <w:sz w:val="22"/>
-      <w:szCs w:val="22"/>
-    </w:rPr>
     <w:tblPr>
       <w:tblStyleRowBandSize w:val="1"/>
       <w:tblStyleColBandSize w:val="1"/>
-      <w:tblCellMar>
-        <w:top w:w="0.0" w:type="dxa"/>
-        <w:left w:w="108.0" w:type="dxa"/>
-        <w:bottom w:w="0.0" w:type="dxa"/>
-        <w:right w:w="108.0" w:type="dxa"/>
-      </w:tblCellMar>
+      <w:tblCellMar/>
     </w:tblPr>
   </w:style>
   <w:style w:type="table" w:styleId="Table16">
+    <w:basedOn w:val="TableNormal"/>
+    <w:tblPr>
+      <w:tblStyleRowBandSize w:val="1"/>
+      <w:tblStyleColBandSize w:val="1"/>
+      <w:tblCellMar/>
+    </w:tblPr>
+  </w:style>
+  <w:style w:type="table" w:styleId="Table17">
+    <w:basedOn w:val="TableNormal"/>
+    <w:tblPr>
+      <w:tblStyleRowBandSize w:val="1"/>
+      <w:tblStyleColBandSize w:val="1"/>
+      <w:tblCellMar/>
+    </w:tblPr>
+  </w:style>
+  <w:style w:type="table" w:styleId="Table18">
+    <w:basedOn w:val="TableNormal"/>
+    <w:tblPr>
+      <w:tblStyleRowBandSize w:val="1"/>
+      <w:tblStyleColBandSize w:val="1"/>
+      <w:tblCellMar/>
+    </w:tblPr>
+  </w:style>
+  <w:style w:type="table" w:styleId="Table19">
+    <w:basedOn w:val="TableNormal"/>
+    <w:tblPr>
+      <w:tblStyleRowBandSize w:val="1"/>
+      <w:tblStyleColBandSize w:val="1"/>
+      <w:tblCellMar/>
+    </w:tblPr>
+  </w:style>
+  <w:style w:type="table" w:styleId="Table20">
+    <w:basedOn w:val="TableNormal"/>
+    <w:tblPr>
+      <w:tblStyleRowBandSize w:val="1"/>
+      <w:tblStyleColBandSize w:val="1"/>
+      <w:tblCellMar/>
+    </w:tblPr>
+  </w:style>
+  <w:style w:type="table" w:styleId="Table21">
+    <w:basedOn w:val="TableNormal"/>
+    <w:tblPr>
+      <w:tblStyleRowBandSize w:val="1"/>
+      <w:tblStyleColBandSize w:val="1"/>
+      <w:tblCellMar/>
+    </w:tblPr>
+  </w:style>
+  <w:style w:type="table" w:styleId="Table22">
+    <w:basedOn w:val="TableNormal"/>
+    <w:tblPr>
+      <w:tblStyleRowBandSize w:val="1"/>
+      <w:tblStyleColBandSize w:val="1"/>
+      <w:tblCellMar/>
+    </w:tblPr>
+  </w:style>
+  <w:style w:type="table" w:styleId="Table23">
+    <w:basedOn w:val="TableNormal"/>
+    <w:tblPr>
+      <w:tblStyleRowBandSize w:val="1"/>
+      <w:tblStyleColBandSize w:val="1"/>
+      <w:tblCellMar/>
+    </w:tblPr>
+  </w:style>
+  <w:style w:type="table" w:styleId="Table24">
+    <w:basedOn w:val="TableNormal"/>
+    <w:tblPr>
+      <w:tblStyleRowBandSize w:val="1"/>
+      <w:tblStyleColBandSize w:val="1"/>
+      <w:tblCellMar/>
+    </w:tblPr>
+  </w:style>
+  <w:style w:type="table" w:styleId="Table25">
     <w:basedOn w:val="TableNormal"/>
     <w:rPr>
       <w:sz w:val="22"/>
@@ -8387,7 +9829,7 @@
       </w:tblCellMar>
     </w:tblPr>
   </w:style>
-  <w:style w:type="table" w:styleId="Table17">
+  <w:style w:type="table" w:styleId="Table26">
     <w:basedOn w:val="TableNormal"/>
     <w:rPr>
       <w:sz w:val="22"/>
